--- a/docs/website_content/My Solutionz - Website content.docx
+++ b/docs/website_content/My Solutionz - Website content.docx
@@ -7,7 +7,7 @@
         <w:spacing w:before="100" w:beforeAutospacing="1" w:after="100" w:afterAutospacing="1" w:line="240" w:lineRule="auto"/>
         <w:outlineLvl w:val="1"/>
         <w:rPr>
-          <w:rFonts w:ascii="Times New Roman" w:eastAsia="Times New Roman" w:hAnsi="Times New Roman" w:cs="Times New Roman"/>
+          <w:rFonts w:ascii="Arial" w:eastAsia="Times New Roman" w:hAnsi="Arial" w:cs="Arial"/>
           <w:b/>
           <w:bCs/>
           <w:sz w:val="36"/>
@@ -16,7 +16,7 @@
       </w:pPr>
       <w:r>
         <w:rPr>
-          <w:rFonts w:ascii="Times New Roman" w:eastAsia="Times New Roman" w:hAnsi="Times New Roman" w:cs="Times New Roman"/>
+          <w:rFonts w:ascii="Arial" w:eastAsia="Times New Roman" w:hAnsi="Arial" w:cs="Arial"/>
           <w:b/>
           <w:bCs/>
           <w:sz w:val="36"/>
@@ -26,7 +26,7 @@
       </w:r>
       <w:r>
         <w:rPr>
-          <w:rFonts w:ascii="Times New Roman" w:eastAsia="Times New Roman" w:hAnsi="Times New Roman" w:cs="Times New Roman"/>
+          <w:rFonts w:ascii="Arial" w:eastAsia="Times New Roman" w:hAnsi="Arial" w:cs="Arial"/>
           <w:b/>
           <w:bCs/>
           <w:sz w:val="36"/>
@@ -36,7 +36,7 @@
       </w:r>
       <w:r>
         <w:rPr>
-          <w:rFonts w:ascii="Times New Roman" w:eastAsia="Times New Roman" w:hAnsi="Times New Roman" w:cs="Times New Roman"/>
+          <w:rFonts w:ascii="Arial" w:eastAsia="Times New Roman" w:hAnsi="Arial" w:cs="Arial"/>
           <w:b/>
           <w:bCs/>
           <w:sz w:val="36"/>
@@ -46,7 +46,7 @@
       </w:r>
       <w:r>
         <w:rPr>
-          <w:rFonts w:ascii="Times New Roman" w:eastAsia="Times New Roman" w:hAnsi="Times New Roman" w:cs="Times New Roman"/>
+          <w:rFonts w:ascii="Arial" w:eastAsia="Times New Roman" w:hAnsi="Arial" w:cs="Arial"/>
           <w:b/>
           <w:bCs/>
           <w:sz w:val="36"/>
@@ -59,71 +59,120 @@
     <w:p>
       <w:pPr>
         <w:pStyle w:val="Heading2"/>
-      </w:pPr>
-      <w:r>
-        <w:rPr>
+        <w:rPr>
+          <w:rFonts w:ascii="Arial" w:hAnsi="Arial" w:cs="Arial"/>
+        </w:rPr>
+      </w:pPr>
+      <w:r>
+        <w:rPr>
+          <w:rFonts w:ascii="Arial" w:hAnsi="Arial" w:cs="Arial"/>
           <w:b w:val="0"/>
           <w:bCs w:val="0"/>
         </w:rPr>
         <w:br/>
       </w:r>
       <w:r>
+        <w:rPr>
+          <w:rFonts w:ascii="Arial" w:hAnsi="Arial" w:cs="Arial"/>
+        </w:rPr>
         <w:t>About Us</w:t>
       </w:r>
     </w:p>
     <w:p>
       <w:pPr>
         <w:pStyle w:val="Heading3"/>
-      </w:pPr>
-      <w:r>
+        <w:rPr>
+          <w:rFonts w:ascii="Arial" w:hAnsi="Arial" w:cs="Arial"/>
+        </w:rPr>
+      </w:pPr>
+      <w:r>
+        <w:rPr>
+          <w:rFonts w:ascii="Arial" w:hAnsi="Arial" w:cs="Arial"/>
+        </w:rPr>
         <w:t>Your Business Growth Is Our Business</w:t>
       </w:r>
     </w:p>
     <w:p>
       <w:pPr>
         <w:pStyle w:val="NormalWeb"/>
-      </w:pPr>
-      <w:r>
+        <w:rPr>
+          <w:rFonts w:ascii="Arial" w:hAnsi="Arial" w:cs="Arial"/>
+        </w:rPr>
+      </w:pPr>
+      <w:r>
+        <w:rPr>
+          <w:rFonts w:ascii="Arial" w:hAnsi="Arial" w:cs="Arial"/>
+        </w:rPr>
         <w:t>At My Solutionz, we help businesses compete for new opportunities through professional tender writing, bid management and business support services. With over 10 years of business development experience behind us, we understand the importance of securing the right contracts and presenting a business's capabilities in a way that gives buyers confidence.</w:t>
       </w:r>
     </w:p>
     <w:p>
       <w:pPr>
         <w:pStyle w:val="NormalWeb"/>
-      </w:pPr>
-      <w:r>
+        <w:rPr>
+          <w:rFonts w:ascii="Arial" w:hAnsi="Arial" w:cs="Arial"/>
+        </w:rPr>
+      </w:pPr>
+      <w:r>
+        <w:rPr>
+          <w:rFonts w:ascii="Arial" w:hAnsi="Arial" w:cs="Arial"/>
+        </w:rPr>
         <w:t xml:space="preserve">We work with businesses across a wide range of sectors, including healthcare and social care, transport, cleaning, education and training, security, facilities management and building maintenance. From businesses submitting their first tender to established </w:t>
       </w:r>
       <w:proofErr w:type="spellStart"/>
       <w:r>
+        <w:rPr>
+          <w:rFonts w:ascii="Arial" w:hAnsi="Arial" w:cs="Arial"/>
+        </w:rPr>
         <w:t>organisations</w:t>
       </w:r>
       <w:proofErr w:type="spellEnd"/>
       <w:r>
+        <w:rPr>
+          <w:rFonts w:ascii="Arial" w:hAnsi="Arial" w:cs="Arial"/>
+        </w:rPr>
         <w:t xml:space="preserve"> competing for major public and private sector contracts, we provide the expertise and support needed throughout the bidding process.</w:t>
       </w:r>
     </w:p>
     <w:p>
       <w:pPr>
         <w:pStyle w:val="NormalWeb"/>
-      </w:pPr>
-      <w:r>
+        <w:rPr>
+          <w:rFonts w:ascii="Arial" w:hAnsi="Arial" w:cs="Arial"/>
+        </w:rPr>
+      </w:pPr>
+      <w:r>
+        <w:rPr>
+          <w:rFonts w:ascii="Arial" w:hAnsi="Arial" w:cs="Arial"/>
+        </w:rPr>
         <w:t>Our approach is straightforward. We take the time to understand our clients, their services, operational strengths and commercial objectives before developing tender responses that reflect what they can genuinely deliver. We pay close attention to procurement requirements, evaluation criteria and supporting evidence, because a competitive submission needs substance as well as clear writing.</w:t>
       </w:r>
     </w:p>
     <w:p>
       <w:pPr>
         <w:pStyle w:val="NormalWeb"/>
-      </w:pPr>
-      <w:r>
+        <w:rPr>
+          <w:rFonts w:ascii="Arial" w:hAnsi="Arial" w:cs="Arial"/>
+        </w:rPr>
+      </w:pPr>
+      <w:r>
+        <w:rPr>
+          <w:rFonts w:ascii="Arial" w:hAnsi="Arial" w:cs="Arial"/>
+        </w:rPr>
         <w:t>Beyond tender writing, our services extend to digital presence solutions and virtual assistance, allowing us to support businesses with other important aspects of their operations.</w:t>
       </w:r>
     </w:p>
     <w:p>
       <w:pPr>
         <w:pStyle w:val="NormalWeb"/>
-      </w:pPr>
-      <w:r>
+        <w:rPr>
+          <w:rFonts w:ascii="Arial" w:hAnsi="Arial" w:cs="Arial"/>
+        </w:rPr>
+      </w:pPr>
+      <w:r>
+        <w:rPr>
+          <w:rFonts w:ascii="Arial" w:hAnsi="Arial" w:cs="Arial"/>
+        </w:rPr>
         <w:t>At the heart of My Solutionz is a commitment to building lasting client relationships through dependable service, practical advice and a genuine interest in the businesses we work with. We see ourselves not simply as external tender writers, but as a professional partner invested in helping our clients pursue opportunities and achieve their business goals.</w:t>
       </w:r>
     </w:p>
@@ -132,7 +181,7 @@
         <w:spacing w:before="100" w:beforeAutospacing="1" w:after="100" w:afterAutospacing="1" w:line="240" w:lineRule="auto"/>
         <w:outlineLvl w:val="1"/>
         <w:rPr>
-          <w:rFonts w:ascii="Times New Roman" w:eastAsia="Times New Roman" w:hAnsi="Times New Roman" w:cs="Times New Roman"/>
+          <w:rFonts w:ascii="Arial" w:eastAsia="Times New Roman" w:hAnsi="Arial" w:cs="Arial"/>
           <w:b/>
           <w:bCs/>
           <w:sz w:val="36"/>
@@ -141,7 +190,7 @@
       </w:pPr>
       <w:r>
         <w:rPr>
-          <w:rFonts w:ascii="Times New Roman" w:eastAsia="Times New Roman" w:hAnsi="Times New Roman" w:cs="Times New Roman"/>
+          <w:rFonts w:ascii="Arial" w:eastAsia="Times New Roman" w:hAnsi="Arial" w:cs="Arial"/>
           <w:b/>
           <w:bCs/>
           <w:sz w:val="36"/>
@@ -155,7 +204,7 @@
         <w:spacing w:before="100" w:beforeAutospacing="1" w:after="100" w:afterAutospacing="1" w:line="240" w:lineRule="auto"/>
         <w:outlineLvl w:val="1"/>
         <w:rPr>
-          <w:rFonts w:ascii="Times New Roman" w:eastAsia="Times New Roman" w:hAnsi="Times New Roman" w:cs="Times New Roman"/>
+          <w:rFonts w:ascii="Arial" w:eastAsia="Times New Roman" w:hAnsi="Arial" w:cs="Arial"/>
           <w:b/>
           <w:bCs/>
           <w:sz w:val="36"/>
@@ -164,7 +213,7 @@
       </w:pPr>
       <w:r>
         <w:rPr>
-          <w:rFonts w:ascii="Times New Roman" w:eastAsia="Times New Roman" w:hAnsi="Times New Roman" w:cs="Times New Roman"/>
+          <w:rFonts w:ascii="Arial" w:eastAsia="Times New Roman" w:hAnsi="Arial" w:cs="Arial"/>
           <w:b/>
           <w:bCs/>
           <w:sz w:val="36"/>
@@ -178,7 +227,7 @@
         <w:spacing w:before="100" w:beforeAutospacing="1" w:after="100" w:afterAutospacing="1" w:line="240" w:lineRule="auto"/>
         <w:outlineLvl w:val="2"/>
         <w:rPr>
-          <w:rFonts w:ascii="Times New Roman" w:eastAsia="Times New Roman" w:hAnsi="Times New Roman" w:cs="Times New Roman"/>
+          <w:rFonts w:ascii="Arial" w:eastAsia="Times New Roman" w:hAnsi="Arial" w:cs="Arial"/>
           <w:b/>
           <w:bCs/>
           <w:sz w:val="27"/>
@@ -187,7 +236,7 @@
       </w:pPr>
       <w:r>
         <w:rPr>
-          <w:rFonts w:ascii="Times New Roman" w:eastAsia="Times New Roman" w:hAnsi="Times New Roman" w:cs="Times New Roman"/>
+          <w:rFonts w:ascii="Arial" w:eastAsia="Times New Roman" w:hAnsi="Arial" w:cs="Arial"/>
           <w:b/>
           <w:bCs/>
           <w:sz w:val="27"/>
@@ -200,17 +249,18 @@
       <w:pPr>
         <w:spacing w:before="100" w:beforeAutospacing="1" w:after="100" w:afterAutospacing="1" w:line="240" w:lineRule="auto"/>
         <w:rPr>
-          <w:rFonts w:ascii="Times New Roman" w:eastAsia="Times New Roman" w:hAnsi="Times New Roman" w:cs="Times New Roman"/>
+          <w:rFonts w:ascii="Arial" w:eastAsia="Times New Roman" w:hAnsi="Arial" w:cs="Arial"/>
           <w:sz w:val="24"/>
           <w:szCs w:val="24"/>
         </w:rPr>
       </w:pPr>
       <w:r>
         <w:rPr>
-          <w:rFonts w:ascii="Times New Roman" w:eastAsia="Times New Roman" w:hAnsi="Times New Roman" w:cs="Times New Roman"/>
+          <w:rFonts w:ascii="Arial" w:eastAsia="Times New Roman" w:hAnsi="Arial" w:cs="Arial"/>
           <w:sz w:val="24"/>
           <w:szCs w:val="24"/>
         </w:rPr>
+        <w:lastRenderedPageBreak/>
         <w:t>My Solutionz was founded with a clear purpose: to help businesses compete for contracts and create opportunities for long-term growth.</w:t>
       </w:r>
     </w:p>
@@ -218,24 +268,23 @@
       <w:pPr>
         <w:spacing w:before="100" w:beforeAutospacing="1" w:after="100" w:afterAutospacing="1" w:line="240" w:lineRule="auto"/>
         <w:rPr>
-          <w:rFonts w:ascii="Times New Roman" w:eastAsia="Times New Roman" w:hAnsi="Times New Roman" w:cs="Times New Roman"/>
+          <w:rFonts w:ascii="Arial" w:eastAsia="Times New Roman" w:hAnsi="Arial" w:cs="Arial"/>
           <w:sz w:val="24"/>
           <w:szCs w:val="24"/>
         </w:rPr>
       </w:pPr>
       <w:r>
         <w:rPr>
-          <w:rFonts w:ascii="Times New Roman" w:eastAsia="Times New Roman" w:hAnsi="Times New Roman" w:cs="Times New Roman"/>
+          <w:rFonts w:ascii="Arial" w:eastAsia="Times New Roman" w:hAnsi="Arial" w:cs="Arial"/>
           <w:sz w:val="24"/>
           <w:szCs w:val="24"/>
         </w:rPr>
-        <w:lastRenderedPageBreak/>
         <w:t xml:space="preserve">With over 16 years of experience in business development, we understand what it takes to grow a business and the challenges that come with securing new contracts. We have seen capable </w:t>
       </w:r>
       <w:proofErr w:type="spellStart"/>
       <w:r>
         <w:rPr>
-          <w:rFonts w:ascii="Times New Roman" w:eastAsia="Times New Roman" w:hAnsi="Times New Roman" w:cs="Times New Roman"/>
+          <w:rFonts w:ascii="Arial" w:eastAsia="Times New Roman" w:hAnsi="Arial" w:cs="Arial"/>
           <w:sz w:val="24"/>
           <w:szCs w:val="24"/>
         </w:rPr>
@@ -244,7 +293,7 @@
       <w:proofErr w:type="spellEnd"/>
       <w:r>
         <w:rPr>
-          <w:rFonts w:ascii="Times New Roman" w:eastAsia="Times New Roman" w:hAnsi="Times New Roman" w:cs="Times New Roman"/>
+          <w:rFonts w:ascii="Arial" w:eastAsia="Times New Roman" w:hAnsi="Arial" w:cs="Arial"/>
           <w:sz w:val="24"/>
           <w:szCs w:val="24"/>
         </w:rPr>
@@ -255,14 +304,14 @@
       <w:pPr>
         <w:spacing w:before="100" w:beforeAutospacing="1" w:after="100" w:afterAutospacing="1" w:line="240" w:lineRule="auto"/>
         <w:rPr>
-          <w:rFonts w:ascii="Times New Roman" w:eastAsia="Times New Roman" w:hAnsi="Times New Roman" w:cs="Times New Roman"/>
+          <w:rFonts w:ascii="Arial" w:eastAsia="Times New Roman" w:hAnsi="Arial" w:cs="Arial"/>
           <w:sz w:val="24"/>
           <w:szCs w:val="24"/>
         </w:rPr>
       </w:pPr>
       <w:r>
         <w:rPr>
-          <w:rFonts w:ascii="Times New Roman" w:eastAsia="Times New Roman" w:hAnsi="Times New Roman" w:cs="Times New Roman"/>
+          <w:rFonts w:ascii="Arial" w:eastAsia="Times New Roman" w:hAnsi="Arial" w:cs="Arial"/>
           <w:sz w:val="24"/>
           <w:szCs w:val="24"/>
         </w:rPr>
@@ -273,14 +322,14 @@
       <w:pPr>
         <w:spacing w:before="100" w:beforeAutospacing="1" w:after="100" w:afterAutospacing="1" w:line="240" w:lineRule="auto"/>
         <w:rPr>
-          <w:rFonts w:ascii="Times New Roman" w:eastAsia="Times New Roman" w:hAnsi="Times New Roman" w:cs="Times New Roman"/>
+          <w:rFonts w:ascii="Arial" w:eastAsia="Times New Roman" w:hAnsi="Arial" w:cs="Arial"/>
           <w:sz w:val="24"/>
           <w:szCs w:val="24"/>
         </w:rPr>
       </w:pPr>
       <w:r>
         <w:rPr>
-          <w:rFonts w:ascii="Times New Roman" w:eastAsia="Times New Roman" w:hAnsi="Times New Roman" w:cs="Times New Roman"/>
+          <w:rFonts w:ascii="Arial" w:eastAsia="Times New Roman" w:hAnsi="Arial" w:cs="Arial"/>
           <w:sz w:val="24"/>
           <w:szCs w:val="24"/>
         </w:rPr>
@@ -289,7 +338,7 @@
       <w:proofErr w:type="spellStart"/>
       <w:r>
         <w:rPr>
-          <w:rFonts w:ascii="Times New Roman" w:eastAsia="Times New Roman" w:hAnsi="Times New Roman" w:cs="Times New Roman"/>
+          <w:rFonts w:ascii="Arial" w:eastAsia="Times New Roman" w:hAnsi="Arial" w:cs="Arial"/>
           <w:sz w:val="24"/>
           <w:szCs w:val="24"/>
         </w:rPr>
@@ -298,7 +347,7 @@
       <w:proofErr w:type="spellEnd"/>
       <w:r>
         <w:rPr>
-          <w:rFonts w:ascii="Times New Roman" w:eastAsia="Times New Roman" w:hAnsi="Times New Roman" w:cs="Times New Roman"/>
+          <w:rFonts w:ascii="Arial" w:eastAsia="Times New Roman" w:hAnsi="Arial" w:cs="Arial"/>
           <w:sz w:val="24"/>
           <w:szCs w:val="24"/>
         </w:rPr>
@@ -309,14 +358,14 @@
       <w:pPr>
         <w:spacing w:before="100" w:beforeAutospacing="1" w:after="100" w:afterAutospacing="1" w:line="240" w:lineRule="auto"/>
         <w:rPr>
-          <w:rFonts w:ascii="Times New Roman" w:eastAsia="Times New Roman" w:hAnsi="Times New Roman" w:cs="Times New Roman"/>
+          <w:rFonts w:ascii="Arial" w:eastAsia="Times New Roman" w:hAnsi="Arial" w:cs="Arial"/>
           <w:sz w:val="24"/>
           <w:szCs w:val="24"/>
         </w:rPr>
       </w:pPr>
       <w:r>
         <w:rPr>
-          <w:rFonts w:ascii="Times New Roman" w:eastAsia="Times New Roman" w:hAnsi="Times New Roman" w:cs="Times New Roman"/>
+          <w:rFonts w:ascii="Arial" w:eastAsia="Times New Roman" w:hAnsi="Arial" w:cs="Arial"/>
           <w:sz w:val="24"/>
           <w:szCs w:val="24"/>
         </w:rPr>
@@ -327,14 +376,14 @@
       <w:pPr>
         <w:spacing w:before="100" w:beforeAutospacing="1" w:after="100" w:afterAutospacing="1" w:line="240" w:lineRule="auto"/>
         <w:rPr>
-          <w:rFonts w:ascii="Times New Roman" w:eastAsia="Times New Roman" w:hAnsi="Times New Roman" w:cs="Times New Roman"/>
+          <w:rFonts w:ascii="Arial" w:eastAsia="Times New Roman" w:hAnsi="Arial" w:cs="Arial"/>
           <w:sz w:val="24"/>
           <w:szCs w:val="24"/>
         </w:rPr>
       </w:pPr>
       <w:r>
         <w:rPr>
-          <w:rFonts w:ascii="Times New Roman" w:eastAsia="Times New Roman" w:hAnsi="Times New Roman" w:cs="Times New Roman"/>
+          <w:rFonts w:ascii="Arial" w:eastAsia="Times New Roman" w:hAnsi="Arial" w:cs="Arial"/>
           <w:sz w:val="24"/>
           <w:szCs w:val="24"/>
         </w:rPr>
@@ -343,7 +392,7 @@
       <w:proofErr w:type="spellStart"/>
       <w:r>
         <w:rPr>
-          <w:rFonts w:ascii="Times New Roman" w:eastAsia="Times New Roman" w:hAnsi="Times New Roman" w:cs="Times New Roman"/>
+          <w:rFonts w:ascii="Arial" w:eastAsia="Times New Roman" w:hAnsi="Arial" w:cs="Arial"/>
           <w:sz w:val="24"/>
           <w:szCs w:val="24"/>
         </w:rPr>
@@ -352,7 +401,7 @@
       <w:proofErr w:type="spellEnd"/>
       <w:r>
         <w:rPr>
-          <w:rFonts w:ascii="Times New Roman" w:eastAsia="Times New Roman" w:hAnsi="Times New Roman" w:cs="Times New Roman"/>
+          <w:rFonts w:ascii="Arial" w:eastAsia="Times New Roman" w:hAnsi="Arial" w:cs="Arial"/>
           <w:sz w:val="24"/>
           <w:szCs w:val="24"/>
         </w:rPr>
@@ -363,14 +412,14 @@
       <w:pPr>
         <w:spacing w:before="100" w:beforeAutospacing="1" w:after="100" w:afterAutospacing="1" w:line="240" w:lineRule="auto"/>
         <w:rPr>
-          <w:rFonts w:ascii="Times New Roman" w:eastAsia="Times New Roman" w:hAnsi="Times New Roman" w:cs="Times New Roman"/>
+          <w:rFonts w:ascii="Arial" w:eastAsia="Times New Roman" w:hAnsi="Arial" w:cs="Arial"/>
           <w:sz w:val="24"/>
           <w:szCs w:val="24"/>
         </w:rPr>
       </w:pPr>
       <w:r>
         <w:rPr>
-          <w:rFonts w:ascii="Times New Roman" w:eastAsia="Times New Roman" w:hAnsi="Times New Roman" w:cs="Times New Roman"/>
+          <w:rFonts w:ascii="Arial" w:eastAsia="Times New Roman" w:hAnsi="Arial" w:cs="Arial"/>
           <w:sz w:val="24"/>
           <w:szCs w:val="24"/>
         </w:rPr>
@@ -379,7 +428,7 @@
       <w:proofErr w:type="spellStart"/>
       <w:r>
         <w:rPr>
-          <w:rFonts w:ascii="Times New Roman" w:eastAsia="Times New Roman" w:hAnsi="Times New Roman" w:cs="Times New Roman"/>
+          <w:rFonts w:ascii="Arial" w:eastAsia="Times New Roman" w:hAnsi="Arial" w:cs="Arial"/>
           <w:sz w:val="24"/>
           <w:szCs w:val="24"/>
         </w:rPr>
@@ -388,7 +437,7 @@
       <w:proofErr w:type="spellEnd"/>
       <w:r>
         <w:rPr>
-          <w:rFonts w:ascii="Times New Roman" w:eastAsia="Times New Roman" w:hAnsi="Times New Roman" w:cs="Times New Roman"/>
+          <w:rFonts w:ascii="Arial" w:eastAsia="Times New Roman" w:hAnsi="Arial" w:cs="Arial"/>
           <w:sz w:val="24"/>
           <w:szCs w:val="24"/>
         </w:rPr>
@@ -399,14 +448,14 @@
       <w:pPr>
         <w:spacing w:before="100" w:beforeAutospacing="1" w:after="100" w:afterAutospacing="1" w:line="240" w:lineRule="auto"/>
         <w:rPr>
-          <w:rFonts w:ascii="Times New Roman" w:eastAsia="Times New Roman" w:hAnsi="Times New Roman" w:cs="Times New Roman"/>
+          <w:rFonts w:ascii="Arial" w:eastAsia="Times New Roman" w:hAnsi="Arial" w:cs="Arial"/>
           <w:sz w:val="24"/>
           <w:szCs w:val="24"/>
         </w:rPr>
       </w:pPr>
       <w:r>
         <w:rPr>
-          <w:rFonts w:ascii="Times New Roman" w:eastAsia="Times New Roman" w:hAnsi="Times New Roman" w:cs="Times New Roman"/>
+          <w:rFonts w:ascii="Arial" w:eastAsia="Times New Roman" w:hAnsi="Arial" w:cs="Arial"/>
           <w:sz w:val="24"/>
           <w:szCs w:val="24"/>
         </w:rPr>
@@ -417,14 +466,14 @@
       <w:pPr>
         <w:spacing w:before="100" w:beforeAutospacing="1" w:after="100" w:afterAutospacing="1" w:line="240" w:lineRule="auto"/>
         <w:rPr>
-          <w:rFonts w:ascii="Times New Roman" w:eastAsia="Times New Roman" w:hAnsi="Times New Roman" w:cs="Times New Roman"/>
+          <w:rFonts w:ascii="Arial" w:eastAsia="Times New Roman" w:hAnsi="Arial" w:cs="Arial"/>
           <w:sz w:val="24"/>
           <w:szCs w:val="24"/>
         </w:rPr>
       </w:pPr>
       <w:r>
         <w:rPr>
-          <w:rFonts w:ascii="Times New Roman" w:eastAsia="Times New Roman" w:hAnsi="Times New Roman" w:cs="Times New Roman"/>
+          <w:rFonts w:ascii="Arial" w:eastAsia="Times New Roman" w:hAnsi="Arial" w:cs="Arial"/>
           <w:b/>
           <w:bCs/>
           <w:sz w:val="24"/>
@@ -433,186 +482,1989 @@
         <w:t>For us, every tender represents more than a submission deadline. It represents an opportunity for a business to move forward, and we take our role in that process seriously.</w:t>
       </w:r>
     </w:p>
-    <w:p/>
+    <w:p>
+      <w:pPr>
+        <w:rPr>
+          <w:rFonts w:ascii="Arial" w:hAnsi="Arial" w:cs="Arial"/>
+        </w:rPr>
+      </w:pPr>
+    </w:p>
     <w:p>
       <w:pPr>
         <w:pStyle w:val="Heading2"/>
-      </w:pPr>
-      <w:r>
+        <w:rPr>
+          <w:rFonts w:ascii="Arial" w:hAnsi="Arial" w:cs="Arial"/>
+        </w:rPr>
+      </w:pPr>
+      <w:r>
+        <w:rPr>
+          <w:rFonts w:ascii="Arial" w:hAnsi="Arial" w:cs="Arial"/>
+        </w:rPr>
+        <w:lastRenderedPageBreak/>
         <w:t>Our Approach</w:t>
       </w:r>
     </w:p>
     <w:p>
       <w:pPr>
         <w:pStyle w:val="Heading3"/>
-      </w:pPr>
-      <w:r>
+        <w:rPr>
+          <w:rFonts w:ascii="Arial" w:hAnsi="Arial" w:cs="Arial"/>
+        </w:rPr>
+      </w:pPr>
+      <w:r>
+        <w:rPr>
+          <w:rFonts w:ascii="Arial" w:hAnsi="Arial" w:cs="Arial"/>
+        </w:rPr>
         <w:t>A Practical, Strategic Approach to Tender Writing and Bid Management</w:t>
       </w:r>
     </w:p>
     <w:p>
       <w:pPr>
         <w:pStyle w:val="NormalWeb"/>
-      </w:pPr>
-      <w:r>
-        <w:t xml:space="preserve">At My Solutionz, we believe a strong tender submission starts with a thorough understanding of the business behind it. Every contract has different requirements, and every client brings their </w:t>
-      </w:r>
-      <w:r>
+        <w:rPr>
+          <w:rFonts w:ascii="Arial" w:hAnsi="Arial" w:cs="Arial"/>
+        </w:rPr>
+      </w:pPr>
+      <w:r>
+        <w:rPr>
+          <w:rFonts w:ascii="Arial" w:hAnsi="Arial" w:cs="Arial"/>
+        </w:rPr>
+        <w:t>At My Solutionz, we believe a strong tender submission starts with a thorough understanding of the business behind it. Every contract has different requirements, and every client brings their own experience, capabilities and strengths. Our approach to tender writing and bid management focuses on bringing these elements together to develop clear, compliant and competitive bids.</w:t>
+      </w:r>
+    </w:p>
+    <w:p>
+      <w:pPr>
+        <w:pStyle w:val="NormalWeb"/>
+        <w:rPr>
+          <w:rFonts w:ascii="Arial" w:hAnsi="Arial" w:cs="Arial"/>
+        </w:rPr>
+      </w:pPr>
+      <w:r>
+        <w:rPr>
+          <w:rFonts w:ascii="Arial" w:hAnsi="Arial" w:cs="Arial"/>
+        </w:rPr>
+        <w:t>We combine practical business knowledge, sector-specific expertise and a structured bid management process to support our clients from the initial tender assessment through to final submission. Rather than relying on standard templates or broad claims, we build each response around the buyer's requirements, relevant supporting evidence and the client's ability to deliver.</w:t>
+      </w:r>
+    </w:p>
+    <w:p>
+      <w:pPr>
+        <w:pStyle w:val="Heading3"/>
+        <w:rPr>
+          <w:rFonts w:ascii="Arial" w:hAnsi="Arial" w:cs="Arial"/>
+        </w:rPr>
+      </w:pPr>
+      <w:r>
+        <w:rPr>
+          <w:rFonts w:ascii="Arial" w:hAnsi="Arial" w:cs="Arial"/>
+        </w:rPr>
+        <w:t>01. Understanding Your Business</w:t>
+      </w:r>
+    </w:p>
+    <w:p>
+      <w:pPr>
+        <w:pStyle w:val="NormalWeb"/>
+        <w:rPr>
+          <w:rFonts w:ascii="Arial" w:hAnsi="Arial" w:cs="Arial"/>
+        </w:rPr>
+      </w:pPr>
+      <w:r>
+        <w:rPr>
+          <w:rFonts w:ascii="Arial" w:hAnsi="Arial" w:cs="Arial"/>
+        </w:rPr>
+        <w:t xml:space="preserve">Before beginning any tender response, we take time to understand your </w:t>
+      </w:r>
+      <w:proofErr w:type="spellStart"/>
+      <w:r>
+        <w:rPr>
+          <w:rFonts w:ascii="Arial" w:hAnsi="Arial" w:cs="Arial"/>
+        </w:rPr>
+        <w:t>organisation</w:t>
+      </w:r>
+      <w:proofErr w:type="spellEnd"/>
+      <w:r>
+        <w:rPr>
+          <w:rFonts w:ascii="Arial" w:hAnsi="Arial" w:cs="Arial"/>
+        </w:rPr>
+        <w:t>, services, operational processes, workforce, experience and commercial objectives. This allows us to identify your competitive strengths and gather the information needed to present your business accurately.</w:t>
+      </w:r>
+    </w:p>
+    <w:p>
+      <w:pPr>
+        <w:pStyle w:val="NormalWeb"/>
+        <w:rPr>
+          <w:rFonts w:ascii="Arial" w:hAnsi="Arial" w:cs="Arial"/>
+        </w:rPr>
+      </w:pPr>
+      <w:r>
+        <w:rPr>
+          <w:rFonts w:ascii="Arial" w:hAnsi="Arial" w:cs="Arial"/>
+        </w:rPr>
+        <w:t>Whether you operate in healthcare, transport, cleaning, security, education or facilities management, we approach each tender with an understanding of the particular standards and expectations within your sector.</w:t>
+      </w:r>
+    </w:p>
+    <w:p>
+      <w:pPr>
+        <w:pStyle w:val="Heading3"/>
+        <w:rPr>
+          <w:rFonts w:ascii="Arial" w:hAnsi="Arial" w:cs="Arial"/>
+        </w:rPr>
+      </w:pPr>
+      <w:r>
+        <w:rPr>
+          <w:rFonts w:ascii="Arial" w:hAnsi="Arial" w:cs="Arial"/>
+        </w:rPr>
+        <w:t>02. Tender Analysis &amp; Bid Strategy</w:t>
+      </w:r>
+    </w:p>
+    <w:p>
+      <w:pPr>
+        <w:pStyle w:val="NormalWeb"/>
+        <w:rPr>
+          <w:rFonts w:ascii="Arial" w:hAnsi="Arial" w:cs="Arial"/>
+        </w:rPr>
+      </w:pPr>
+      <w:r>
+        <w:rPr>
+          <w:rFonts w:ascii="Arial" w:hAnsi="Arial" w:cs="Arial"/>
+        </w:rPr>
+        <w:t>We carefully review the invitation to tender (ITT), service specification, evaluation criteria, contractual requirements and submission instructions. This helps us identify mandatory requirements, potential risks, scoring priorities and areas where your business can demonstrate added value.</w:t>
+      </w:r>
+    </w:p>
+    <w:p>
+      <w:pPr>
+        <w:pStyle w:val="NormalWeb"/>
+        <w:rPr>
+          <w:rFonts w:ascii="Arial" w:hAnsi="Arial" w:cs="Arial"/>
+        </w:rPr>
+      </w:pPr>
+      <w:r>
+        <w:rPr>
+          <w:rFonts w:ascii="Arial" w:hAnsi="Arial" w:cs="Arial"/>
+        </w:rPr>
+        <w:t>Using these findings, we develop a clear bid strategy, establish response priorities and plan how best to address the contracting authority's expectations.</w:t>
+      </w:r>
+    </w:p>
+    <w:p>
+      <w:pPr>
+        <w:pStyle w:val="Heading3"/>
+        <w:rPr>
+          <w:rFonts w:ascii="Arial" w:hAnsi="Arial" w:cs="Arial"/>
+        </w:rPr>
+      </w:pPr>
+      <w:r>
+        <w:rPr>
+          <w:rFonts w:ascii="Arial" w:hAnsi="Arial" w:cs="Arial"/>
+        </w:rPr>
+        <w:t>03. Evidence-Led Tender Writing</w:t>
+      </w:r>
+    </w:p>
+    <w:p>
+      <w:pPr>
+        <w:pStyle w:val="NormalWeb"/>
+        <w:rPr>
+          <w:rFonts w:ascii="Arial" w:hAnsi="Arial" w:cs="Arial"/>
+        </w:rPr>
+      </w:pPr>
+      <w:r>
+        <w:rPr>
+          <w:rFonts w:ascii="Arial" w:hAnsi="Arial" w:cs="Arial"/>
+        </w:rPr>
+        <w:t>Our professional tender writers develop responses that are specific to your business and the contract you are pursuing. We focus on explaining how your services will be delivered, the resources available, how quality will be monitored and how contractual outcomes will be achieved.</w:t>
+      </w:r>
+    </w:p>
+    <w:p>
+      <w:pPr>
+        <w:pStyle w:val="NormalWeb"/>
+        <w:rPr>
+          <w:rFonts w:ascii="Arial" w:hAnsi="Arial" w:cs="Arial"/>
+        </w:rPr>
+      </w:pPr>
+      <w:r>
+        <w:rPr>
+          <w:rFonts w:ascii="Arial" w:hAnsi="Arial" w:cs="Arial"/>
+        </w:rPr>
         <w:lastRenderedPageBreak/>
-        <w:t>own experience, capabilities and strengths. Our approach to tender writing and bid management focuses on bringing these elements together to develop clear, compliant and competitive bids.</w:t>
-      </w:r>
-    </w:p>
-    <w:p>
-      <w:pPr>
-        <w:pStyle w:val="NormalWeb"/>
-      </w:pPr>
-      <w:r>
-        <w:t>We combine practical business knowledge, sector-specific expertise and a structured bid management process to support our clients from the initial tender assessment through to final submission. Rather than relying on standard templates or broad claims, we build each response around the buyer's requirements, relevant supporting evidence and the client's ability to deliver.</w:t>
+        <w:t>We draw on relevant operational evidence, previous contract experience, policies and working practices to produce persuasive, well-structured responses that directly address the evaluation questions.</w:t>
       </w:r>
     </w:p>
     <w:p>
       <w:pPr>
         <w:pStyle w:val="Heading3"/>
-      </w:pPr>
-      <w:r>
-        <w:t>01. Understanding Your Business</w:t>
-      </w:r>
-    </w:p>
-    <w:p>
-      <w:pPr>
-        <w:pStyle w:val="NormalWeb"/>
-      </w:pPr>
-      <w:r>
-        <w:t xml:space="preserve">Before beginning any tender response, we take time to understand your </w:t>
+        <w:rPr>
+          <w:rFonts w:ascii="Arial" w:hAnsi="Arial" w:cs="Arial"/>
+        </w:rPr>
+      </w:pPr>
+      <w:r>
+        <w:rPr>
+          <w:rFonts w:ascii="Arial" w:hAnsi="Arial" w:cs="Arial"/>
+        </w:rPr>
+        <w:t>04. Quality Review &amp; Compliance Checks</w:t>
+      </w:r>
+    </w:p>
+    <w:p>
+      <w:pPr>
+        <w:pStyle w:val="NormalWeb"/>
+        <w:rPr>
+          <w:rFonts w:ascii="Arial" w:hAnsi="Arial" w:cs="Arial"/>
+        </w:rPr>
+      </w:pPr>
+      <w:r>
+        <w:rPr>
+          <w:rFonts w:ascii="Arial" w:hAnsi="Arial" w:cs="Arial"/>
+        </w:rPr>
+        <w:t xml:space="preserve">Before </w:t>
       </w:r>
       <w:proofErr w:type="spellStart"/>
       <w:r>
+        <w:rPr>
+          <w:rFonts w:ascii="Arial" w:hAnsi="Arial" w:cs="Arial"/>
+        </w:rPr>
+        <w:t>finalising</w:t>
+      </w:r>
+      <w:proofErr w:type="spellEnd"/>
+      <w:r>
+        <w:rPr>
+          <w:rFonts w:ascii="Arial" w:hAnsi="Arial" w:cs="Arial"/>
+        </w:rPr>
+        <w:t xml:space="preserve"> a submission, we review each response against the tender specification and scoring criteria. We check that questions have been fully addressed, supporting evidence is consistent, word limits have been respected and the required documents are accounted for.</w:t>
+      </w:r>
+    </w:p>
+    <w:p>
+      <w:pPr>
+        <w:pStyle w:val="NormalWeb"/>
+        <w:rPr>
+          <w:rFonts w:ascii="Arial" w:hAnsi="Arial" w:cs="Arial"/>
+        </w:rPr>
+      </w:pPr>
+      <w:r>
+        <w:rPr>
+          <w:rFonts w:ascii="Arial" w:hAnsi="Arial" w:cs="Arial"/>
+        </w:rPr>
+        <w:t>Our tender review process also identifies unclear statements, unsupported claims and gaps that could affect the quality or compliance of the submission.</w:t>
+      </w:r>
+    </w:p>
+    <w:p>
+      <w:pPr>
+        <w:pStyle w:val="Heading3"/>
+        <w:rPr>
+          <w:rFonts w:ascii="Arial" w:hAnsi="Arial" w:cs="Arial"/>
+        </w:rPr>
+      </w:pPr>
+      <w:r>
+        <w:rPr>
+          <w:rFonts w:ascii="Arial" w:hAnsi="Arial" w:cs="Arial"/>
+        </w:rPr>
+        <w:t>05. Final Submission &amp; Ongoing Support</w:t>
+      </w:r>
+    </w:p>
+    <w:p>
+      <w:pPr>
+        <w:pStyle w:val="NormalWeb"/>
+        <w:rPr>
+          <w:rFonts w:ascii="Arial" w:hAnsi="Arial" w:cs="Arial"/>
+        </w:rPr>
+      </w:pPr>
+      <w:r>
+        <w:rPr>
+          <w:rFonts w:ascii="Arial" w:hAnsi="Arial" w:cs="Arial"/>
+        </w:rPr>
+        <w:t>We support clients through the final stages of the bidding process, including document preparation, submission checks and uploading tender responses where agreed.</w:t>
+      </w:r>
+    </w:p>
+    <w:p>
+      <w:pPr>
+        <w:pStyle w:val="NormalWeb"/>
+        <w:rPr>
+          <w:rFonts w:ascii="Arial" w:hAnsi="Arial" w:cs="Arial"/>
+        </w:rPr>
+      </w:pPr>
+      <w:r>
+        <w:rPr>
+          <w:rFonts w:ascii="Arial" w:hAnsi="Arial" w:cs="Arial"/>
+        </w:rPr>
+        <w:t>Our involvement does not have to end with one tender. We also provide ongoing bid management, tender opportunity searches and strategic support to help businesses build a more consistent approach to securing public and private sector contracts.</w:t>
+      </w:r>
+    </w:p>
+    <w:p>
+      <w:pPr>
+        <w:pStyle w:val="Heading3"/>
+        <w:rPr>
+          <w:rFonts w:ascii="Arial" w:hAnsi="Arial" w:cs="Arial"/>
+        </w:rPr>
+      </w:pPr>
+      <w:r>
+        <w:rPr>
+          <w:rFonts w:ascii="Arial" w:hAnsi="Arial" w:cs="Arial"/>
+        </w:rPr>
+        <w:t>Every Bid Deserves a Well-Considered Approach</w:t>
+      </w:r>
+    </w:p>
+    <w:p>
+      <w:pPr>
+        <w:pStyle w:val="NormalWeb"/>
+        <w:rPr>
+          <w:rFonts w:ascii="Arial" w:hAnsi="Arial" w:cs="Arial"/>
+        </w:rPr>
+      </w:pPr>
+      <w:r>
+        <w:rPr>
+          <w:rFonts w:ascii="Arial" w:hAnsi="Arial" w:cs="Arial"/>
+        </w:rPr>
+        <w:t xml:space="preserve">We </w:t>
+      </w:r>
+      <w:proofErr w:type="spellStart"/>
+      <w:r>
+        <w:rPr>
+          <w:rFonts w:ascii="Arial" w:hAnsi="Arial" w:cs="Arial"/>
+        </w:rPr>
+        <w:t>recognise</w:t>
+      </w:r>
+      <w:proofErr w:type="spellEnd"/>
+      <w:r>
+        <w:rPr>
+          <w:rFonts w:ascii="Arial" w:hAnsi="Arial" w:cs="Arial"/>
+        </w:rPr>
+        <w:t xml:space="preserve"> the time, resources and commercial importance involved in preparing a tender. That is why we treat every submission with the attention it deserves, combining detailed preparation, open communication and a clear understanding of what the buyer is asking for.</w:t>
+      </w:r>
+    </w:p>
+    <w:p>
+      <w:pPr>
+        <w:pStyle w:val="NormalWeb"/>
+        <w:rPr>
+          <w:rStyle w:val="Strong"/>
+          <w:rFonts w:ascii="Arial" w:hAnsi="Arial" w:cs="Arial"/>
+        </w:rPr>
+      </w:pPr>
+      <w:r>
+        <w:rPr>
+          <w:rStyle w:val="Strong"/>
+          <w:rFonts w:ascii="Arial" w:eastAsiaTheme="majorEastAsia" w:hAnsi="Arial" w:cs="Arial"/>
+        </w:rPr>
+        <w:t>Our aim is simple: to help you submit bids that represent your business at its best and give you a stronger bas</w:t>
+      </w:r>
+      <w:r>
+        <w:rPr>
+          <w:rStyle w:val="Strong"/>
+          <w:rFonts w:ascii="Arial" w:hAnsi="Arial" w:cs="Arial"/>
+        </w:rPr>
+        <w:t xml:space="preserve">is </w:t>
+      </w:r>
+      <w:r>
+        <w:rPr>
+          <w:rStyle w:val="Strong"/>
+          <w:rFonts w:ascii="Arial" w:eastAsiaTheme="majorEastAsia" w:hAnsi="Arial" w:cs="Arial"/>
+        </w:rPr>
+        <w:t>to compete.</w:t>
+      </w:r>
+      <w:r>
+        <w:rPr>
+          <w:rStyle w:val="Strong"/>
+          <w:rFonts w:ascii="Arial" w:hAnsi="Arial" w:cs="Arial"/>
+        </w:rPr>
+        <w:br/>
+      </w:r>
+    </w:p>
+    <w:p>
+      <w:pPr>
+        <w:pStyle w:val="NormalWeb"/>
+        <w:rPr>
+          <w:rStyle w:val="Strong"/>
+          <w:rFonts w:ascii="Arial" w:hAnsi="Arial" w:cs="Arial"/>
+        </w:rPr>
+      </w:pPr>
+    </w:p>
+    <w:p>
+      <w:pPr>
+        <w:pStyle w:val="Heading2"/>
+        <w:rPr>
+          <w:rFonts w:ascii="Arial" w:hAnsi="Arial" w:cs="Arial"/>
+        </w:rPr>
+      </w:pPr>
+      <w:r>
+        <w:rPr>
+          <w:rFonts w:ascii="Arial" w:hAnsi="Arial" w:cs="Arial"/>
+        </w:rPr>
+        <w:t xml:space="preserve">Why Work </w:t>
+      </w:r>
+      <w:proofErr w:type="gramStart"/>
+      <w:r>
+        <w:rPr>
+          <w:rFonts w:ascii="Arial" w:hAnsi="Arial" w:cs="Arial"/>
+        </w:rPr>
+        <w:t>With</w:t>
+      </w:r>
+      <w:proofErr w:type="gramEnd"/>
+      <w:r>
+        <w:rPr>
+          <w:rFonts w:ascii="Arial" w:hAnsi="Arial" w:cs="Arial"/>
+        </w:rPr>
+        <w:t xml:space="preserve"> Us?</w:t>
+      </w:r>
+    </w:p>
+    <w:p>
+      <w:pPr>
+        <w:pStyle w:val="Heading3"/>
+        <w:rPr>
+          <w:rFonts w:ascii="Arial" w:hAnsi="Arial" w:cs="Arial"/>
+        </w:rPr>
+      </w:pPr>
+      <w:r>
+        <w:rPr>
+          <w:rFonts w:ascii="Arial" w:hAnsi="Arial" w:cs="Arial"/>
+        </w:rPr>
+        <w:t>More Than Tender Writers. A Partner in Your Business Growth.</w:t>
+      </w:r>
+    </w:p>
+    <w:p>
+      <w:pPr>
+        <w:pStyle w:val="NormalWeb"/>
+        <w:rPr>
+          <w:rFonts w:ascii="Arial" w:hAnsi="Arial" w:cs="Arial"/>
+        </w:rPr>
+      </w:pPr>
+      <w:r>
+        <w:rPr>
+          <w:rFonts w:ascii="Arial" w:hAnsi="Arial" w:cs="Arial"/>
+        </w:rPr>
+        <w:t>Choosing the right tender writing consultancy can make a significant difference to how your business competes for contracts. At My Solutionz, we bring together business development experience, specialist bid writing knowledge and an understanding of the commercial pressures our clients face.</w:t>
+      </w:r>
+    </w:p>
+    <w:p>
+      <w:pPr>
+        <w:pStyle w:val="NormalWeb"/>
+        <w:rPr>
+          <w:rFonts w:ascii="Arial" w:hAnsi="Arial" w:cs="Arial"/>
+        </w:rPr>
+      </w:pPr>
+      <w:r>
+        <w:rPr>
+          <w:rFonts w:ascii="Arial" w:hAnsi="Arial" w:cs="Arial"/>
+        </w:rPr>
+        <w:lastRenderedPageBreak/>
+        <w:t>We know that tendering demands time, careful preparation and a thorough understanding of what buyers expect. Our role is to take that pressure off your team while helping you present a stronger, more convincing case for winning the contract.</w:t>
+      </w:r>
+    </w:p>
+    <w:p>
+      <w:pPr>
+        <w:pStyle w:val="Heading3"/>
+        <w:rPr>
+          <w:rFonts w:ascii="Arial" w:hAnsi="Arial" w:cs="Arial"/>
+        </w:rPr>
+      </w:pPr>
+      <w:r>
+        <w:rPr>
+          <w:rFonts w:ascii="Arial" w:hAnsi="Arial" w:cs="Arial"/>
+        </w:rPr>
+        <w:t>Business Development Experience That Matters</w:t>
+      </w:r>
+    </w:p>
+    <w:p>
+      <w:pPr>
+        <w:pStyle w:val="NormalWeb"/>
+        <w:rPr>
+          <w:rFonts w:ascii="Arial" w:hAnsi="Arial" w:cs="Arial"/>
+        </w:rPr>
+      </w:pPr>
+      <w:r>
+        <w:rPr>
+          <w:rFonts w:ascii="Arial" w:hAnsi="Arial" w:cs="Arial"/>
+        </w:rPr>
+        <w:t xml:space="preserve">With over 10 years of business development experience, we understand the commercial decisions behind every tender opportunity. We look beyond the questions in a tender document to consider your business objectives, competitive advantages and the value a potential contract could bring to your </w:t>
+      </w:r>
+      <w:proofErr w:type="spellStart"/>
+      <w:r>
+        <w:rPr>
+          <w:rFonts w:ascii="Arial" w:hAnsi="Arial" w:cs="Arial"/>
+        </w:rPr>
         <w:t>organisation</w:t>
       </w:r>
       <w:proofErr w:type="spellEnd"/>
       <w:r>
-        <w:t>, services, operational processes, workforce, experience and commercial objectives. This allows us to identify your competitive strengths and gather the information needed to present your business accurately.</w:t>
-      </w:r>
-    </w:p>
-    <w:p>
-      <w:pPr>
-        <w:pStyle w:val="NormalWeb"/>
-      </w:pPr>
-      <w:r>
-        <w:t>Whether you operate in healthcare, transport, cleaning, security, education or facilities management, we approach each tender with an understanding of the particular standards and expectations within your sector.</w:t>
+        <w:rPr>
+          <w:rFonts w:ascii="Arial" w:hAnsi="Arial" w:cs="Arial"/>
+        </w:rPr>
+        <w:t>.</w:t>
       </w:r>
     </w:p>
     <w:p>
       <w:pPr>
         <w:pStyle w:val="Heading3"/>
-      </w:pPr>
-      <w:r>
-        <w:t>02. Tender Analysis &amp; Bid Strategy</w:t>
-      </w:r>
-    </w:p>
-    <w:p>
-      <w:pPr>
-        <w:pStyle w:val="NormalWeb"/>
-      </w:pPr>
-      <w:r>
-        <w:t>We carefully review the invitation to tender (ITT), service specification, evaluation criteria, contractual requirements and submission instructions. This helps us identify mandatory requirements, potential risks, scoring priorities and areas where your business can demonstrate added value.</w:t>
-      </w:r>
-    </w:p>
-    <w:p>
-      <w:pPr>
-        <w:pStyle w:val="NormalWeb"/>
-      </w:pPr>
-      <w:r>
-        <w:t>Using these findings, we develop a clear bid strategy, establish response priorities and plan how best to address the contracting authority's expectations.</w:t>
+        <w:rPr>
+          <w:rFonts w:ascii="Arial" w:hAnsi="Arial" w:cs="Arial"/>
+        </w:rPr>
+      </w:pPr>
+      <w:r>
+        <w:rPr>
+          <w:rFonts w:ascii="Arial" w:hAnsi="Arial" w:cs="Arial"/>
+        </w:rPr>
+        <w:t>Expertise Across Multiple Industries</w:t>
+      </w:r>
+    </w:p>
+    <w:p>
+      <w:pPr>
+        <w:pStyle w:val="NormalWeb"/>
+        <w:rPr>
+          <w:rFonts w:ascii="Arial" w:hAnsi="Arial" w:cs="Arial"/>
+        </w:rPr>
+      </w:pPr>
+      <w:r>
+        <w:rPr>
+          <w:rFonts w:ascii="Arial" w:hAnsi="Arial" w:cs="Arial"/>
+        </w:rPr>
+        <w:t>From healthcare and social care to transport, cleaning, security, education and training, and facilities management, we understand that different sectors demand different approaches. Our tender writing services reflect the operational requirements, compliance standards and procurement expectations relevant to each industry.</w:t>
       </w:r>
     </w:p>
     <w:p>
       <w:pPr>
         <w:pStyle w:val="Heading3"/>
-      </w:pPr>
-      <w:r>
-        <w:t>03. Evidence-Led Tender Writing</w:t>
-      </w:r>
-    </w:p>
-    <w:p>
-      <w:pPr>
-        <w:pStyle w:val="NormalWeb"/>
-      </w:pPr>
-      <w:r>
-        <w:t>Our professional tender writers develop responses that are specific to your business and the contract you are pursuing. We focus on explaining how your services will be delivered, the resources available, how quality will be monitored and how contractual outcomes will be achieved.</w:t>
-      </w:r>
-    </w:p>
-    <w:p>
-      <w:pPr>
-        <w:pStyle w:val="NormalWeb"/>
-      </w:pPr>
-      <w:r>
-        <w:t>We draw on relevant operational evidence, previous contract experience, policies and working practices to produce persuasive, well-structured responses that directly address the evaluation questions.</w:t>
+        <w:rPr>
+          <w:rFonts w:ascii="Arial" w:hAnsi="Arial" w:cs="Arial"/>
+        </w:rPr>
+      </w:pPr>
+      <w:r>
+        <w:rPr>
+          <w:rFonts w:ascii="Arial" w:hAnsi="Arial" w:cs="Arial"/>
+        </w:rPr>
+        <w:t>Your Business, Not a Generic Template</w:t>
+      </w:r>
+    </w:p>
+    <w:p>
+      <w:pPr>
+        <w:pStyle w:val="NormalWeb"/>
+        <w:rPr>
+          <w:rFonts w:ascii="Arial" w:hAnsi="Arial" w:cs="Arial"/>
+        </w:rPr>
+      </w:pPr>
+      <w:r>
+        <w:rPr>
+          <w:rFonts w:ascii="Arial" w:hAnsi="Arial" w:cs="Arial"/>
+        </w:rPr>
+        <w:t xml:space="preserve">No two businesses are identical, and their tender responses should not be either. We focus on your experience, workforce, systems, delivery methods and achievements to develop submissions that accurately represent your </w:t>
+      </w:r>
+      <w:proofErr w:type="spellStart"/>
+      <w:r>
+        <w:rPr>
+          <w:rFonts w:ascii="Arial" w:hAnsi="Arial" w:cs="Arial"/>
+        </w:rPr>
+        <w:t>organisation</w:t>
+      </w:r>
+      <w:proofErr w:type="spellEnd"/>
+      <w:r>
+        <w:rPr>
+          <w:rFonts w:ascii="Arial" w:hAnsi="Arial" w:cs="Arial"/>
+        </w:rPr>
+        <w:t>. Every response is written around the contract requirements and the evidence your business can provide.</w:t>
       </w:r>
     </w:p>
     <w:p>
       <w:pPr>
         <w:pStyle w:val="Heading3"/>
-      </w:pPr>
-      <w:r>
-        <w:t>04. Quality Review &amp; Compliance Checks</w:t>
-      </w:r>
-    </w:p>
-    <w:p>
-      <w:pPr>
-        <w:pStyle w:val="NormalWeb"/>
-      </w:pPr>
-      <w:r>
-        <w:t xml:space="preserve">Before </w:t>
+        <w:rPr>
+          <w:rFonts w:ascii="Arial" w:hAnsi="Arial" w:cs="Arial"/>
+        </w:rPr>
+      </w:pPr>
+      <w:r>
+        <w:rPr>
+          <w:rFonts w:ascii="Arial" w:hAnsi="Arial" w:cs="Arial"/>
+        </w:rPr>
+        <w:t>Focused on What Buyers Actually Evaluate</w:t>
+      </w:r>
+    </w:p>
+    <w:p>
+      <w:pPr>
+        <w:pStyle w:val="NormalWeb"/>
+        <w:rPr>
+          <w:rFonts w:ascii="Arial" w:hAnsi="Arial" w:cs="Arial"/>
+        </w:rPr>
+      </w:pPr>
+      <w:r>
+        <w:rPr>
+          <w:rFonts w:ascii="Arial" w:hAnsi="Arial" w:cs="Arial"/>
+        </w:rPr>
+        <w:t xml:space="preserve">A well-written tender is only valuable if it answers the question being assessed. We pay close attention to tender evaluation criteria, service specifications and scoring requirements, helping you demonstrate how your </w:t>
       </w:r>
       <w:proofErr w:type="spellStart"/>
       <w:r>
-        <w:t>finalising</w:t>
+        <w:rPr>
+          <w:rFonts w:ascii="Arial" w:hAnsi="Arial" w:cs="Arial"/>
+        </w:rPr>
+        <w:t>organisation</w:t>
       </w:r>
       <w:proofErr w:type="spellEnd"/>
       <w:r>
-        <w:t xml:space="preserve"> a submission, we review each response against the tender specification and scoring criteria. We check that questions have been fully addressed, supporting evidence is consistent, word limits have been respected and the required documents are accounted for.</w:t>
-      </w:r>
-    </w:p>
-    <w:p>
-      <w:pPr>
-        <w:pStyle w:val="NormalWeb"/>
-      </w:pPr>
-      <w:r>
+        <w:rPr>
+          <w:rFonts w:ascii="Arial" w:hAnsi="Arial" w:cs="Arial"/>
+        </w:rPr>
+        <w:t xml:space="preserve"> meets the buyer's expectations through relevant, practical evidence.</w:t>
+      </w:r>
+    </w:p>
+    <w:p>
+      <w:pPr>
+        <w:pStyle w:val="Heading3"/>
+        <w:rPr>
+          <w:rFonts w:ascii="Arial" w:hAnsi="Arial" w:cs="Arial"/>
+        </w:rPr>
+      </w:pPr>
+      <w:r>
+        <w:rPr>
+          <w:rFonts w:ascii="Arial" w:hAnsi="Arial" w:cs="Arial"/>
+        </w:rPr>
+        <w:t>Professional Support Without the Extra Pressure</w:t>
+      </w:r>
+    </w:p>
+    <w:p>
+      <w:pPr>
+        <w:pStyle w:val="NormalWeb"/>
+        <w:rPr>
+          <w:rFonts w:ascii="Arial" w:hAnsi="Arial" w:cs="Arial"/>
+        </w:rPr>
+      </w:pPr>
+      <w:r>
+        <w:rPr>
+          <w:rFonts w:ascii="Arial" w:hAnsi="Arial" w:cs="Arial"/>
+        </w:rPr>
+        <w:t xml:space="preserve">Preparing a competitive tender can place considerable demands on business owners and management teams. We take responsibility for the agreed writing and bid management activities, </w:t>
+      </w:r>
+      <w:proofErr w:type="spellStart"/>
+      <w:r>
+        <w:rPr>
+          <w:rFonts w:ascii="Arial" w:hAnsi="Arial" w:cs="Arial"/>
+        </w:rPr>
+        <w:t>organise</w:t>
+      </w:r>
+      <w:proofErr w:type="spellEnd"/>
+      <w:r>
+        <w:rPr>
+          <w:rFonts w:ascii="Arial" w:hAnsi="Arial" w:cs="Arial"/>
+        </w:rPr>
+        <w:t xml:space="preserve"> information requests and keep communication straightforward, allowing your team to concentrate on running the business.</w:t>
+      </w:r>
+    </w:p>
+    <w:p>
+      <w:pPr>
+        <w:pStyle w:val="Heading3"/>
+        <w:rPr>
+          <w:rFonts w:ascii="Arial" w:hAnsi="Arial" w:cs="Arial"/>
+        </w:rPr>
+      </w:pPr>
+      <w:r>
+        <w:rPr>
+          <w:rFonts w:ascii="Arial" w:hAnsi="Arial" w:cs="Arial"/>
+        </w:rPr>
+        <w:t>Flexible Support That Works Around You</w:t>
+      </w:r>
+    </w:p>
+    <w:p>
+      <w:pPr>
+        <w:pStyle w:val="NormalWeb"/>
+        <w:rPr>
+          <w:rFonts w:ascii="Arial" w:hAnsi="Arial" w:cs="Arial"/>
+        </w:rPr>
+      </w:pPr>
+      <w:r>
+        <w:rPr>
+          <w:rFonts w:ascii="Arial" w:hAnsi="Arial" w:cs="Arial"/>
+        </w:rPr>
+        <w:t>Some clients need professional bid writers for a single tender submission. Others require ongoing tender search, bid management, independent tender reviews or support with framework applications. We adapt our services to the level of involvement your business needs, without making the process unnecessarily complicated.</w:t>
+      </w:r>
+    </w:p>
+    <w:p>
+      <w:pPr>
+        <w:pStyle w:val="Heading3"/>
+        <w:rPr>
+          <w:rFonts w:ascii="Arial" w:hAnsi="Arial" w:cs="Arial"/>
+        </w:rPr>
+      </w:pPr>
+      <w:r>
+        <w:rPr>
+          <w:rFonts w:ascii="Arial" w:hAnsi="Arial" w:cs="Arial"/>
+        </w:rPr>
         <w:lastRenderedPageBreak/>
-        <w:t>Our tender review process also identifies unclear statements, unsupported claims and gaps that could affect the quality or compliance of the submission.</w:t>
+        <w:t>Committed to Your Long-Term Success</w:t>
+      </w:r>
+    </w:p>
+    <w:p>
+      <w:pPr>
+        <w:pStyle w:val="NormalWeb"/>
+        <w:rPr>
+          <w:rFonts w:ascii="Arial" w:hAnsi="Arial" w:cs="Arial"/>
+        </w:rPr>
+      </w:pPr>
+      <w:r>
+        <w:rPr>
+          <w:rFonts w:ascii="Arial" w:hAnsi="Arial" w:cs="Arial"/>
+        </w:rPr>
+        <w:t>We believe a strong working relationship goes beyond a single tender submission. By understanding your business goals, growth plans and future opportunities, we can provide bid writing and tender management support that remains relevant as your business develops. Our focus is on building lasting partnerships through consistent quality, reliable communication and a genuine commitment to helping our clients compete for new contracts.</w:t>
+      </w:r>
+    </w:p>
+    <w:p>
+      <w:pPr>
+        <w:pStyle w:val="NormalWeb"/>
+        <w:rPr>
+          <w:rStyle w:val="Strong"/>
+          <w:rFonts w:ascii="Arial" w:hAnsi="Arial" w:cs="Arial"/>
+        </w:rPr>
+      </w:pPr>
+      <w:r>
+        <w:rPr>
+          <w:rStyle w:val="Strong"/>
+          <w:rFonts w:ascii="Arial" w:eastAsiaTheme="majorEastAsia" w:hAnsi="Arial" w:cs="Arial"/>
+        </w:rPr>
+        <w:t>Whether you're pursuing your first public sector contract or preparing a major competitive bid, we're here to help you approach the opportunity with confidence.</w:t>
+      </w:r>
+    </w:p>
+    <w:p>
+      <w:pPr>
+        <w:pStyle w:val="NormalWeb"/>
+        <w:rPr>
+          <w:rStyle w:val="Strong"/>
+          <w:rFonts w:ascii="Arial" w:hAnsi="Arial" w:cs="Arial"/>
+        </w:rPr>
+      </w:pPr>
+    </w:p>
+    <w:p>
+      <w:pPr>
+        <w:pStyle w:val="Heading2"/>
+        <w:rPr>
+          <w:rFonts w:ascii="Arial" w:hAnsi="Arial" w:cs="Arial"/>
+        </w:rPr>
+      </w:pPr>
+      <w:r>
+        <w:rPr>
+          <w:rFonts w:ascii="Arial" w:hAnsi="Arial" w:cs="Arial"/>
+        </w:rPr>
+        <w:t>Our Mission &amp; Vision</w:t>
       </w:r>
     </w:p>
     <w:p>
       <w:pPr>
         <w:pStyle w:val="Heading3"/>
-      </w:pPr>
-      <w:r>
-        <w:t>05. Final Submission &amp; Ongoing Support</w:t>
-      </w:r>
-    </w:p>
-    <w:p>
-      <w:pPr>
-        <w:pStyle w:val="NormalWeb"/>
-      </w:pPr>
-      <w:r>
-        <w:t>We support clients through the final stages of the bidding process, including document preparation, submission checks and uploading tender responses where agreed.</w:t>
-      </w:r>
-    </w:p>
-    <w:p>
-      <w:pPr>
-        <w:pStyle w:val="NormalWeb"/>
-      </w:pPr>
-      <w:r>
-        <w:t>Our involvement does not have to end with one tender. We also provide ongoing bid management, tender opportunity searches and strategic support to help businesses build a more consistent approach to securing public and private sector contracts.</w:t>
+        <w:rPr>
+          <w:rFonts w:ascii="Arial" w:hAnsi="Arial" w:cs="Arial"/>
+        </w:rPr>
+      </w:pPr>
+      <w:r>
+        <w:rPr>
+          <w:rFonts w:ascii="Arial" w:hAnsi="Arial" w:cs="Arial"/>
+        </w:rPr>
+        <w:t>Creating Opportunities, Strengthening Businesses, Supporting Growth</w:t>
+      </w:r>
+    </w:p>
+    <w:p>
+      <w:pPr>
+        <w:pStyle w:val="NormalWeb"/>
+        <w:rPr>
+          <w:rFonts w:ascii="Arial" w:hAnsi="Arial" w:cs="Arial"/>
+        </w:rPr>
+      </w:pPr>
+      <w:r>
+        <w:rPr>
+          <w:rFonts w:ascii="Arial" w:hAnsi="Arial" w:cs="Arial"/>
+        </w:rPr>
+        <w:t xml:space="preserve">At My Solutionz, our mission is to help businesses </w:t>
+      </w:r>
+      <w:proofErr w:type="spellStart"/>
+      <w:r>
+        <w:rPr>
+          <w:rFonts w:ascii="Arial" w:hAnsi="Arial" w:cs="Arial"/>
+        </w:rPr>
+        <w:t>realise</w:t>
+      </w:r>
+      <w:proofErr w:type="spellEnd"/>
+      <w:r>
+        <w:rPr>
+          <w:rFonts w:ascii="Arial" w:hAnsi="Arial" w:cs="Arial"/>
+        </w:rPr>
+        <w:t xml:space="preserve"> their full potential by making professional tender writing, bid management and business development support accessible, practical and effective. We believe that securing valuable contracts should not be limited to </w:t>
+      </w:r>
+      <w:proofErr w:type="spellStart"/>
+      <w:r>
+        <w:rPr>
+          <w:rFonts w:ascii="Arial" w:hAnsi="Arial" w:cs="Arial"/>
+        </w:rPr>
+        <w:t>organisations</w:t>
+      </w:r>
+      <w:proofErr w:type="spellEnd"/>
+      <w:r>
+        <w:rPr>
+          <w:rFonts w:ascii="Arial" w:hAnsi="Arial" w:cs="Arial"/>
+        </w:rPr>
+        <w:t xml:space="preserve"> with dedicated bidding departments or extensive procurement experience. Every capable business deserves the opportunity to compete on the strength of its expertise, experience and ability to deliver.</w:t>
+      </w:r>
+    </w:p>
+    <w:p>
+      <w:pPr>
+        <w:pStyle w:val="NormalWeb"/>
+        <w:rPr>
+          <w:rFonts w:ascii="Arial" w:hAnsi="Arial" w:cs="Arial"/>
+        </w:rPr>
+      </w:pPr>
+      <w:r>
+        <w:rPr>
+          <w:rFonts w:ascii="Arial" w:hAnsi="Arial" w:cs="Arial"/>
+        </w:rPr>
+        <w:t>We aim to make a meaningful difference to the businesses we work with by removing the barriers that often make tendering a demanding and resource-intensive process. Through our specialist services, we help clients identify suitable contract opportunities, understand procurement requirements, develop competitive tender submissions and present their capabilities with clarity and confidence.</w:t>
+      </w:r>
+    </w:p>
+    <w:p>
+      <w:pPr>
+        <w:pStyle w:val="NormalWeb"/>
+        <w:rPr>
+          <w:rFonts w:ascii="Arial" w:hAnsi="Arial" w:cs="Arial"/>
+        </w:rPr>
+      </w:pPr>
+      <w:r>
+        <w:rPr>
+          <w:rFonts w:ascii="Arial" w:hAnsi="Arial" w:cs="Arial"/>
+        </w:rPr>
+        <w:t>Our commitment extends beyond preparing individual bids. We want to help businesses strengthen their position in the market, pursue larger opportunities and establish a more consistent approach to securing public and private sector contracts. By combining sector knowledge, commercial understanding and professional bid management, we strive to give our clients the support they need to make informed decisions and work towards their long-term business objectives.</w:t>
+      </w:r>
+    </w:p>
+    <w:p>
+      <w:pPr>
+        <w:pStyle w:val="NormalWeb"/>
+        <w:rPr>
+          <w:rFonts w:ascii="Arial" w:hAnsi="Arial" w:cs="Arial"/>
+        </w:rPr>
+      </w:pPr>
+      <w:r>
+        <w:rPr>
+          <w:rFonts w:ascii="Arial" w:hAnsi="Arial" w:cs="Arial"/>
+        </w:rPr>
+        <w:t xml:space="preserve">Looking ahead, our vision is to establish My Solutionz as one of the UK's most trusted multi-sector tender writing and business support consultancies, </w:t>
+      </w:r>
+      <w:proofErr w:type="spellStart"/>
+      <w:r>
+        <w:rPr>
+          <w:rFonts w:ascii="Arial" w:hAnsi="Arial" w:cs="Arial"/>
+        </w:rPr>
+        <w:t>recognised</w:t>
+      </w:r>
+      <w:proofErr w:type="spellEnd"/>
+      <w:r>
+        <w:rPr>
+          <w:rFonts w:ascii="Arial" w:hAnsi="Arial" w:cs="Arial"/>
+        </w:rPr>
+        <w:t xml:space="preserve"> not simply for the quality of our work, but for the contribution we make to our clients' progress. We want to build a business where professional expertise, dependable relationships and a genuine understanding of our clients' ambitions remain at the </w:t>
+      </w:r>
+      <w:proofErr w:type="spellStart"/>
+      <w:r>
+        <w:rPr>
+          <w:rFonts w:ascii="Arial" w:hAnsi="Arial" w:cs="Arial"/>
+        </w:rPr>
+        <w:t>centre</w:t>
+      </w:r>
+      <w:proofErr w:type="spellEnd"/>
+      <w:r>
+        <w:rPr>
+          <w:rFonts w:ascii="Arial" w:hAnsi="Arial" w:cs="Arial"/>
+        </w:rPr>
+        <w:t xml:space="preserve"> of everything we do.</w:t>
+      </w:r>
+    </w:p>
+    <w:p>
+      <w:pPr>
+        <w:pStyle w:val="NormalWeb"/>
+        <w:rPr>
+          <w:rStyle w:val="Strong"/>
+          <w:rFonts w:ascii="Arial" w:hAnsi="Arial" w:cs="Arial"/>
+        </w:rPr>
+      </w:pPr>
+      <w:r>
+        <w:rPr>
+          <w:rStyle w:val="Strong"/>
+          <w:rFonts w:ascii="Arial" w:eastAsiaTheme="majorEastAsia" w:hAnsi="Arial" w:cs="Arial"/>
+        </w:rPr>
+        <w:lastRenderedPageBreak/>
+        <w:t>Ultimately, our purpose is to help businesses turn their capabilities into competitive opportunities and those opportunities into lasting growth.</w:t>
+      </w:r>
+    </w:p>
+    <w:p>
+      <w:pPr>
+        <w:pStyle w:val="NormalWeb"/>
+        <w:rPr>
+          <w:rStyle w:val="Strong"/>
+          <w:rFonts w:ascii="Arial" w:hAnsi="Arial" w:cs="Arial"/>
+        </w:rPr>
+      </w:pPr>
+    </w:p>
+    <w:p>
+      <w:pPr>
+        <w:pStyle w:val="Heading1"/>
+        <w:rPr>
+          <w:rFonts w:ascii="Arial" w:hAnsi="Arial" w:cs="Arial"/>
+          <w:b/>
+          <w:color w:val="000000" w:themeColor="text1"/>
+        </w:rPr>
+      </w:pPr>
+    </w:p>
+    <w:p>
+      <w:pPr>
+        <w:pStyle w:val="Heading1"/>
+        <w:rPr>
+          <w:rFonts w:ascii="Arial" w:hAnsi="Arial" w:cs="Arial"/>
+          <w:b/>
+          <w:color w:val="000000" w:themeColor="text1"/>
+        </w:rPr>
+      </w:pPr>
+    </w:p>
+    <w:p>
+      <w:pPr>
+        <w:pStyle w:val="Heading1"/>
+        <w:ind w:left="2880" w:firstLine="720"/>
+        <w:rPr>
+          <w:rFonts w:ascii="Arial" w:hAnsi="Arial" w:cs="Arial"/>
+          <w:b/>
+          <w:color w:val="000000" w:themeColor="text1"/>
+          <w:sz w:val="40"/>
+          <w:szCs w:val="40"/>
+          <w:u w:val="single"/>
+        </w:rPr>
+      </w:pPr>
+      <w:r>
+        <w:rPr>
+          <w:rFonts w:ascii="Arial" w:hAnsi="Arial" w:cs="Arial"/>
+          <w:b/>
+          <w:color w:val="000000" w:themeColor="text1"/>
+          <w:sz w:val="40"/>
+          <w:szCs w:val="40"/>
+          <w:highlight w:val="yellow"/>
+          <w:u w:val="single"/>
+        </w:rPr>
+        <w:t>Our Services</w:t>
+      </w:r>
+    </w:p>
+    <w:p>
+      <w:pPr>
+        <w:pStyle w:val="Heading1"/>
+        <w:rPr>
+          <w:rFonts w:ascii="Arial" w:hAnsi="Arial" w:cs="Arial"/>
+          <w:b/>
+          <w:color w:val="000000" w:themeColor="text1"/>
+        </w:rPr>
+      </w:pPr>
+      <w:r>
+        <w:rPr>
+          <w:rFonts w:ascii="Arial" w:hAnsi="Arial" w:cs="Arial"/>
+          <w:b/>
+          <w:color w:val="000000" w:themeColor="text1"/>
+        </w:rPr>
+        <w:t>Bid &amp; Proposal Management</w:t>
       </w:r>
     </w:p>
     <w:p>
       <w:pPr>
         <w:pStyle w:val="Heading3"/>
-      </w:pPr>
-      <w:r>
-        <w:t>Every Bid Deserves a Well-Considered Approach</w:t>
+        <w:rPr>
+          <w:rFonts w:ascii="Arial" w:hAnsi="Arial" w:cs="Arial"/>
+          <w:color w:val="000000" w:themeColor="text1"/>
+        </w:rPr>
+      </w:pPr>
+      <w:r>
+        <w:rPr>
+          <w:rFonts w:ascii="Arial" w:hAnsi="Arial" w:cs="Arial"/>
+          <w:color w:val="000000" w:themeColor="text1"/>
+        </w:rPr>
+        <w:t>Strategic Bid Management to Help Your Business Compete and Grow</w:t>
+      </w:r>
+    </w:p>
+    <w:p>
+      <w:pPr>
+        <w:pStyle w:val="NormalWeb"/>
+        <w:rPr>
+          <w:rFonts w:ascii="Arial" w:hAnsi="Arial" w:cs="Arial"/>
+          <w:color w:val="000000" w:themeColor="text1"/>
+        </w:rPr>
+      </w:pPr>
+      <w:r>
+        <w:rPr>
+          <w:rFonts w:ascii="Arial" w:hAnsi="Arial" w:cs="Arial"/>
+          <w:color w:val="000000" w:themeColor="text1"/>
+        </w:rPr>
+        <w:t>Securing valuable contracts requires more than preparing a convincing proposal. It demands careful planning, a clear understanding of procurement requirements and effective coordination throughout the bidding process. Without the right expertise and resources, even experienced businesses can struggle to present their capabilities effectively within demanding submission deadlines.</w:t>
+      </w:r>
+    </w:p>
+    <w:p>
+      <w:pPr>
+        <w:pStyle w:val="NormalWeb"/>
+        <w:rPr>
+          <w:rFonts w:ascii="Arial" w:hAnsi="Arial" w:cs="Arial"/>
+          <w:color w:val="000000" w:themeColor="text1"/>
+        </w:rPr>
+      </w:pPr>
+      <w:r>
+        <w:rPr>
+          <w:rFonts w:ascii="Arial" w:hAnsi="Arial" w:cs="Arial"/>
+          <w:color w:val="000000" w:themeColor="text1"/>
+        </w:rPr>
+        <w:t xml:space="preserve">At </w:t>
+      </w:r>
+      <w:r>
+        <w:rPr>
+          <w:rStyle w:val="Strong"/>
+          <w:rFonts w:ascii="Arial" w:eastAsiaTheme="majorEastAsia" w:hAnsi="Arial" w:cs="Arial"/>
+          <w:color w:val="000000" w:themeColor="text1"/>
+        </w:rPr>
+        <w:t>My Solutionz</w:t>
+      </w:r>
+      <w:r>
+        <w:rPr>
+          <w:rFonts w:ascii="Arial" w:hAnsi="Arial" w:cs="Arial"/>
+          <w:color w:val="000000" w:themeColor="text1"/>
+        </w:rPr>
+        <w:t xml:space="preserve">, we provide professional </w:t>
+      </w:r>
+      <w:r>
+        <w:rPr>
+          <w:rStyle w:val="Strong"/>
+          <w:rFonts w:ascii="Arial" w:eastAsiaTheme="majorEastAsia" w:hAnsi="Arial" w:cs="Arial"/>
+          <w:color w:val="000000" w:themeColor="text1"/>
+        </w:rPr>
+        <w:t>bid and proposal management services</w:t>
+      </w:r>
+      <w:r>
+        <w:rPr>
+          <w:rFonts w:ascii="Arial" w:hAnsi="Arial" w:cs="Arial"/>
+          <w:color w:val="000000" w:themeColor="text1"/>
+        </w:rPr>
+        <w:t xml:space="preserve"> to businesses competing for public and private sector contracts across the UK. We combine commercial understanding, sector knowledge and practical bidding expertise to help </w:t>
+      </w:r>
+      <w:proofErr w:type="spellStart"/>
+      <w:r>
+        <w:rPr>
+          <w:rFonts w:ascii="Arial" w:hAnsi="Arial" w:cs="Arial"/>
+          <w:color w:val="000000" w:themeColor="text1"/>
+        </w:rPr>
+        <w:t>organisations</w:t>
+      </w:r>
+      <w:proofErr w:type="spellEnd"/>
+      <w:r>
+        <w:rPr>
+          <w:rFonts w:ascii="Arial" w:hAnsi="Arial" w:cs="Arial"/>
+          <w:color w:val="000000" w:themeColor="text1"/>
+        </w:rPr>
+        <w:t xml:space="preserve"> prepare well-structured, compliant and competitive submissions.</w:t>
+      </w:r>
+    </w:p>
+    <w:p>
+      <w:pPr>
+        <w:pStyle w:val="NormalWeb"/>
+        <w:rPr>
+          <w:rFonts w:ascii="Arial" w:hAnsi="Arial" w:cs="Arial"/>
+          <w:color w:val="000000" w:themeColor="text1"/>
+        </w:rPr>
+      </w:pPr>
+      <w:r>
+        <w:rPr>
+          <w:rFonts w:ascii="Arial" w:hAnsi="Arial" w:cs="Arial"/>
+          <w:color w:val="000000" w:themeColor="text1"/>
+        </w:rPr>
+        <w:t>Whether you are pursuing your first public sector contract, applying for a framework agreement or managing several tender opportunities, we provide the professional support needed to approach each bid with confidence.</w:t>
+      </w:r>
+    </w:p>
+    <w:p>
+      <w:pPr>
+        <w:pStyle w:val="Heading2"/>
+      </w:pPr>
+      <w:r>
+        <w:t>What Is Bid &amp; Proposal Management?</w:t>
+      </w:r>
+    </w:p>
+    <w:p>
+      <w:pPr>
+        <w:pStyle w:val="Heading3"/>
+      </w:pPr>
+      <w:r>
+        <w:t>Managing the Complete Bidding Process with Clarity and Control</w:t>
+      </w:r>
+    </w:p>
+    <w:p>
+      <w:pPr>
+        <w:pStyle w:val="NormalWeb"/>
+      </w:pPr>
+      <w:r>
+        <w:t>Bid and proposal management is the structured process of planning, coordinating and overseeing a business's response to a contract opportunity. It involves bringing together the people, information, resources and documentation needed to prepare a competitive proposal within the buyer's specified requirements and timescales.</w:t>
+      </w:r>
+    </w:p>
+    <w:p>
+      <w:pPr>
+        <w:pStyle w:val="NormalWeb"/>
+      </w:pPr>
+      <w:r>
+        <w:t xml:space="preserve">Effective bid management considers both the technical and commercial aspects of a submission. It requires an understanding of the buyer's objectives, the contract specification, evaluation methodology, financial considerations, compliance obligations and the </w:t>
+      </w:r>
+      <w:proofErr w:type="spellStart"/>
+      <w:r>
+        <w:t>organisation's</w:t>
+      </w:r>
+      <w:proofErr w:type="spellEnd"/>
+      <w:r>
+        <w:t xml:space="preserve"> capacity to deliver the proposed services.</w:t>
+      </w:r>
+    </w:p>
+    <w:p>
+      <w:pPr>
+        <w:pStyle w:val="NormalWeb"/>
+      </w:pPr>
+      <w:r>
+        <w:lastRenderedPageBreak/>
+        <w:t>A proposal may involve contributions from directors, operational managers, finance teams, HR professionals and other specialists. Without proper coordination, important information can be overlooked, responses can become inconsistent and valuable time may be lost resolving issues close to the submission deadline.</w:t>
+      </w:r>
+    </w:p>
+    <w:p>
+      <w:pPr>
+        <w:pStyle w:val="NormalWeb"/>
+      </w:pPr>
+      <w:r>
+        <w:t>Professional bid management brings these activities together under a defined plan, with clear responsibilities, agreed timescales and regular checks on progress.</w:t>
+      </w:r>
+    </w:p>
+    <w:p>
+      <w:pPr>
+        <w:pStyle w:val="NormalWeb"/>
+      </w:pPr>
+      <w:r>
+        <w:t xml:space="preserve">At My Solutionz, we take a coordinated approach that connects your business knowledge with the requirements of the tender. We help </w:t>
+      </w:r>
+      <w:proofErr w:type="spellStart"/>
+      <w:r>
+        <w:t>organise</w:t>
+      </w:r>
+      <w:proofErr w:type="spellEnd"/>
+      <w:r>
+        <w:t xml:space="preserve"> the preparation of your submission, address information gaps and bring consistency to the evidence and commitments presented to the buyer.</w:t>
+      </w:r>
+    </w:p>
+    <w:p>
+      <w:pPr>
+        <w:pStyle w:val="NormalWeb"/>
+      </w:pPr>
+      <w:r>
+        <w:t xml:space="preserve">Our objective is to help you submit a bid that demonstrates not only what your </w:t>
+      </w:r>
+      <w:proofErr w:type="spellStart"/>
+      <w:r>
+        <w:t>organisation</w:t>
+      </w:r>
+      <w:proofErr w:type="spellEnd"/>
+      <w:r>
+        <w:t xml:space="preserve"> offers, but how it intends to fulfil the contract and deliver the expected outcomes.</w:t>
+      </w:r>
+    </w:p>
+    <w:p>
+      <w:pPr>
+        <w:pStyle w:val="Heading2"/>
+      </w:pPr>
+      <w:r>
+        <w:t>How We Manage Your Bids</w:t>
+      </w:r>
+    </w:p>
+    <w:p>
+      <w:pPr>
+        <w:pStyle w:val="Heading3"/>
+      </w:pPr>
+      <w:r>
+        <w:t>A Structured Process from Initial Assessment to Final Submission</w:t>
+      </w:r>
+    </w:p>
+    <w:p>
+      <w:pPr>
+        <w:pStyle w:val="NormalWeb"/>
+      </w:pPr>
+      <w:r>
+        <w:t>Every procurement opportunity has its own requirements, deadlines and level of complexity. We adapt our bid management process accordingly, while keeping the essential stages of preparation, coordination and quality control consistent.</w:t>
+      </w:r>
+      <w:r>
+        <w:t xml:space="preserve"> </w:t>
+      </w:r>
+      <w:r>
+        <w:t>At My Solutionz, we take a structured, collaborative approach to managing tender submissions. We begin by understanding your business and assessing the contract requirements, evaluation criteria and potential challenges.</w:t>
+      </w:r>
+    </w:p>
+    <w:p>
+      <w:pPr>
+        <w:pStyle w:val="NormalWeb"/>
+      </w:pPr>
+      <w:r>
+        <w:t>We then establish a clear bid plan, coordinate supporting information, manage documentation and oversee the preparation of responses. Throughout the process, we monitor deadlines, address information gaps and review the submission against the buyer's requirements.</w:t>
+      </w:r>
+    </w:p>
+    <w:p>
+      <w:pPr>
+        <w:pStyle w:val="NormalWeb"/>
+      </w:pPr>
+      <w:r>
+        <w:t>Our involvement allows your team to focus on operational priorities while we manage the agreed bidding activities, keeping you informed and involved in important decisions.</w:t>
+      </w:r>
+    </w:p>
+    <w:p>
+      <w:pPr>
+        <w:pStyle w:val="NormalWeb"/>
+      </w:pPr>
+    </w:p>
+    <w:p>
+      <w:pPr>
+        <w:pStyle w:val="Heading3"/>
+        <w:numPr>
+          <w:ilvl w:val="0"/>
+          <w:numId w:val="2"/>
+        </w:numPr>
+      </w:pPr>
+      <w:r>
+        <w:t>Understanding the Opportunity and Its Requirements</w:t>
+      </w:r>
+    </w:p>
+    <w:p>
+      <w:pPr>
+        <w:pStyle w:val="Heading3"/>
+        <w:numPr>
+          <w:ilvl w:val="0"/>
+          <w:numId w:val="2"/>
+        </w:numPr>
+      </w:pPr>
+      <w:r>
+        <w:t>Establishing a Clear Bid Plan</w:t>
+      </w:r>
+      <w:r>
+        <w:t xml:space="preserve"> </w:t>
+      </w:r>
+    </w:p>
+    <w:p>
+      <w:pPr>
+        <w:pStyle w:val="Heading3"/>
+        <w:numPr>
+          <w:ilvl w:val="0"/>
+          <w:numId w:val="2"/>
+        </w:numPr>
+      </w:pPr>
+      <w:r>
+        <w:t>Coordinating Information and Supporting Evidence</w:t>
+      </w:r>
+      <w:r>
+        <w:t xml:space="preserve"> </w:t>
+      </w:r>
+    </w:p>
+    <w:p>
+      <w:pPr>
+        <w:pStyle w:val="Heading3"/>
+        <w:numPr>
+          <w:ilvl w:val="0"/>
+          <w:numId w:val="2"/>
+        </w:numPr>
+      </w:pPr>
+      <w:r>
+        <w:t>Aligning the Proposal with the Contract</w:t>
+      </w:r>
+    </w:p>
+    <w:p>
+      <w:pPr>
+        <w:pStyle w:val="Heading3"/>
+        <w:numPr>
+          <w:ilvl w:val="0"/>
+          <w:numId w:val="2"/>
+        </w:numPr>
+      </w:pPr>
+      <w:r>
+        <w:t>Managing Compliance, Quality and Deadlines</w:t>
+      </w:r>
+    </w:p>
+    <w:p>
+      <w:pPr>
+        <w:pStyle w:val="Heading3"/>
+        <w:numPr>
+          <w:ilvl w:val="0"/>
+          <w:numId w:val="2"/>
+        </w:numPr>
+      </w:pPr>
+      <w:r>
+        <w:t>Preparing for Submission and Next Steps</w:t>
+      </w:r>
+    </w:p>
+    <w:p>
+      <w:pPr>
+        <w:pStyle w:val="Heading2"/>
+      </w:pPr>
+      <w:r>
+        <w:t>Why Choose Professional Bid Management?</w:t>
+      </w:r>
+    </w:p>
+    <w:p>
+      <w:pPr>
+        <w:pStyle w:val="NormalWeb"/>
+      </w:pPr>
+      <w:r>
+        <w:lastRenderedPageBreak/>
+        <w:t>A competitive tender requires more than good writing. It demands consistency, relevant evidence, compliance and a clear understanding of what the buyer expects.</w:t>
+      </w:r>
+    </w:p>
+    <w:p>
+      <w:pPr>
+        <w:pStyle w:val="NormalWeb"/>
+      </w:pPr>
+      <w:r>
+        <w:t xml:space="preserve">Our </w:t>
+      </w:r>
+      <w:r>
+        <w:rPr>
+          <w:rStyle w:val="Strong"/>
+        </w:rPr>
+        <w:t>outsourced bid management services</w:t>
+      </w:r>
+      <w:r>
+        <w:t xml:space="preserve"> help businesses reduce administrative pressure, improve submission quality and make better use of their internal resources. We identify potential issues early, strengthen coordination and help develop proposals that reflect your </w:t>
+      </w:r>
+      <w:proofErr w:type="spellStart"/>
+      <w:r>
+        <w:t>organisation's</w:t>
+      </w:r>
+      <w:proofErr w:type="spellEnd"/>
+      <w:r>
+        <w:t xml:space="preserve"> genuine capabilities.</w:t>
+      </w:r>
+    </w:p>
+    <w:p>
+      <w:pPr>
+        <w:pStyle w:val="NormalWeb"/>
+      </w:pPr>
+      <w:r>
+        <w:t>With experience across healthcare, transport, cleaning, education, security and facilities management, we understand the different challenges businesses face when competing for contracts.</w:t>
+      </w:r>
+    </w:p>
+    <w:p>
+      <w:pPr>
+        <w:pStyle w:val="Heading2"/>
+      </w:pPr>
+      <w:r>
+        <w:t>Bid Management for Public and Private Sector Contracts</w:t>
+      </w:r>
+    </w:p>
+    <w:p>
+      <w:pPr>
+        <w:pStyle w:val="Heading3"/>
+      </w:pPr>
+      <w:r>
+        <w:t>Understanding Different Buyers, Industries and Procurement Requirements</w:t>
+      </w:r>
+    </w:p>
+    <w:p>
+      <w:pPr>
+        <w:pStyle w:val="NormalWeb"/>
+      </w:pPr>
+      <w:r>
+        <w:t>Public and private sector procurement can differ considerably in structure, evaluation methods, contractual obligations and submission procedures. An effective bid management process needs to account for these differences while responding to the specific requirements of each buyer.</w:t>
+      </w:r>
+    </w:p>
+    <w:p>
+      <w:pPr>
+        <w:pStyle w:val="NormalWeb"/>
+      </w:pPr>
+      <w:r>
+        <w:t>For public sector tenders, this includes understanding the relevant procurement rules, supplier eligibility requirements, evaluation criteria and applicable submission procedures.</w:t>
+      </w:r>
+    </w:p>
+    <w:p>
+      <w:pPr>
+        <w:pStyle w:val="NormalWeb"/>
+      </w:pPr>
+      <w:r>
+        <w:t>We work with businesses competing under the UK's current procurement arrangements, including opportunities governed by the Procurement Act 2023, as well as procurements subject to other applicable regulations or transitional requirements.</w:t>
+      </w:r>
+    </w:p>
+    <w:p>
+      <w:pPr>
+        <w:pStyle w:val="NormalWeb"/>
+      </w:pPr>
+      <w:r>
+        <w:t>For private sector proposals, we consider the buyer's commercial objectives, service expectations, supplier requirements and the structure of their selection process.</w:t>
+      </w:r>
+    </w:p>
+    <w:p>
+      <w:pPr>
+        <w:pStyle w:val="NormalWeb"/>
+      </w:pPr>
+      <w:r>
+        <w:t>Our experience spans industries including healthcare and social care, transport, cleaning, education and training, security, facilities management and building maintenance.</w:t>
+      </w:r>
+    </w:p>
+    <w:p>
+      <w:pPr>
+        <w:pStyle w:val="NormalWeb"/>
+      </w:pPr>
+      <w:r>
+        <w:t>Each sector requires an understanding of its operational and compliance requirements. We bring this awareness into the bid management process while working closely with clients to establish how their own services, people and resources meet the needs of the proposed contract.</w:t>
+      </w:r>
+    </w:p>
+    <w:p>
+      <w:pPr>
+        <w:pStyle w:val="Heading2"/>
+      </w:pPr>
+      <w:r>
+        <w:t>Let's Build a Stronger Approach to Your Next Bid</w:t>
+      </w:r>
+    </w:p>
+    <w:p>
+      <w:pPr>
+        <w:pStyle w:val="Heading3"/>
+      </w:pPr>
+      <w:r>
+        <w:t>Your Next Opportunity Deserves the Right Preparation</w:t>
+      </w:r>
+    </w:p>
+    <w:p>
+      <w:pPr>
+        <w:pStyle w:val="NormalWeb"/>
+      </w:pPr>
+      <w:r>
+        <w:t xml:space="preserve">Every tender represents an investment in your business's future. At My Solutionz, we take that responsibility seriously, providing the expertise, </w:t>
+      </w:r>
+      <w:proofErr w:type="spellStart"/>
+      <w:r>
+        <w:t>organisation</w:t>
+      </w:r>
+      <w:proofErr w:type="spellEnd"/>
+      <w:r>
+        <w:t xml:space="preserve"> and attention to detail needed to support your bidding </w:t>
+      </w:r>
+      <w:r>
+        <w:t>activities</w:t>
+      </w:r>
+      <w:r>
+        <w:t>.</w:t>
+      </w:r>
+    </w:p>
+    <w:p>
+      <w:pPr>
+        <w:pStyle w:val="NormalWeb"/>
+      </w:pPr>
+      <w:r>
+        <w:lastRenderedPageBreak/>
+        <w:t>Whether you are preparing for an important contract opportunity or looking to improve how your business manages tenders, we are here to help you take the next step.</w:t>
+      </w:r>
+    </w:p>
+    <w:p>
+      <w:pPr>
+        <w:pStyle w:val="NormalWeb"/>
+      </w:pPr>
+      <w:r>
+        <w:rPr>
+          <w:rStyle w:val="Strong"/>
+          <w:rFonts w:eastAsiaTheme="majorEastAsia"/>
+        </w:rPr>
+        <w:t>Speak to our team about your bid management requirements and discover how we can support your business.</w:t>
+      </w:r>
+    </w:p>
+    <w:p>
+      <w:pPr>
+        <w:pStyle w:val="Heading3"/>
+      </w:pPr>
+    </w:p>
+    <w:p>
+      <w:pPr>
+        <w:pStyle w:val="NormalWeb"/>
+        <w:rPr>
+          <w:rFonts w:ascii="Arial" w:hAnsi="Arial" w:cs="Arial"/>
+          <w:color w:val="000000" w:themeColor="text1"/>
+        </w:rPr>
+      </w:pPr>
+    </w:p>
+    <w:p>
+      <w:pPr>
+        <w:pStyle w:val="NormalWeb"/>
+        <w:rPr>
+          <w:rFonts w:ascii="Arial" w:hAnsi="Arial" w:cs="Arial"/>
+          <w:b/>
+          <w:color w:val="000000" w:themeColor="text1"/>
+        </w:rPr>
+      </w:pPr>
+      <w:r>
+        <w:rPr>
+          <w:rFonts w:ascii="Arial" w:hAnsi="Arial" w:cs="Arial"/>
+          <w:b/>
+          <w:color w:val="000000" w:themeColor="text1"/>
+        </w:rPr>
+        <w:t xml:space="preserve">Subcategory 1: </w:t>
+      </w:r>
+    </w:p>
+    <w:p>
+      <w:pPr>
+        <w:pStyle w:val="Heading1"/>
+      </w:pPr>
+      <w:r>
+        <w:t>Tender &amp; Bid Writing Services</w:t>
+      </w:r>
+    </w:p>
+    <w:p>
+      <w:pPr>
+        <w:pStyle w:val="NormalWeb"/>
+      </w:pPr>
+      <w:r>
+        <w:rPr>
+          <w:rStyle w:val="Strong"/>
+        </w:rPr>
+        <w:t>Professional Tender Writing That Gives Your Business a Competitive Advantage</w:t>
+      </w:r>
+    </w:p>
+    <w:p>
+      <w:pPr>
+        <w:pStyle w:val="NormalWeb"/>
+      </w:pPr>
+      <w:r>
+        <w:t xml:space="preserve">A successful tender submission requires more than relevant experience and technical expertise. It requires clear, convincing responses that demonstrate your </w:t>
+      </w:r>
+      <w:proofErr w:type="spellStart"/>
+      <w:r>
+        <w:t>organisation's</w:t>
+      </w:r>
+      <w:proofErr w:type="spellEnd"/>
+      <w:r>
+        <w:t xml:space="preserve"> capabilities and address the contracting authority's expectations.</w:t>
+      </w:r>
+    </w:p>
+    <w:p>
+      <w:pPr>
+        <w:pStyle w:val="NormalWeb"/>
+      </w:pPr>
+      <w:r>
+        <w:t xml:space="preserve">At </w:t>
+      </w:r>
+      <w:r>
+        <w:rPr>
+          <w:rStyle w:val="Strong"/>
+        </w:rPr>
+        <w:t>My Solutionz</w:t>
+      </w:r>
+      <w:r>
+        <w:t xml:space="preserve">, we provide professional tender and bid writing services for businesses competing for public and private sector contracts across the UK. Backed by over </w:t>
+      </w:r>
+      <w:r>
+        <w:rPr>
+          <w:rStyle w:val="Strong"/>
+        </w:rPr>
+        <w:t>16 years of business development experience</w:t>
+      </w:r>
+      <w:r>
+        <w:t>, we combine commercial understanding, industry knowledge and specialist writing expertise to develop well-structured, compliant and evidence-based tender submissions.</w:t>
+      </w:r>
+    </w:p>
+    <w:p>
+      <w:pPr>
+        <w:pStyle w:val="NormalWeb"/>
+      </w:pPr>
+      <w:r>
+        <w:t>Whether you are bidding for your first contract, applying for a framework agreement or competing for a major procurement opportunity, our experienced tender writers help you communicate your strengths effectively and present a compelling case for your business.</w:t>
+      </w:r>
+    </w:p>
+    <w:p>
+      <w:pPr>
+        <w:pStyle w:val="Heading2"/>
+      </w:pPr>
+      <w:r>
+        <w:t>What Is Professional Tender &amp; Bid Writing?</w:t>
+      </w:r>
+    </w:p>
+    <w:p>
+      <w:pPr>
+        <w:pStyle w:val="NormalWeb"/>
+      </w:pPr>
+      <w:r>
+        <w:rPr>
+          <w:rStyle w:val="Strong"/>
+        </w:rPr>
+        <w:t>Turning Your Business Expertise into Competitive Tender Responses</w:t>
+      </w:r>
+    </w:p>
+    <w:p>
+      <w:pPr>
+        <w:pStyle w:val="NormalWeb"/>
+      </w:pPr>
+      <w:r>
+        <w:t xml:space="preserve">Tender writing involves preparing detailed responses to the technical, operational and quality requirements specified by contracting authorities and private sector buyers. Each response must demonstrate how your </w:t>
+      </w:r>
+      <w:proofErr w:type="spellStart"/>
+      <w:r>
+        <w:t>organisation</w:t>
+      </w:r>
+      <w:proofErr w:type="spellEnd"/>
+      <w:r>
+        <w:t xml:space="preserve"> meets the requirements of the contract, supported by relevant experience, delivery arrangements and credible evidence.</w:t>
+      </w:r>
+    </w:p>
+    <w:p>
+      <w:pPr>
+        <w:pStyle w:val="NormalWeb"/>
+      </w:pPr>
+      <w:r>
+        <w:t>A capable business can lose valuable evaluation marks if its responses lack detail, overlook important requirements or fail to explain how proposed services will be delivered.</w:t>
+      </w:r>
+    </w:p>
+    <w:p>
+      <w:pPr>
+        <w:pStyle w:val="NormalWeb"/>
+      </w:pPr>
+      <w:r>
+        <w:t xml:space="preserve">Our professional tender writers bridge this gap by transforming your operational knowledge into persuasive, contract-specific responses. We focus on what evaluators are assessing, ensuring </w:t>
+      </w:r>
+      <w:r>
+        <w:lastRenderedPageBreak/>
+        <w:t>your answers demonstrate not only what your business can offer, but how it intends to fulfil its commitments.</w:t>
+      </w:r>
+    </w:p>
+    <w:p>
+      <w:pPr>
+        <w:pStyle w:val="Heading2"/>
+      </w:pPr>
+      <w:r>
+        <w:t>Our Tender &amp; Bid Writing Services</w:t>
+      </w:r>
+    </w:p>
+    <w:p>
+      <w:pPr>
+        <w:pStyle w:val="NormalWeb"/>
+      </w:pPr>
+      <w:r>
+        <w:rPr>
+          <w:rStyle w:val="Strong"/>
+        </w:rPr>
+        <w:t>Comprehensive Writing Support for Different Tender Requirements</w:t>
+      </w:r>
+    </w:p>
+    <w:p>
+      <w:pPr>
+        <w:pStyle w:val="NormalWeb"/>
+      </w:pPr>
+      <w:r>
+        <w:t>We provide specialist writing support across the main elements of public and private sector tender submissions:</w:t>
+      </w:r>
+    </w:p>
+    <w:p>
+      <w:pPr>
+        <w:pStyle w:val="NormalWeb"/>
+        <w:numPr>
+          <w:ilvl w:val="0"/>
+          <w:numId w:val="3"/>
+        </w:numPr>
+      </w:pPr>
+      <w:r>
+        <w:rPr>
+          <w:rStyle w:val="Strong"/>
+        </w:rPr>
+        <w:t>Quality &amp; Technical Responses:</w:t>
+      </w:r>
+      <w:r>
+        <w:t xml:space="preserve"> Detailed answers addressing service delivery, quality assurance, workforce management, compliance and performance monitoring.</w:t>
+      </w:r>
+    </w:p>
+    <w:p>
+      <w:pPr>
+        <w:pStyle w:val="NormalWeb"/>
+        <w:numPr>
+          <w:ilvl w:val="0"/>
+          <w:numId w:val="3"/>
+        </w:numPr>
+      </w:pPr>
+      <w:r>
+        <w:rPr>
+          <w:rStyle w:val="Strong"/>
+        </w:rPr>
+        <w:t>Method Statements:</w:t>
+      </w:r>
+      <w:r>
+        <w:t xml:space="preserve"> Clear explanations of proposed working methods, operational procedures, resources, responsibilities and contract delivery arrangements.</w:t>
+      </w:r>
+    </w:p>
+    <w:p>
+      <w:pPr>
+        <w:pStyle w:val="NormalWeb"/>
+        <w:numPr>
+          <w:ilvl w:val="0"/>
+          <w:numId w:val="3"/>
+        </w:numPr>
+      </w:pPr>
+      <w:r>
+        <w:rPr>
+          <w:rStyle w:val="Strong"/>
+        </w:rPr>
+        <w:t>Social Value Responses:</w:t>
+      </w:r>
+      <w:r>
+        <w:t xml:space="preserve"> Practical commitments covering local employment, skills development, community benefits, sustainability and measurable social value outcomes.</w:t>
+      </w:r>
+    </w:p>
+    <w:p>
+      <w:pPr>
+        <w:pStyle w:val="NormalWeb"/>
+        <w:numPr>
+          <w:ilvl w:val="0"/>
+          <w:numId w:val="3"/>
+        </w:numPr>
+      </w:pPr>
+      <w:proofErr w:type="spellStart"/>
+      <w:r>
+        <w:rPr>
+          <w:rStyle w:val="Strong"/>
+        </w:rPr>
+        <w:t>Mobilisation</w:t>
+      </w:r>
+      <w:proofErr w:type="spellEnd"/>
+      <w:r>
+        <w:rPr>
+          <w:rStyle w:val="Strong"/>
+        </w:rPr>
+        <w:t xml:space="preserve"> &amp; Implementation Plans:</w:t>
+      </w:r>
+      <w:r>
+        <w:t xml:space="preserve"> Structured proposals outlining contract commencement, staffing, operational readiness, transition arrangements and implementation milestones.</w:t>
+      </w:r>
+    </w:p>
+    <w:p>
+      <w:pPr>
+        <w:pStyle w:val="NormalWeb"/>
+        <w:numPr>
+          <w:ilvl w:val="0"/>
+          <w:numId w:val="3"/>
+        </w:numPr>
+      </w:pPr>
+      <w:r>
+        <w:rPr>
+          <w:rStyle w:val="Strong"/>
+        </w:rPr>
+        <w:t>Risk Management &amp; Business Continuity:</w:t>
+      </w:r>
+      <w:r>
+        <w:t xml:space="preserve"> Responses explaining how operational risks, service disruptions and contractual challenges will be managed.</w:t>
+      </w:r>
+    </w:p>
+    <w:p>
+      <w:pPr>
+        <w:pStyle w:val="NormalWeb"/>
+        <w:numPr>
+          <w:ilvl w:val="0"/>
+          <w:numId w:val="3"/>
+        </w:numPr>
+      </w:pPr>
+      <w:r>
+        <w:rPr>
+          <w:rStyle w:val="Strong"/>
+        </w:rPr>
+        <w:t>Case Studies &amp; Framework Applications:</w:t>
+      </w:r>
+      <w:r>
+        <w:t xml:space="preserve"> Evidence-based descriptions of previous contract experience, </w:t>
+      </w:r>
+      <w:proofErr w:type="spellStart"/>
+      <w:r>
+        <w:t>organisational</w:t>
+      </w:r>
+      <w:proofErr w:type="spellEnd"/>
+      <w:r>
+        <w:t xml:space="preserve"> capabilities and relevant achievements.</w:t>
+      </w:r>
+    </w:p>
+    <w:p>
+      <w:pPr>
+        <w:pStyle w:val="NormalWeb"/>
+      </w:pPr>
+      <w:r>
+        <w:t>Each response is developed around your business, the contract specification and the buyer's evaluation criteria.</w:t>
+      </w:r>
+    </w:p>
+    <w:p>
+      <w:pPr>
+        <w:pStyle w:val="Heading2"/>
+      </w:pPr>
+      <w:r>
+        <w:t>Our Tender Writing Process</w:t>
+      </w:r>
+    </w:p>
+    <w:p>
+      <w:pPr>
+        <w:pStyle w:val="NormalWeb"/>
+      </w:pPr>
+      <w:r>
+        <w:rPr>
+          <w:rStyle w:val="Strong"/>
+        </w:rPr>
+        <w:t>A Structured Approach to Producing High-Quality Tender Responses</w:t>
+      </w:r>
+    </w:p>
+    <w:p>
+      <w:pPr>
+        <w:pStyle w:val="NormalWeb"/>
+      </w:pPr>
+      <w:r>
+        <w:t>We follow a practical writing process that combines thorough preparation, collaboration and quality control.</w:t>
+      </w:r>
+    </w:p>
+    <w:p>
+      <w:pPr>
+        <w:pStyle w:val="NormalWeb"/>
+      </w:pPr>
+      <w:r>
+        <w:rPr>
+          <w:rStyle w:val="Strong"/>
+        </w:rPr>
+        <w:t>01. Tender Analysis &amp; Requirements Review</w:t>
+      </w:r>
+    </w:p>
+    <w:p>
+      <w:pPr>
+        <w:pStyle w:val="NormalWeb"/>
+      </w:pPr>
+      <w:r>
+        <w:t>We examine the Invitation to Tender (ITT), service specification, evaluation questions and scoring criteria to identify exactly what the buyer expects and the information needed for each response.</w:t>
+      </w:r>
+    </w:p>
+    <w:p>
+      <w:pPr>
+        <w:pStyle w:val="NormalWeb"/>
+      </w:pPr>
+      <w:r>
+        <w:rPr>
+          <w:rStyle w:val="Strong"/>
+        </w:rPr>
+        <w:t>02. Business Consultation &amp; Evidence Gathering</w:t>
+      </w:r>
+    </w:p>
+    <w:p>
+      <w:pPr>
+        <w:pStyle w:val="NormalWeb"/>
+      </w:pPr>
+      <w:r>
+        <w:t>We work with your management and operational teams to understand your services, experience, workforce, systems and delivery arrangements. We collect relevant supporting evidence and identify any information requiring further clarification.</w:t>
+      </w:r>
+    </w:p>
+    <w:p>
+      <w:pPr>
+        <w:pStyle w:val="NormalWeb"/>
+      </w:pPr>
+      <w:r>
+        <w:rPr>
+          <w:rStyle w:val="Strong"/>
+        </w:rPr>
+        <w:lastRenderedPageBreak/>
+        <w:t>03. Professional Tender Drafting</w:t>
+      </w:r>
+    </w:p>
+    <w:p>
+      <w:pPr>
+        <w:pStyle w:val="NormalWeb"/>
+      </w:pPr>
+      <w:r>
+        <w:t xml:space="preserve">Our tender writers develop tailored, well-structured responses that address each evaluation requirement. We focus on practical delivery methods, relevant evidence, measurable commitments and clear explanations of your </w:t>
+      </w:r>
+      <w:proofErr w:type="spellStart"/>
+      <w:r>
+        <w:t>organisation's</w:t>
+      </w:r>
+      <w:proofErr w:type="spellEnd"/>
+      <w:r>
+        <w:t xml:space="preserve"> capabilities.</w:t>
+      </w:r>
+    </w:p>
+    <w:p>
+      <w:pPr>
+        <w:pStyle w:val="NormalWeb"/>
+      </w:pPr>
+      <w:r>
+        <w:rPr>
+          <w:rStyle w:val="Strong"/>
+        </w:rPr>
+        <w:t>04. Quality Review &amp; Refinement</w:t>
+      </w:r>
+    </w:p>
+    <w:p>
+      <w:pPr>
+        <w:pStyle w:val="NormalWeb"/>
+      </w:pPr>
+      <w:r>
+        <w:t>We assess the drafted responses against the tender questions, scoring guidance and submission instructions. We review completeness, technical accuracy, supporting evidence, consistency and word limits, refining the content where improvements are needed.</w:t>
+      </w:r>
+    </w:p>
+    <w:p>
+      <w:pPr>
+        <w:pStyle w:val="NormalWeb"/>
+      </w:pPr>
+      <w:r>
+        <w:rPr>
+          <w:rStyle w:val="Strong"/>
+        </w:rPr>
+        <w:t xml:space="preserve">05. Client Approval &amp; </w:t>
+      </w:r>
+      <w:proofErr w:type="spellStart"/>
+      <w:r>
+        <w:rPr>
+          <w:rStyle w:val="Strong"/>
+        </w:rPr>
+        <w:t>Finalisation</w:t>
+      </w:r>
+      <w:proofErr w:type="spellEnd"/>
+    </w:p>
+    <w:p>
+      <w:pPr>
+        <w:pStyle w:val="NormalWeb"/>
+      </w:pPr>
+      <w:r>
+        <w:t xml:space="preserve">We incorporate your feedback and </w:t>
+      </w:r>
+      <w:proofErr w:type="spellStart"/>
+      <w:r>
+        <w:t>finalise</w:t>
+      </w:r>
+      <w:proofErr w:type="spellEnd"/>
+      <w:r>
+        <w:t xml:space="preserve"> the written responses, checking that operational commitments accurately reflect your </w:t>
+      </w:r>
+      <w:proofErr w:type="spellStart"/>
+      <w:r>
+        <w:t>organisation's</w:t>
+      </w:r>
+      <w:proofErr w:type="spellEnd"/>
+      <w:r>
+        <w:t xml:space="preserve"> capabilities and that the content is ready for inclusion in the tender submission.</w:t>
+      </w:r>
+    </w:p>
+    <w:p>
+      <w:pPr>
+        <w:pStyle w:val="Heading2"/>
+      </w:pPr>
+      <w:r>
+        <w:t>The Advantage of Experienced Tender Writers</w:t>
+      </w:r>
+    </w:p>
+    <w:p>
+      <w:pPr>
+        <w:pStyle w:val="NormalWeb"/>
+      </w:pPr>
+      <w:r>
+        <w:rPr>
+          <w:rStyle w:val="Strong"/>
+        </w:rPr>
+        <w:t>Business Development Experience That Goes Beyond Writing</w:t>
+      </w:r>
+    </w:p>
+    <w:p>
+      <w:pPr>
+        <w:pStyle w:val="NormalWeb"/>
+      </w:pPr>
+      <w:r>
+        <w:t>Professional tender writing requires more than excellent communication skills. It demands commercial awareness, knowledge of procurement requirements and an understanding of how businesses demonstrate their ability to deliver contracts.</w:t>
+      </w:r>
+    </w:p>
+    <w:p>
+      <w:pPr>
+        <w:pStyle w:val="NormalWeb"/>
+      </w:pPr>
+      <w:r>
+        <w:t xml:space="preserve">With over </w:t>
+      </w:r>
+      <w:r>
+        <w:rPr>
+          <w:rStyle w:val="Strong"/>
+        </w:rPr>
+        <w:t>16 years of business development experience</w:t>
+      </w:r>
+      <w:r>
+        <w:t>, My Solutionz brings practical commercial insight to the tender writing process. Our writers understand how to interpret complex evaluation questions, identify relevant evidence and present technical information in a way that is clear, credible and relevant to the buyer.</w:t>
       </w:r>
     </w:p>
     <w:p>
@@ -628,364 +2480,1642 @@
       </w:r>
       <w:proofErr w:type="spellEnd"/>
       <w:r>
-        <w:t xml:space="preserve"> the time, resources and commercial importance involved in preparing a tender. That is why we treat every submission with the attention it deserves, combining detailed preparation, open communication and a clear understanding of what the buyer is asking for.</w:t>
-      </w:r>
-    </w:p>
-    <w:p>
-      <w:pPr>
-        <w:pStyle w:val="NormalWeb"/>
-        <w:rPr>
-          <w:rStyle w:val="Strong"/>
-        </w:rPr>
-      </w:pPr>
-      <w:r>
-        <w:rPr>
-          <w:rStyle w:val="Strong"/>
-        </w:rPr>
-        <w:t>Our aim is simple: to help you submit bids that represent your business at its best and give you a stronger bas</w:t>
-      </w:r>
-      <w:r>
-        <w:rPr>
-          <w:rStyle w:val="Strong"/>
-        </w:rPr>
-        <w:t xml:space="preserve">is </w:t>
-      </w:r>
-      <w:r>
-        <w:rPr>
-          <w:rStyle w:val="Strong"/>
-        </w:rPr>
-        <w:t>to compete.</w:t>
-      </w:r>
-      <w:r>
-        <w:rPr>
-          <w:rStyle w:val="Strong"/>
+        <w:t xml:space="preserve"> that different industries have different procurement expectations. Our experience across healthcare and social care, transport, cleaning, security, education and training, facilities management and building maintenance allows us to develop responses that reflect sector-specific operational requirements.</w:t>
+      </w:r>
+    </w:p>
+    <w:p>
+      <w:pPr>
+        <w:pStyle w:val="NormalWeb"/>
+      </w:pPr>
+      <w:r>
+        <w:t xml:space="preserve">Rather than relying on generic templates or exaggerated claims, we focus on producing submissions built around your </w:t>
+      </w:r>
+      <w:proofErr w:type="spellStart"/>
+      <w:r>
+        <w:t>organisation's</w:t>
+      </w:r>
+      <w:proofErr w:type="spellEnd"/>
+      <w:r>
+        <w:t xml:space="preserve"> genuine experience, resources and strengths.</w:t>
+      </w:r>
+    </w:p>
+    <w:p>
+      <w:pPr>
+        <w:pStyle w:val="Heading2"/>
+      </w:pPr>
+      <w:r>
+        <w:t>Why Choose My Solutionz for Tender Writing?</w:t>
+      </w:r>
+    </w:p>
+    <w:p>
+      <w:pPr>
+        <w:pStyle w:val="NormalWeb"/>
+      </w:pPr>
+      <w:r>
+        <w:rPr>
+          <w:rStyle w:val="Strong"/>
+        </w:rPr>
+        <w:t>Specialist Expertise Without the Pressure of Writing Everything Yourself</w:t>
+      </w:r>
+    </w:p>
+    <w:p>
+      <w:pPr>
+        <w:pStyle w:val="NormalWeb"/>
+      </w:pPr>
+      <w:r>
+        <w:lastRenderedPageBreak/>
+        <w:t>Preparing a competitive tender can place considerable demands on business owners and management teams, particularly when submissions involve extensive technical questions and demanding deadlines.</w:t>
+      </w:r>
+    </w:p>
+    <w:p>
+      <w:pPr>
+        <w:pStyle w:val="NormalWeb"/>
+      </w:pPr>
+      <w:r>
+        <w:t>Our outsourced tender writing services provide professional support without the need to employ a permanent in-house bid writer.</w:t>
+      </w:r>
+    </w:p>
+    <w:p>
+      <w:pPr>
+        <w:pStyle w:val="NormalWeb"/>
+      </w:pPr>
+      <w:r>
+        <w:t>We help you:</w:t>
+      </w:r>
+    </w:p>
+    <w:p>
+      <w:pPr>
+        <w:pStyle w:val="NormalWeb"/>
+        <w:numPr>
+          <w:ilvl w:val="0"/>
+          <w:numId w:val="4"/>
+        </w:numPr>
+      </w:pPr>
+      <w:r>
+        <w:rPr>
+          <w:rStyle w:val="Strong"/>
+        </w:rPr>
+        <w:t>Save valuable time</w:t>
+      </w:r>
+      <w:r>
+        <w:t xml:space="preserve"> by taking responsibility for preparing and refining written responses.</w:t>
+      </w:r>
+    </w:p>
+    <w:p>
+      <w:pPr>
+        <w:pStyle w:val="NormalWeb"/>
+        <w:numPr>
+          <w:ilvl w:val="0"/>
+          <w:numId w:val="4"/>
+        </w:numPr>
+      </w:pPr>
+      <w:r>
+        <w:rPr>
+          <w:rStyle w:val="Strong"/>
+        </w:rPr>
+        <w:t>Strengthen submission quality</w:t>
+      </w:r>
+      <w:r>
+        <w:t xml:space="preserve"> through clear explanations, relevant evidence and close attention to evaluation criteria.</w:t>
+      </w:r>
+    </w:p>
+    <w:p>
+      <w:pPr>
+        <w:pStyle w:val="NormalWeb"/>
+        <w:numPr>
+          <w:ilvl w:val="0"/>
+          <w:numId w:val="4"/>
+        </w:numPr>
+      </w:pPr>
+      <w:r>
+        <w:rPr>
+          <w:rStyle w:val="Strong"/>
+        </w:rPr>
+        <w:t>Access specialist expertise</w:t>
+      </w:r>
+      <w:r>
+        <w:t xml:space="preserve"> supported by commercial understanding and multi-sector experience.</w:t>
+      </w:r>
+    </w:p>
+    <w:p>
+      <w:pPr>
+        <w:pStyle w:val="NormalWeb"/>
+        <w:numPr>
+          <w:ilvl w:val="0"/>
+          <w:numId w:val="4"/>
+        </w:numPr>
+      </w:pPr>
+      <w:r>
+        <w:rPr>
+          <w:rStyle w:val="Strong"/>
+        </w:rPr>
+        <w:t>Receive flexible assistance</w:t>
+      </w:r>
+      <w:r>
+        <w:t>, whether you need a complete written submission or support with selected tender questions.</w:t>
+      </w:r>
+    </w:p>
+    <w:p>
+      <w:pPr>
+        <w:pStyle w:val="NormalWeb"/>
+      </w:pPr>
+      <w:r>
+        <w:t>We work closely with your team throughout the assignment, allowing you to concentrate on running your business while we develop the agreed tender responses.</w:t>
+      </w:r>
+    </w:p>
+    <w:p>
+      <w:pPr>
+        <w:pStyle w:val="Heading2"/>
+      </w:pPr>
+      <w:r>
+        <w:t>Let's Make Your Next Tender Count</w:t>
+      </w:r>
+    </w:p>
+    <w:p>
+      <w:pPr>
+        <w:pStyle w:val="NormalWeb"/>
+      </w:pPr>
+      <w:r>
+        <w:rPr>
+          <w:rStyle w:val="Strong"/>
+        </w:rPr>
+        <w:t>Your Business Has the Capabilities. Let Us Help You Present Them.</w:t>
+      </w:r>
+    </w:p>
+    <w:p>
+      <w:pPr>
+        <w:pStyle w:val="NormalWeb"/>
+      </w:pPr>
+      <w:r>
+        <w:t>Every tender presents an opportunity to demonstrate your expertise and compete for valuable contracts. At My Solutionz, we help businesses make the most of these opportunities through professional, evidence-based tender writing that reflects their strengths and addresses the buyer's requirements.</w:t>
+      </w:r>
+    </w:p>
+    <w:p>
+      <w:pPr>
+        <w:pStyle w:val="NormalWeb"/>
+      </w:pPr>
+      <w:r>
+        <w:t>Whether you are preparing your first tender or pursuing a major contract opportunity, our team is ready to help you develop a stronger submission.</w:t>
+      </w:r>
+    </w:p>
+    <w:p>
+      <w:pPr>
+        <w:pStyle w:val="NormalWeb"/>
+        <w:rPr>
+          <w:rFonts w:ascii="Arial" w:hAnsi="Arial" w:cs="Arial"/>
+        </w:rPr>
+      </w:pPr>
+    </w:p>
+    <w:p>
+      <w:pPr>
+        <w:rPr>
+          <w:rFonts w:ascii="Arial" w:hAnsi="Arial" w:cs="Arial"/>
+          <w:b/>
+          <w:u w:val="single"/>
+          <w:lang w:val="en-GB"/>
+        </w:rPr>
+      </w:pPr>
+      <w:r>
+        <w:rPr>
+          <w:rFonts w:ascii="Arial" w:hAnsi="Arial" w:cs="Arial"/>
+          <w:b/>
+          <w:u w:val="single"/>
+          <w:lang w:val="en-GB"/>
+        </w:rPr>
+        <w:t>Subcategory</w:t>
+      </w:r>
+      <w:r>
+        <w:rPr>
+          <w:rFonts w:ascii="Arial" w:hAnsi="Arial" w:cs="Arial"/>
+          <w:b/>
+          <w:u w:val="single"/>
+          <w:lang w:val="en-GB"/>
+        </w:rPr>
+        <w:t xml:space="preserve"> 2: </w:t>
+      </w:r>
+    </w:p>
+    <w:p>
+      <w:pPr>
+        <w:pStyle w:val="Heading1"/>
+      </w:pPr>
+      <w:r>
+        <w:t>Opportunity Identification</w:t>
+      </w:r>
+    </w:p>
+    <w:p>
+      <w:pPr>
+        <w:pStyle w:val="NormalWeb"/>
+      </w:pPr>
+      <w:r>
+        <w:rPr>
+          <w:rStyle w:val="Strong"/>
+        </w:rPr>
+        <w:t>Find the Right Opportunities. Compete Where Your Business Has the Strongest Potential.</w:t>
+      </w:r>
+    </w:p>
+    <w:p>
+      <w:pPr>
+        <w:pStyle w:val="NormalWeb"/>
+      </w:pPr>
+      <w:r>
+        <w:t>Not every tender opportunity is worth pursuing. A contract may appear attractive, but if its requirements exceed your resources, fall outside your expertise or do not align with your business objectives, preparing a bid could become an unnecessary investment of time and money.</w:t>
+      </w:r>
+    </w:p>
+    <w:p>
+      <w:pPr>
+        <w:pStyle w:val="NormalWeb"/>
+      </w:pPr>
+      <w:r>
+        <w:lastRenderedPageBreak/>
+        <w:t xml:space="preserve">At </w:t>
+      </w:r>
+      <w:r>
+        <w:rPr>
+          <w:rStyle w:val="Strong"/>
+        </w:rPr>
+        <w:t>My Solutionz</w:t>
+      </w:r>
+      <w:r>
+        <w:t>, we provide professional tender opportunity identification services to help UK businesses discover relevant public and private sector contracts that match their capabilities, experience and growth ambitions.</w:t>
+      </w:r>
+    </w:p>
+    <w:p>
+      <w:pPr>
+        <w:pStyle w:val="NormalWeb"/>
+      </w:pPr>
+      <w:r>
+        <w:t xml:space="preserve">We go beyond searching for available tenders. Our approach involves understanding your </w:t>
+      </w:r>
+      <w:proofErr w:type="spellStart"/>
+      <w:r>
+        <w:t>organisation</w:t>
+      </w:r>
+      <w:proofErr w:type="spellEnd"/>
+      <w:r>
+        <w:t>, identifying suitable procurement opportunities and assessing their requirements before recommending which contracts deserve your attention.</w:t>
+      </w:r>
+    </w:p>
+    <w:p>
+      <w:pPr>
+        <w:pStyle w:val="NormalWeb"/>
+      </w:pPr>
+      <w:r>
+        <w:t xml:space="preserve">With over </w:t>
+      </w:r>
+      <w:r>
+        <w:rPr>
+          <w:rStyle w:val="Strong"/>
+        </w:rPr>
+        <w:t>16 years of business development experience</w:t>
+      </w:r>
+      <w:r>
+        <w:t>, we help you make informed bidding decisions and focus your resources on opportunities where your business has a stronger competitive position.</w:t>
+      </w:r>
+    </w:p>
+    <w:p>
+      <w:pPr>
+        <w:pStyle w:val="Heading2"/>
+      </w:pPr>
+      <w:r>
+        <w:t>Understanding Your Business Comes First</w:t>
+      </w:r>
+    </w:p>
+    <w:p>
+      <w:pPr>
+        <w:pStyle w:val="NormalWeb"/>
+      </w:pPr>
+      <w:r>
+        <w:rPr>
+          <w:rStyle w:val="Strong"/>
+        </w:rPr>
+        <w:t>The Right Opportunity Starts with Knowing What Your Business Can Deliver</w:t>
+      </w:r>
+    </w:p>
+    <w:p>
+      <w:pPr>
+        <w:pStyle w:val="NormalWeb"/>
+      </w:pPr>
+      <w:r>
+        <w:t xml:space="preserve">Before searching for contracts, we take time to understand your </w:t>
+      </w:r>
+      <w:proofErr w:type="spellStart"/>
+      <w:r>
+        <w:t>organisation</w:t>
+      </w:r>
+      <w:proofErr w:type="spellEnd"/>
+      <w:r>
+        <w:t xml:space="preserve"> and what makes it competitive.</w:t>
+      </w:r>
+    </w:p>
+    <w:p>
+      <w:pPr>
+        <w:pStyle w:val="NormalWeb"/>
+      </w:pPr>
+      <w:r>
+        <w:t>We consider your business size, industry experience, geographical coverage, workforce capacity, financial position, accreditations, previous contract performance and operational capabilities. Equally important are your commercial objectives, whether you want to enter the public sector market, expand into new locations, increase contract values or build a more consistent pipeline of opportunities.</w:t>
+      </w:r>
+    </w:p>
+    <w:p>
+      <w:pPr>
+        <w:pStyle w:val="NormalWeb"/>
+      </w:pPr>
+      <w:r>
+        <w:t>This understanding allows us to establish a tailored opportunity profile, identifying the types of contracts that fit your business rather than presenting every tender available within your industry.</w:t>
+      </w:r>
+    </w:p>
+    <w:p>
+      <w:pPr>
+        <w:pStyle w:val="NormalWeb"/>
+      </w:pPr>
+      <w:r>
+        <w:t xml:space="preserve">Our objective is straightforward: </w:t>
+      </w:r>
+      <w:r>
+        <w:rPr>
+          <w:rStyle w:val="Strong"/>
+        </w:rPr>
+        <w:t xml:space="preserve">to find opportunities that make commercial and operational sense for your </w:t>
+      </w:r>
+      <w:proofErr w:type="spellStart"/>
+      <w:r>
+        <w:rPr>
+          <w:rStyle w:val="Strong"/>
+        </w:rPr>
+        <w:t>organisation</w:t>
+      </w:r>
+      <w:proofErr w:type="spellEnd"/>
+      <w:r>
+        <w:rPr>
+          <w:rStyle w:val="Strong"/>
+        </w:rPr>
+        <w:t>.</w:t>
+      </w:r>
+    </w:p>
+    <w:p>
+      <w:pPr>
+        <w:pStyle w:val="Heading2"/>
+      </w:pPr>
+      <w:r>
+        <w:t xml:space="preserve">How Our Tender Opportunity Identification </w:t>
+      </w:r>
+      <w:proofErr w:type="gramStart"/>
+      <w:r>
+        <w:t>Works</w:t>
+      </w:r>
+      <w:proofErr w:type="gramEnd"/>
+    </w:p>
+    <w:p>
+      <w:pPr>
+        <w:pStyle w:val="NormalWeb"/>
+      </w:pPr>
+      <w:r>
+        <w:rPr>
+          <w:rStyle w:val="Strong"/>
+        </w:rPr>
+        <w:t>A Targeted Search and Assessment Process</w:t>
+      </w:r>
+    </w:p>
+    <w:p>
+      <w:pPr>
+        <w:pStyle w:val="NormalWeb"/>
+      </w:pPr>
+      <w:r>
+        <w:t>We follow a structured approach to finding, reviewing and shortlisting relevant contract opportunities.</w:t>
+      </w:r>
+    </w:p>
+    <w:p>
+      <w:pPr>
+        <w:pStyle w:val="Heading3"/>
+      </w:pPr>
+      <w:r>
+        <w:t>01. Business Profiling &amp; Opportunity Criteria</w:t>
+      </w:r>
+    </w:p>
+    <w:p>
+      <w:pPr>
+        <w:pStyle w:val="NormalWeb"/>
+      </w:pPr>
+      <w:r>
+        <w:t xml:space="preserve">We begin by reviewing your </w:t>
+      </w:r>
+      <w:proofErr w:type="spellStart"/>
+      <w:r>
+        <w:t>organisation's</w:t>
+      </w:r>
+      <w:proofErr w:type="spellEnd"/>
+      <w:r>
+        <w:t xml:space="preserve"> services, strengths, resources and growth plans. From this information, we establish suitable contract categories, geographical preferences, contract values, service requirements and other relevant selection criteria.</w:t>
+      </w:r>
+    </w:p>
+    <w:p>
+      <w:pPr>
+        <w:pStyle w:val="Heading3"/>
+      </w:pPr>
+      <w:r>
+        <w:t>02. Targeted Tender Opportunity Searches</w:t>
+      </w:r>
+    </w:p>
+    <w:p>
+      <w:pPr>
+        <w:pStyle w:val="NormalWeb"/>
+      </w:pPr>
+      <w:r>
+        <w:lastRenderedPageBreak/>
+        <w:t>We search relevant UK procurement portals, public sector contract notices, framework opportunities and other appropriate tender sources to identify contracts matching your business profile.</w:t>
+      </w:r>
+    </w:p>
+    <w:p>
+      <w:pPr>
+        <w:pStyle w:val="NormalWeb"/>
+      </w:pPr>
+      <w:r>
+        <w:t>Our searches focus on opportunities relevant to your industry, delivery capabilities and preferred markets, rather than producing lengthy lists of unrelated tenders.</w:t>
+      </w:r>
+    </w:p>
+    <w:p>
+      <w:pPr>
+        <w:pStyle w:val="Heading3"/>
+      </w:pPr>
+      <w:r>
+        <w:t>03. Tender Screening &amp; Requirement Analysis</w:t>
+      </w:r>
+    </w:p>
+    <w:p>
+      <w:pPr>
+        <w:pStyle w:val="NormalWeb"/>
+      </w:pPr>
+      <w:r>
+        <w:t>Finding an opportunity is only the first step. We examine the available tender notice and procurement documentation to understand the contract scope, eligibility conditions, technical requirements, financial thresholds, accreditations, experience criteria, evaluation methodology and submission deadlines.</w:t>
+      </w:r>
+    </w:p>
+    <w:p>
+      <w:pPr>
+        <w:pStyle w:val="NormalWeb"/>
+      </w:pPr>
+      <w:r>
+        <w:t xml:space="preserve">This helps us identify requirements that your </w:t>
+      </w:r>
+      <w:proofErr w:type="spellStart"/>
+      <w:r>
+        <w:t>organisation</w:t>
+      </w:r>
+      <w:proofErr w:type="spellEnd"/>
+      <w:r>
+        <w:t xml:space="preserve"> can meet, potential barriers to participation and any commitments that may affect your decision to bid.</w:t>
+      </w:r>
+    </w:p>
+    <w:p>
+      <w:pPr>
+        <w:pStyle w:val="Heading3"/>
+      </w:pPr>
+      <w:r>
+        <w:t>04. Compatibility Assessment &amp; Shortlisting</w:t>
+      </w:r>
+    </w:p>
+    <w:p>
+      <w:pPr>
+        <w:pStyle w:val="NormalWeb"/>
+      </w:pPr>
+      <w:r>
+        <w:t xml:space="preserve">We compare the contract requirements against your </w:t>
+      </w:r>
+      <w:proofErr w:type="spellStart"/>
+      <w:r>
+        <w:t>organisation's</w:t>
+      </w:r>
+      <w:proofErr w:type="spellEnd"/>
+      <w:r>
+        <w:t xml:space="preserve"> capabilities and commercial objectives.</w:t>
+      </w:r>
+    </w:p>
+    <w:p>
+      <w:pPr>
+        <w:pStyle w:val="NormalWeb"/>
+      </w:pPr>
+      <w:r>
+        <w:t>Our assessment considers whether your business meets the eligibility requirements, possesses relevant experience, has sufficient delivery capacity and can present a credible competitive offer.</w:t>
+      </w:r>
+    </w:p>
+    <w:p>
+      <w:pPr>
+        <w:pStyle w:val="NormalWeb"/>
+      </w:pPr>
+      <w:r>
+        <w:t>We then shortlist suitable opportunities, highlighting their strengths, potential challenges and overall relevance to your business.</w:t>
+      </w:r>
+    </w:p>
+    <w:p>
+      <w:pPr>
+        <w:pStyle w:val="Heading3"/>
+      </w:pPr>
+      <w:r>
+        <w:t>05. Opportunity Presentation &amp; Recommendations</w:t>
+      </w:r>
+    </w:p>
+    <w:p>
+      <w:pPr>
+        <w:pStyle w:val="NormalWeb"/>
+      </w:pPr>
+      <w:r>
+        <w:t>We present the selected opportunities with a clear summary of the contract, buyer, estimated value where available, location, key requirements, submission deadline and our assessment of suitability.</w:t>
+      </w:r>
+    </w:p>
+    <w:p>
+      <w:pPr>
+        <w:pStyle w:val="NormalWeb"/>
+      </w:pPr>
+      <w:r>
+        <w:t>You receive practical recommendations on which opportunities are worth exploring further, helping you decide where to invest your bidding resources.</w:t>
+      </w:r>
+    </w:p>
+    <w:p>
+      <w:pPr>
+        <w:pStyle w:val="Heading2"/>
+      </w:pPr>
+      <w:r>
+        <w:t>Tender Compatibility Analysis</w:t>
+      </w:r>
+    </w:p>
+    <w:p>
+      <w:pPr>
+        <w:pStyle w:val="NormalWeb"/>
+      </w:pPr>
+      <w:r>
+        <w:rPr>
+          <w:rStyle w:val="Strong"/>
+        </w:rPr>
+        <w:t>Assessing Your Fit Before You Commit to Bidding</w:t>
+      </w:r>
+    </w:p>
+    <w:p>
+      <w:pPr>
+        <w:pStyle w:val="NormalWeb"/>
+      </w:pPr>
+      <w:r>
+        <w:t>A relevant tender is not necessarily a suitable tender. Understanding the difference can save valuable resources and improve the quality of your bidding decisions.</w:t>
+      </w:r>
+    </w:p>
+    <w:p>
+      <w:pPr>
+        <w:pStyle w:val="NormalWeb"/>
+      </w:pPr>
+      <w:r>
+        <w:lastRenderedPageBreak/>
+        <w:t xml:space="preserve">Our compatibility analysis examines the factors that influence your </w:t>
+      </w:r>
+      <w:proofErr w:type="spellStart"/>
+      <w:r>
+        <w:t>organisation's</w:t>
+      </w:r>
+      <w:proofErr w:type="spellEnd"/>
+      <w:r>
+        <w:t xml:space="preserve"> ability to compete and deliver:</w:t>
+      </w:r>
+    </w:p>
+    <w:p>
+      <w:pPr>
+        <w:pStyle w:val="NormalWeb"/>
+        <w:numPr>
+          <w:ilvl w:val="0"/>
+          <w:numId w:val="5"/>
+        </w:numPr>
+      </w:pPr>
+      <w:r>
+        <w:rPr>
+          <w:rStyle w:val="Strong"/>
+        </w:rPr>
+        <w:t>Eligibility &amp; Compliance:</w:t>
+      </w:r>
+      <w:r>
+        <w:t xml:space="preserve"> Whether your </w:t>
+      </w:r>
+      <w:proofErr w:type="spellStart"/>
+      <w:r>
+        <w:t>organisation</w:t>
+      </w:r>
+      <w:proofErr w:type="spellEnd"/>
+      <w:r>
+        <w:t xml:space="preserve"> meets mandatory participation requirements, qualifications, accreditations and financial thresholds.</w:t>
+      </w:r>
+    </w:p>
+    <w:p>
+      <w:pPr>
+        <w:pStyle w:val="NormalWeb"/>
+        <w:numPr>
+          <w:ilvl w:val="0"/>
+          <w:numId w:val="5"/>
+        </w:numPr>
+      </w:pPr>
+      <w:r>
+        <w:rPr>
+          <w:rStyle w:val="Strong"/>
+        </w:rPr>
+        <w:t>Experience &amp; Technical Capability:</w:t>
+      </w:r>
+      <w:r>
+        <w:t xml:space="preserve"> How closely your previous contracts, industry expertise and service capabilities match the buyer's expectations.</w:t>
+      </w:r>
+    </w:p>
+    <w:p>
+      <w:pPr>
+        <w:pStyle w:val="NormalWeb"/>
+        <w:numPr>
+          <w:ilvl w:val="0"/>
+          <w:numId w:val="5"/>
+        </w:numPr>
+      </w:pPr>
+      <w:r>
+        <w:rPr>
+          <w:rStyle w:val="Strong"/>
+        </w:rPr>
+        <w:t>Operational &amp; Geographical Fit:</w:t>
+      </w:r>
+      <w:r>
+        <w:t xml:space="preserve"> Whether you have the workforce, resources, service coverage and capacity required to fulfil the contract.</w:t>
+      </w:r>
+    </w:p>
+    <w:p>
+      <w:pPr>
+        <w:pStyle w:val="NormalWeb"/>
+        <w:numPr>
+          <w:ilvl w:val="0"/>
+          <w:numId w:val="5"/>
+        </w:numPr>
+      </w:pPr>
+      <w:r>
+        <w:rPr>
+          <w:rStyle w:val="Strong"/>
+        </w:rPr>
+        <w:t>Commercial Suitability:</w:t>
+      </w:r>
+      <w:r>
+        <w:t xml:space="preserve"> Whether the contract value, duration, delivery obligations and potential costs align with your business objectives.</w:t>
+      </w:r>
+    </w:p>
+    <w:p>
+      <w:pPr>
+        <w:pStyle w:val="NormalWeb"/>
+        <w:numPr>
+          <w:ilvl w:val="0"/>
+          <w:numId w:val="5"/>
+        </w:numPr>
+      </w:pPr>
+      <w:r>
+        <w:rPr>
+          <w:rStyle w:val="Strong"/>
+        </w:rPr>
+        <w:t>Competitive Position:</w:t>
+      </w:r>
+      <w:r>
+        <w:t xml:space="preserve"> How effectively your </w:t>
+      </w:r>
+      <w:proofErr w:type="spellStart"/>
+      <w:r>
+        <w:t>organisation</w:t>
+      </w:r>
+      <w:proofErr w:type="spellEnd"/>
+      <w:r>
+        <w:t xml:space="preserve"> could demonstrate its strengths against the published evaluation criteria and likely demands of the contract.</w:t>
+      </w:r>
+    </w:p>
+    <w:p>
+      <w:pPr>
+        <w:pStyle w:val="NormalWeb"/>
+      </w:pPr>
+      <w:r>
+        <w:t xml:space="preserve">Based on these findings, we help you distinguish promising opportunities from those that may be unsuitable, supporting a more informed </w:t>
+      </w:r>
+      <w:r>
+        <w:rPr>
+          <w:rStyle w:val="Strong"/>
+        </w:rPr>
+        <w:t>Bid/No-Bid decision</w:t>
+      </w:r>
+      <w:r>
+        <w:t>.</w:t>
+      </w:r>
+    </w:p>
+    <w:p>
+      <w:pPr>
+        <w:pStyle w:val="Heading2"/>
+      </w:pPr>
+      <w:r>
+        <w:t>Why Choose My Solutionz for Opportunity Identification?</w:t>
+      </w:r>
+    </w:p>
+    <w:p>
+      <w:pPr>
+        <w:pStyle w:val="NormalWeb"/>
+      </w:pPr>
+      <w:r>
+        <w:rPr>
+          <w:rStyle w:val="Strong"/>
+        </w:rPr>
+        <w:t>Spend Less Time Searching and More Time Pursuing the Right Contracts</w:t>
+      </w:r>
+    </w:p>
+    <w:p>
+      <w:pPr>
+        <w:pStyle w:val="NormalWeb"/>
+      </w:pPr>
+      <w:r>
+        <w:t>Searching for tenders can be time-consuming, particularly when opportunities are published across multiple procurement platforms and contain extensive qualification requirements.</w:t>
+      </w:r>
+    </w:p>
+    <w:p>
+      <w:pPr>
+        <w:pStyle w:val="NormalWeb"/>
+      </w:pPr>
+      <w:r>
+        <w:t>Our opportunity identification service helps you:</w:t>
+      </w:r>
+    </w:p>
+    <w:p>
+      <w:pPr>
+        <w:pStyle w:val="NormalWeb"/>
+        <w:numPr>
+          <w:ilvl w:val="0"/>
+          <w:numId w:val="6"/>
+        </w:numPr>
+      </w:pPr>
+      <w:r>
+        <w:rPr>
+          <w:rStyle w:val="Strong"/>
+        </w:rPr>
+        <w:t>Discover relevant contracts</w:t>
+      </w:r>
+      <w:r>
+        <w:t xml:space="preserve"> aligned with your services, experience and business goals.</w:t>
+      </w:r>
+    </w:p>
+    <w:p>
+      <w:pPr>
+        <w:pStyle w:val="NormalWeb"/>
+        <w:numPr>
+          <w:ilvl w:val="0"/>
+          <w:numId w:val="6"/>
+        </w:numPr>
+      </w:pPr>
+      <w:r>
+        <w:rPr>
+          <w:rStyle w:val="Strong"/>
+        </w:rPr>
+        <w:t>Avoid unsuitable tenders</w:t>
+      </w:r>
+      <w:r>
+        <w:t xml:space="preserve"> by identifying eligibility barriers and operational challenges early.</w:t>
+      </w:r>
+    </w:p>
+    <w:p>
+      <w:pPr>
+        <w:pStyle w:val="NormalWeb"/>
+        <w:numPr>
+          <w:ilvl w:val="0"/>
+          <w:numId w:val="6"/>
+        </w:numPr>
+      </w:pPr>
+      <w:r>
+        <w:rPr>
+          <w:rStyle w:val="Strong"/>
+        </w:rPr>
+        <w:t>Make informed bidding decisions</w:t>
+      </w:r>
+      <w:r>
+        <w:t xml:space="preserve"> through contract screening and compatibility assessments.</w:t>
+      </w:r>
+    </w:p>
+    <w:p>
+      <w:pPr>
+        <w:pStyle w:val="NormalWeb"/>
+        <w:numPr>
+          <w:ilvl w:val="0"/>
+          <w:numId w:val="6"/>
+        </w:numPr>
+      </w:pPr>
+      <w:r>
+        <w:rPr>
+          <w:rStyle w:val="Strong"/>
+        </w:rPr>
+        <w:t>Save management time</w:t>
+      </w:r>
+      <w:r>
+        <w:t xml:space="preserve"> by receiving shortlisted opportunities instead of searching through numerous unrelated notices.</w:t>
+      </w:r>
+    </w:p>
+    <w:p>
+      <w:pPr>
+        <w:pStyle w:val="NormalWeb"/>
+        <w:numPr>
+          <w:ilvl w:val="0"/>
+          <w:numId w:val="6"/>
+        </w:numPr>
+      </w:pPr>
+      <w:r>
+        <w:rPr>
+          <w:rStyle w:val="Strong"/>
+        </w:rPr>
+        <w:t>Build a focused tender pipeline</w:t>
+      </w:r>
+      <w:r>
+        <w:t xml:space="preserve"> that supports your </w:t>
+      </w:r>
+      <w:proofErr w:type="spellStart"/>
+      <w:r>
+        <w:t>organisation's</w:t>
+      </w:r>
+      <w:proofErr w:type="spellEnd"/>
+      <w:r>
+        <w:t xml:space="preserve"> commercial growth plans.</w:t>
+      </w:r>
+    </w:p>
+    <w:p>
+      <w:pPr>
+        <w:pStyle w:val="NormalWeb"/>
+      </w:pPr>
+      <w:r>
+        <w:t>Whether you are a small business entering public procurement for the first time or an established contractor exploring new markets, we tailor our searches to your capabilities and ambitions.</w:t>
+      </w:r>
+    </w:p>
+    <w:p>
+      <w:pPr>
+        <w:pStyle w:val="Heading2"/>
+      </w:pPr>
+      <w:r>
+        <w:t>Discover Opportunities Worth Pursuing</w:t>
+      </w:r>
+    </w:p>
+    <w:p>
+      <w:pPr>
+        <w:pStyle w:val="NormalWeb"/>
+      </w:pPr>
+      <w:r>
+        <w:rPr>
+          <w:rStyle w:val="Strong"/>
+        </w:rPr>
+        <w:t>Let Us Find the Contracts That Fit Your Business</w:t>
+      </w:r>
+    </w:p>
+    <w:p>
+      <w:pPr>
+        <w:pStyle w:val="NormalWeb"/>
+      </w:pPr>
+      <w:r>
+        <w:t>The right contract opportunity can open the door to valuable business growth, but identifying it requires more than a simple tender search.</w:t>
+      </w:r>
+    </w:p>
+    <w:p>
+      <w:pPr>
+        <w:pStyle w:val="NormalWeb"/>
+      </w:pPr>
+      <w:r>
+        <w:lastRenderedPageBreak/>
+        <w:t xml:space="preserve">At My Solutionz, we combine targeted opportunity searches, detailed requirement screening and practical business analysis to help you identify contracts that genuinely suit your </w:t>
+      </w:r>
+      <w:proofErr w:type="spellStart"/>
+      <w:r>
+        <w:t>organisation</w:t>
+      </w:r>
+      <w:proofErr w:type="spellEnd"/>
+      <w:r>
+        <w:t>.</w:t>
+      </w:r>
+    </w:p>
+    <w:p>
+      <w:pPr>
+        <w:pStyle w:val="NormalWeb"/>
+      </w:pPr>
+      <w:r>
+        <w:rPr>
+          <w:rStyle w:val="Strong"/>
+        </w:rPr>
+        <w:t>Stop spending valuable time searching through unsuitable tenders. Let us help you find opportunities worth competing for.</w:t>
+      </w:r>
+    </w:p>
+    <w:p>
+      <w:pPr>
+        <w:pStyle w:val="NormalWeb"/>
+      </w:pPr>
+      <w:r>
+        <w:rPr>
+          <w:rStyle w:val="Strong"/>
+        </w:rPr>
+        <w:t>CTA: Find My Next Tender Opportunity</w:t>
+      </w:r>
+    </w:p>
+    <w:p>
+      <w:pPr>
+        <w:rPr>
+          <w:rFonts w:ascii="Arial" w:hAnsi="Arial" w:cs="Arial"/>
+          <w:b/>
+          <w:u w:val="single"/>
+          <w:lang w:val="en-GB"/>
+        </w:rPr>
+      </w:pPr>
+    </w:p>
+    <w:p>
+      <w:pPr>
+        <w:rPr>
+          <w:rFonts w:ascii="Arial" w:hAnsi="Arial" w:cs="Arial"/>
+          <w:b/>
+          <w:u w:val="single"/>
+          <w:lang w:val="en-GB"/>
+        </w:rPr>
+      </w:pPr>
+      <w:r>
+        <w:rPr>
+          <w:rFonts w:ascii="Arial" w:hAnsi="Arial" w:cs="Arial"/>
+          <w:b/>
+          <w:u w:val="single"/>
+          <w:lang w:val="en-GB"/>
+        </w:rPr>
+        <w:t xml:space="preserve">Subcategory 3: </w:t>
+      </w:r>
+      <w:r>
+        <w:rPr>
+          <w:rFonts w:ascii="Arial" w:hAnsi="Arial" w:cs="Arial"/>
+          <w:b/>
+          <w:u w:val="single"/>
+          <w:lang w:val="en-GB"/>
         </w:rPr>
         <w:br/>
       </w:r>
     </w:p>
     <w:p>
       <w:pPr>
-        <w:pStyle w:val="NormalWeb"/>
-        <w:rPr>
-          <w:rStyle w:val="Strong"/>
-        </w:rPr>
-      </w:pPr>
-    </w:p>
-    <w:p>
-      <w:pPr>
-        <w:pStyle w:val="Heading2"/>
-      </w:pPr>
-      <w:r>
-        <w:t xml:space="preserve">Why Work </w:t>
-      </w:r>
-      <w:proofErr w:type="gramStart"/>
-      <w:r>
-        <w:t>With</w:t>
-      </w:r>
-      <w:proofErr w:type="gramEnd"/>
-      <w:r>
-        <w:t xml:space="preserve"> Us?</w:t>
-      </w:r>
-    </w:p>
-    <w:p>
-      <w:pPr>
-        <w:pStyle w:val="Heading3"/>
-      </w:pPr>
-      <w:r>
-        <w:t>More Than Tender Writers. A Partner in Your Business Growth.</w:t>
-      </w:r>
-    </w:p>
-    <w:p>
-      <w:pPr>
-        <w:pStyle w:val="NormalWeb"/>
-      </w:pPr>
-      <w:r>
-        <w:t>Choosing the right tender writing consultancy can make a significant difference to how your business competes for contracts. At My Solutionz, we bring together business development experience, specialist bid writing knowledge and an understanding of the commercial pressures our clients face.</w:t>
-      </w:r>
-    </w:p>
-    <w:p>
-      <w:pPr>
-        <w:pStyle w:val="NormalWeb"/>
-      </w:pPr>
-      <w:r>
-        <w:t>We know that tendering demands time, careful preparation and a thorough understanding of what buyers expect. Our role is to take that pressure off your team while helping you present a stronger, more convincing case for winning the contract.</w:t>
-      </w:r>
-    </w:p>
-    <w:p>
-      <w:pPr>
-        <w:pStyle w:val="Heading3"/>
-      </w:pPr>
-      <w:r>
-        <w:t>Business Development Experience That Matters</w:t>
-      </w:r>
-    </w:p>
-    <w:p>
-      <w:pPr>
-        <w:pStyle w:val="NormalWeb"/>
-      </w:pPr>
-      <w:r>
-        <w:t xml:space="preserve">With over 10 years of business development experience, we understand the commercial decisions behind every tender opportunity. We look beyond the questions in a tender document to consider your business objectives, competitive advantages and the value a potential contract could bring to your </w:t>
-      </w:r>
-      <w:proofErr w:type="spellStart"/>
-      <w:r>
-        <w:t>organisation</w:t>
-      </w:r>
-      <w:proofErr w:type="spellEnd"/>
-      <w:r>
-        <w:t>.</w:t>
-      </w:r>
-    </w:p>
-    <w:p>
-      <w:pPr>
-        <w:pStyle w:val="Heading3"/>
-      </w:pPr>
-      <w:r>
-        <w:t>Expertise Across Multiple Industries</w:t>
-      </w:r>
-    </w:p>
-    <w:p>
-      <w:pPr>
-        <w:pStyle w:val="NormalWeb"/>
-      </w:pPr>
-      <w:r>
-        <w:lastRenderedPageBreak/>
-        <w:t>From healthcare and social care to transport, cleaning, security, education and training, and facilities management, we understand that different sectors demand different approaches. Our tender writing services reflect the operational requirements, compliance standards and procurement expectations relevant to each industry.</w:t>
-      </w:r>
-    </w:p>
-    <w:p>
-      <w:pPr>
-        <w:pStyle w:val="Heading3"/>
-      </w:pPr>
-      <w:r>
-        <w:t>Your Business, Not a Generic Template</w:t>
-      </w:r>
-    </w:p>
-    <w:p>
-      <w:pPr>
-        <w:pStyle w:val="NormalWeb"/>
-      </w:pPr>
-      <w:r>
-        <w:t xml:space="preserve">No two businesses are identical, and their tender responses should not be either. We focus on your experience, workforce, systems, delivery methods and achievements to develop submissions that accurately represent your </w:t>
-      </w:r>
-      <w:proofErr w:type="spellStart"/>
-      <w:r>
-        <w:t>organisation</w:t>
-      </w:r>
-      <w:proofErr w:type="spellEnd"/>
-      <w:r>
-        <w:t>. Every response is written around the contract requirements and the evidence your business can provide.</w:t>
-      </w:r>
-    </w:p>
-    <w:p>
-      <w:pPr>
-        <w:pStyle w:val="Heading3"/>
-      </w:pPr>
-      <w:r>
-        <w:t>Focused on What Buyers Actually Evaluate</w:t>
-      </w:r>
-    </w:p>
-    <w:p>
-      <w:pPr>
-        <w:pStyle w:val="NormalWeb"/>
-      </w:pPr>
-      <w:r>
-        <w:t xml:space="preserve">A well-written tender is only valuable if it answers the question being assessed. We pay close attention to tender evaluation criteria, service specifications and scoring requirements, helping you demonstrate how your </w:t>
-      </w:r>
-      <w:proofErr w:type="spellStart"/>
-      <w:r>
-        <w:t>organisation</w:t>
-      </w:r>
-      <w:proofErr w:type="spellEnd"/>
-      <w:r>
-        <w:t xml:space="preserve"> meets the buyer's expectations through relevant, practical evidence.</w:t>
-      </w:r>
-    </w:p>
-    <w:p>
-      <w:pPr>
-        <w:pStyle w:val="Heading3"/>
-      </w:pPr>
-      <w:r>
-        <w:t>Professional Support Without the Extra Pressure</w:t>
-      </w:r>
-    </w:p>
-    <w:p>
-      <w:pPr>
-        <w:pStyle w:val="NormalWeb"/>
-      </w:pPr>
-      <w:r>
-        <w:t xml:space="preserve">Preparing a competitive tender can place considerable demands on business owners and management teams. We take responsibility for the agreed writing and bid management activities, </w:t>
-      </w:r>
-      <w:proofErr w:type="spellStart"/>
-      <w:r>
-        <w:t>organise</w:t>
-      </w:r>
-      <w:proofErr w:type="spellEnd"/>
-      <w:r>
-        <w:t xml:space="preserve"> information requests and keep communication straightforward, allowing your team to concentrate on running the business.</w:t>
-      </w:r>
-    </w:p>
-    <w:p>
-      <w:pPr>
-        <w:pStyle w:val="Heading3"/>
-      </w:pPr>
-      <w:r>
-        <w:t>Flexible Support That Works Around You</w:t>
-      </w:r>
-    </w:p>
-    <w:p>
-      <w:pPr>
-        <w:pStyle w:val="NormalWeb"/>
-      </w:pPr>
-      <w:r>
-        <w:t>Some clients need professional bid writers for a single tender submission. Others require ongoing tender search, bid management, independent tender reviews or support with framework applications. We adapt our services to the level of involvement your business needs, without making the process unnecessarily complicated.</w:t>
-      </w:r>
-    </w:p>
-    <w:p>
-      <w:pPr>
-        <w:pStyle w:val="Heading3"/>
-      </w:pPr>
-      <w:r>
-        <w:t>Committed to Your Long-Term Success</w:t>
-      </w:r>
-    </w:p>
-    <w:p>
-      <w:pPr>
-        <w:pStyle w:val="NormalWeb"/>
-      </w:pPr>
-      <w:r>
-        <w:t>We believe a strong working relationship goes beyond a single tender submission. By understanding your business goals, growth plans and future opportunities, we can provide bid writing and tender management support that remains relevant as your business develops. Our focus is on building lasting partnerships through consistent quality, reliable communication and a genuine commitment to helping our clients compete for new contracts.</w:t>
-      </w:r>
-    </w:p>
-    <w:p>
-      <w:pPr>
-        <w:pStyle w:val="NormalWeb"/>
-        <w:rPr>
-          <w:rStyle w:val="Strong"/>
-        </w:rPr>
-      </w:pPr>
-      <w:r>
-        <w:rPr>
-          <w:rStyle w:val="Strong"/>
-        </w:rPr>
-        <w:t>Whether you're pursuing your first public sector contract or preparing a major competitive bid, we're here to help you approach the opportunity with confidence.</w:t>
-      </w:r>
-    </w:p>
-    <w:p>
-      <w:pPr>
-        <w:pStyle w:val="NormalWeb"/>
-        <w:rPr>
-          <w:rStyle w:val="Strong"/>
-        </w:rPr>
-      </w:pPr>
-    </w:p>
-    <w:p>
-      <w:pPr>
-        <w:pStyle w:val="Heading2"/>
-      </w:pPr>
-      <w:r>
-        <w:lastRenderedPageBreak/>
-        <w:t>Our Mission &amp; Vision</w:t>
-      </w:r>
-    </w:p>
-    <w:p>
-      <w:pPr>
-        <w:pStyle w:val="Heading3"/>
-      </w:pPr>
-      <w:r>
-        <w:t>Creating Opportunities, Strengthening Businesses, Supporting Growth</w:t>
-      </w:r>
-    </w:p>
-    <w:p>
-      <w:pPr>
-        <w:pStyle w:val="NormalWeb"/>
-      </w:pPr>
-      <w:r>
-        <w:t xml:space="preserve">At My Solutionz, our mission is to help businesses </w:t>
-      </w:r>
-      <w:proofErr w:type="spellStart"/>
-      <w:r>
-        <w:t>realise</w:t>
-      </w:r>
-      <w:proofErr w:type="spellEnd"/>
-      <w:r>
-        <w:t xml:space="preserve"> their full potential by making professional tender writing, bid management and business development support accessible, practical and effective. We believe that securing valuable contracts should not be limited to </w:t>
-      </w:r>
-      <w:proofErr w:type="spellStart"/>
-      <w:r>
-        <w:t>organisations</w:t>
-      </w:r>
-      <w:proofErr w:type="spellEnd"/>
-      <w:r>
-        <w:t xml:space="preserve"> with dedicated bidding departments or extensive procurement experience. Every capable business deserves the opportunity to compete on the strength of its expertise, experience and ability to deliver.</w:t>
-      </w:r>
-    </w:p>
-    <w:p>
-      <w:pPr>
-        <w:pStyle w:val="NormalWeb"/>
-      </w:pPr>
-      <w:r>
-        <w:t>We aim to make a meaningful difference to the businesses we work with by removing the barriers that often make tendering a demanding and resource-intensive process. Through our specialist services, we help clients identify suitable contract opportunities, understand procurement requirements, develop competitive tender submissions and present their capabilities with clarity and confidence.</w:t>
-      </w:r>
-    </w:p>
-    <w:p>
-      <w:pPr>
-        <w:pStyle w:val="NormalWeb"/>
-      </w:pPr>
-      <w:r>
-        <w:t>Our commitment extends beyond preparing individual bids. We want to help businesses strengthen their position in the market, pursue larger opportunities and establish a more consistent approach to securing public and private sector contracts. By combining sector knowledge, commercial understanding and professional bid management, we strive to give our clients the support they need to make informed decisions and work</w:t>
+        <w:pStyle w:val="Heading1"/>
+      </w:pPr>
+      <w:r>
+        <w:t xml:space="preserve">Expert Review </w:t>
       </w:r>
       <w:bookmarkStart w:id="0" w:name="_GoBack"/>
       <w:bookmarkEnd w:id="0"/>
-      <w:r>
-        <w:t xml:space="preserve"> towards their long-term business objectives.</w:t>
-      </w:r>
-    </w:p>
-    <w:p>
-      <w:pPr>
-        <w:pStyle w:val="NormalWeb"/>
-      </w:pPr>
-      <w:r>
-        <w:t xml:space="preserve">Looking ahead, our vision is to establish My Solutionz as one of the UK's most trusted multi-sector tender writing and business support consultancies, </w:t>
+    </w:p>
+    <w:p>
+      <w:pPr>
+        <w:pStyle w:val="NormalWeb"/>
+      </w:pPr>
+      <w:r>
+        <w:rPr>
+          <w:rStyle w:val="Strong"/>
+        </w:rPr>
+        <w:t>Expert Eyes. Stronger Bids. Better Opportunities to Compete.</w:t>
+      </w:r>
+    </w:p>
+    <w:p>
+      <w:pPr>
+        <w:pStyle w:val="NormalWeb"/>
+      </w:pPr>
+      <w:r>
+        <w:t>Even a well-written tender can lose valuable marks if it overlooks evaluation requirements, lacks supporting evidence or fails to demonstrate the level of detail expected by the buyer. Before submitting an important bid, having an experienced professional review your responses can make a significant difference to their overall quality.</w:t>
+      </w:r>
+    </w:p>
+    <w:p>
+      <w:pPr>
+        <w:pStyle w:val="NormalWeb"/>
+      </w:pPr>
+      <w:r>
+        <w:t xml:space="preserve">At </w:t>
+      </w:r>
+      <w:r>
+        <w:rPr>
+          <w:rStyle w:val="Strong"/>
+        </w:rPr>
+        <w:t>My Solutionz</w:t>
+      </w:r>
+      <w:r>
+        <w:t>, we provide expert tender and bid review services to businesses competing for public and private sector contracts across the UK. Our specialists carefully assess your prepared submissions against the tender requirements, evaluation criteria and scoring methodology, identifying weaknesses and recommending practical improvements.</w:t>
+      </w:r>
+    </w:p>
+    <w:p>
+      <w:pPr>
+        <w:pStyle w:val="NormalWeb"/>
+      </w:pPr>
+      <w:r>
+        <w:t xml:space="preserve">With over </w:t>
+      </w:r>
+      <w:r>
+        <w:rPr>
+          <w:rStyle w:val="Strong"/>
+        </w:rPr>
+        <w:t>16 years of business development experience</w:t>
+      </w:r>
+      <w:r>
+        <w:t>, we bring commercial understanding, procurement knowledge and a fresh perspective to your submissions. Our objective is to help you present stronger, clearer and more competitive bids before they reach the evaluator.</w:t>
+      </w:r>
+    </w:p>
+    <w:p>
+      <w:pPr>
+        <w:pStyle w:val="Heading2"/>
+      </w:pPr>
+      <w:r>
+        <w:t>Why Is an Expert Tender Review Important?</w:t>
+      </w:r>
+    </w:p>
+    <w:p>
+      <w:pPr>
+        <w:pStyle w:val="NormalWeb"/>
+      </w:pPr>
+      <w:r>
+        <w:rPr>
+          <w:rStyle w:val="Strong"/>
+        </w:rPr>
+        <w:t>Identify Weaknesses Before the Evaluator Does</w:t>
+      </w:r>
+    </w:p>
+    <w:p>
+      <w:pPr>
+        <w:pStyle w:val="NormalWeb"/>
+      </w:pPr>
+      <w:r>
+        <w:t>Preparing a tender requires considerable effort, but completing every question does not necessarily mean the responses meet the buyer's expectations.</w:t>
+      </w:r>
+    </w:p>
+    <w:p>
+      <w:pPr>
+        <w:pStyle w:val="NormalWeb"/>
+      </w:pPr>
+      <w:r>
+        <w:t xml:space="preserve">A submission may contain strong operational information yet overlook specific scoring requirements, provide insufficient evidence or fail to explain how proposed commitments will be delivered. These gaps can be difficult to </w:t>
       </w:r>
       <w:proofErr w:type="spellStart"/>
       <w:r>
-        <w:t>recognised</w:t>
+        <w:t>recognise</w:t>
       </w:r>
       <w:proofErr w:type="spellEnd"/>
       <w:r>
-        <w:t xml:space="preserve"> not simply for the quality of our work, but for the contribution we make to our clients' progress. We want to build a business where professional expertise, dependable relationships and a genuine understanding of our clients' ambitions remain at the </w:t>
+        <w:t xml:space="preserve"> when you have been closely involved in writing the bid.</w:t>
+      </w:r>
+    </w:p>
+    <w:p>
+      <w:pPr>
+        <w:pStyle w:val="NormalWeb"/>
+      </w:pPr>
+      <w:r>
+        <w:t xml:space="preserve">Our expert tender review service provides an independent assessment of your submission, examining how effectively each response addresses the question and demonstrates your </w:t>
       </w:r>
       <w:proofErr w:type="spellStart"/>
       <w:r>
-        <w:t>centre</w:t>
+        <w:t>organisation's</w:t>
       </w:r>
       <w:proofErr w:type="spellEnd"/>
       <w:r>
-        <w:t xml:space="preserve"> of everything we do.</w:t>
-      </w:r>
-    </w:p>
-    <w:p>
-      <w:pPr>
-        <w:pStyle w:val="NormalWeb"/>
-      </w:pPr>
-      <w:r>
-        <w:rPr>
-          <w:rStyle w:val="Strong"/>
-        </w:rPr>
-        <w:t>Ultimately, our purpose is to help businesses turn their capabilities into competitive opportunities and those opportunities into lasting growth.</w:t>
-      </w:r>
-    </w:p>
-    <w:p>
-      <w:pPr>
-        <w:pStyle w:val="NormalWeb"/>
-      </w:pPr>
-    </w:p>
-    <w:p>
-      <w:pPr>
-        <w:pStyle w:val="NormalWeb"/>
-      </w:pPr>
-    </w:p>
-    <w:p/>
+        <w:t xml:space="preserve"> capabilities.</w:t>
+      </w:r>
+    </w:p>
+    <w:p>
+      <w:pPr>
+        <w:pStyle w:val="NormalWeb"/>
+      </w:pPr>
+      <w:r>
+        <w:lastRenderedPageBreak/>
+        <w:t>We look beyond grammar and presentation to assess the quality, relevance and credibility of your answers, helping you identify where additional detail, stronger evidence or a different approach could improve your submission.</w:t>
+      </w:r>
+    </w:p>
+    <w:p>
+      <w:pPr>
+        <w:pStyle w:val="Heading2"/>
+      </w:pPr>
+      <w:r>
+        <w:t>What Does Our Expert Tender Review Cover?</w:t>
+      </w:r>
+    </w:p>
+    <w:p>
+      <w:pPr>
+        <w:pStyle w:val="NormalWeb"/>
+      </w:pPr>
+      <w:r>
+        <w:rPr>
+          <w:rStyle w:val="Strong"/>
+        </w:rPr>
+        <w:t>A Detailed Assessment Against the Buyer's Requirements</w:t>
+      </w:r>
+    </w:p>
+    <w:p>
+      <w:pPr>
+        <w:pStyle w:val="NormalWeb"/>
+      </w:pPr>
+      <w:r>
+        <w:t>Our review focuses on the areas that influence how your tender is understood and evaluated.</w:t>
+      </w:r>
+    </w:p>
+    <w:p>
+      <w:pPr>
+        <w:pStyle w:val="NormalWeb"/>
+        <w:numPr>
+          <w:ilvl w:val="0"/>
+          <w:numId w:val="7"/>
+        </w:numPr>
+      </w:pPr>
+      <w:r>
+        <w:rPr>
+          <w:rStyle w:val="Strong"/>
+        </w:rPr>
+        <w:t>Evaluation Criteria &amp; Scoring Alignment:</w:t>
+      </w:r>
+      <w:r>
+        <w:t xml:space="preserve"> We examine each response against the published evaluation criteria and scoring descriptors, identifying missing elements and opportunities to strengthen the answer.</w:t>
+      </w:r>
+    </w:p>
+    <w:p>
+      <w:pPr>
+        <w:pStyle w:val="NormalWeb"/>
+        <w:numPr>
+          <w:ilvl w:val="0"/>
+          <w:numId w:val="7"/>
+        </w:numPr>
+      </w:pPr>
+      <w:r>
+        <w:rPr>
+          <w:rStyle w:val="Strong"/>
+        </w:rPr>
+        <w:t>Technical &amp; Quality Compliance:</w:t>
+      </w:r>
+      <w:r>
+        <w:t xml:space="preserve"> We assess whether your responses address the relevant service specifications, contractual expectations and technical requirements.</w:t>
+      </w:r>
+    </w:p>
+    <w:p>
+      <w:pPr>
+        <w:pStyle w:val="NormalWeb"/>
+        <w:numPr>
+          <w:ilvl w:val="0"/>
+          <w:numId w:val="7"/>
+        </w:numPr>
+      </w:pPr>
+      <w:r>
+        <w:rPr>
+          <w:rStyle w:val="Strong"/>
+        </w:rPr>
+        <w:t>Evidence &amp; Supporting Information:</w:t>
+      </w:r>
+      <w:r>
+        <w:t xml:space="preserve"> We identify unsupported claims, weak explanations and areas where relevant experience, operational examples or measurable commitments could strengthen credibility.</w:t>
+      </w:r>
+    </w:p>
+    <w:p>
+      <w:pPr>
+        <w:pStyle w:val="NormalWeb"/>
+        <w:numPr>
+          <w:ilvl w:val="0"/>
+          <w:numId w:val="7"/>
+        </w:numPr>
+      </w:pPr>
+      <w:r>
+        <w:rPr>
+          <w:rStyle w:val="Strong"/>
+        </w:rPr>
+        <w:t>Clarity, Structure &amp; Relevance:</w:t>
+      </w:r>
+      <w:r>
+        <w:t xml:space="preserve"> We review how clearly your proposed approach is communicated, identifying unnecessary information, repetition and sections that need greater focus.</w:t>
+      </w:r>
+    </w:p>
+    <w:p>
+      <w:pPr>
+        <w:pStyle w:val="NormalWeb"/>
+        <w:numPr>
+          <w:ilvl w:val="0"/>
+          <w:numId w:val="7"/>
+        </w:numPr>
+      </w:pPr>
+      <w:r>
+        <w:rPr>
+          <w:rStyle w:val="Strong"/>
+        </w:rPr>
+        <w:t>Consistency &amp; Submission Requirements:</w:t>
+      </w:r>
+      <w:r>
+        <w:t xml:space="preserve"> We check for conflicting statements, terminology issues, word-limit compliance and relevant formatting requirements within the agreed review scope.</w:t>
+      </w:r>
+    </w:p>
+    <w:p>
+      <w:pPr>
+        <w:pStyle w:val="NormalWeb"/>
+      </w:pPr>
+      <w:r>
+        <w:t>Our recommendations are tailored to the individual tender, helping you concentrate on improvements that are most relevant to the buyer's expectations.</w:t>
+      </w:r>
+    </w:p>
+    <w:p>
+      <w:pPr>
+        <w:pStyle w:val="Heading2"/>
+      </w:pPr>
+      <w:r>
+        <w:t xml:space="preserve">How Our Expert Tender Review Process </w:t>
+      </w:r>
+      <w:proofErr w:type="gramStart"/>
+      <w:r>
+        <w:t>Works</w:t>
+      </w:r>
+      <w:proofErr w:type="gramEnd"/>
+    </w:p>
+    <w:p>
+      <w:pPr>
+        <w:pStyle w:val="NormalWeb"/>
+      </w:pPr>
+      <w:r>
+        <w:rPr>
+          <w:rStyle w:val="Strong"/>
+        </w:rPr>
+        <w:t>A Professional Assessment with Clear, Actionable Recommendations</w:t>
+      </w:r>
+    </w:p>
+    <w:p>
+      <w:pPr>
+        <w:pStyle w:val="Heading3"/>
+      </w:pPr>
+      <w:r>
+        <w:t>01. Understanding the Tender Requirements</w:t>
+      </w:r>
+    </w:p>
+    <w:p>
+      <w:pPr>
+        <w:pStyle w:val="NormalWeb"/>
+      </w:pPr>
+      <w:r>
+        <w:t>We begin by examining the Invitation to Tender (ITT), service specification, evaluation questions and scoring methodology to establish what the contracting authority expects from bidders.</w:t>
+      </w:r>
+    </w:p>
+    <w:p>
+      <w:pPr>
+        <w:pStyle w:val="Heading3"/>
+      </w:pPr>
+      <w:r>
+        <w:t>02. Reviewing Your Prepared Responses</w:t>
+      </w:r>
+    </w:p>
+    <w:p>
+      <w:pPr>
+        <w:pStyle w:val="NormalWeb"/>
+      </w:pPr>
+      <w:r>
+        <w:t>Our specialists assess your draft answers individually, comparing them with the question requirements, available evaluation guidance and supporting information. We identify strengths, omissions, inconsistencies and areas requiring greater operational detail.</w:t>
+      </w:r>
+    </w:p>
+    <w:p>
+      <w:pPr>
+        <w:pStyle w:val="Heading3"/>
+      </w:pPr>
+      <w:r>
+        <w:t>03. Identifying Scoring Gaps &amp; Improvement Areas</w:t>
+      </w:r>
+    </w:p>
+    <w:p>
+      <w:pPr>
+        <w:pStyle w:val="NormalWeb"/>
+      </w:pPr>
+      <w:r>
+        <w:lastRenderedPageBreak/>
+        <w:t>We consider how effectively each response demonstrates the required capabilities and where weaknesses could affect its evaluation. Particular attention is given to incomplete explanations, unsupported commitments and opportunities to present stronger evidence.</w:t>
+      </w:r>
+    </w:p>
+    <w:p>
+      <w:pPr>
+        <w:pStyle w:val="Heading3"/>
+      </w:pPr>
+      <w:r>
+        <w:t>04. Providing Expert Recommendations</w:t>
+      </w:r>
+    </w:p>
+    <w:p>
+      <w:pPr>
+        <w:pStyle w:val="NormalWeb"/>
+      </w:pPr>
+      <w:r>
+        <w:t>We provide clear, practical feedback explaining what needs improvement, why it matters and how the response could be strengthened. Recommendations may include restructuring content, expanding technical explanations, adding relevant evidence or clarifying delivery commitments.</w:t>
+      </w:r>
+    </w:p>
+    <w:p>
+      <w:pPr>
+        <w:pStyle w:val="Heading3"/>
+      </w:pPr>
+      <w:r>
+        <w:t>05. Supporting Final Improvements</w:t>
+      </w:r>
+    </w:p>
+    <w:p>
+      <w:pPr>
+        <w:pStyle w:val="NormalWeb"/>
+      </w:pPr>
+      <w:r>
+        <w:t xml:space="preserve">We discuss our findings with your team and help you </w:t>
+      </w:r>
+      <w:proofErr w:type="spellStart"/>
+      <w:r>
+        <w:t>prioritise</w:t>
+      </w:r>
+      <w:proofErr w:type="spellEnd"/>
+      <w:r>
+        <w:t xml:space="preserve"> the recommended amendments before submission. Where additional assistance is required, our professional Tender &amp; Bid Writing service can support the revision of selected responses.</w:t>
+      </w:r>
+    </w:p>
+    <w:p>
+      <w:pPr>
+        <w:pStyle w:val="Heading2"/>
+      </w:pPr>
+      <w:r>
+        <w:t>The Value of Experienced Tender Reviewers</w:t>
+      </w:r>
+    </w:p>
+    <w:p>
+      <w:pPr>
+        <w:pStyle w:val="NormalWeb"/>
+      </w:pPr>
+      <w:r>
+        <w:rPr>
+          <w:rStyle w:val="Strong"/>
+        </w:rPr>
+        <w:t>Procurement Knowledge That Helps You See Your Bid Through the Evaluator's Eyes</w:t>
+      </w:r>
+    </w:p>
+    <w:p>
+      <w:pPr>
+        <w:pStyle w:val="NormalWeb"/>
+      </w:pPr>
+      <w:r>
+        <w:t>An effective tender review requires more than strong editing skills. It demands an understanding of procurement practices, buyer expectations, evaluation methodologies and the level of evidence needed to demonstrate contractual capability.</w:t>
+      </w:r>
+    </w:p>
+    <w:p>
+      <w:pPr>
+        <w:pStyle w:val="NormalWeb"/>
+      </w:pPr>
+      <w:r>
+        <w:t xml:space="preserve">At My Solutionz, our approach is backed by over </w:t>
+      </w:r>
+      <w:r>
+        <w:rPr>
+          <w:rStyle w:val="Strong"/>
+        </w:rPr>
+        <w:t>16 years of business development experience</w:t>
+      </w:r>
+      <w:r>
+        <w:t xml:space="preserve"> and practical knowledge of procurement across multiple industries.</w:t>
+      </w:r>
+    </w:p>
+    <w:p>
+      <w:pPr>
+        <w:pStyle w:val="NormalWeb"/>
+      </w:pPr>
+      <w:r>
+        <w:t xml:space="preserve">Our familiarity with tender requirements commonly used by local authorities, NHS </w:t>
+      </w:r>
+      <w:proofErr w:type="spellStart"/>
+      <w:r>
+        <w:t>organisations</w:t>
+      </w:r>
+      <w:proofErr w:type="spellEnd"/>
+      <w:r>
+        <w:t xml:space="preserve">, government departments, housing associations and other contracting bodies helps us </w:t>
+      </w:r>
+      <w:proofErr w:type="spellStart"/>
+      <w:r>
+        <w:t>recognise</w:t>
+      </w:r>
+      <w:proofErr w:type="spellEnd"/>
+      <w:r>
+        <w:t xml:space="preserve"> recurring evaluation priorities and common weaknesses in bid responses.</w:t>
+      </w:r>
+    </w:p>
+    <w:p>
+      <w:pPr>
+        <w:pStyle w:val="NormalWeb"/>
+      </w:pPr>
+      <w:r>
+        <w:t>We understand that buyers assess tenders differently depending on the contract, sector and procurement procedure. Our reviewers therefore work from the specific published scoring criteria rather than assuming that every contracting authority applies the same standards.</w:t>
+      </w:r>
+    </w:p>
+    <w:p>
+      <w:pPr>
+        <w:pStyle w:val="NormalWeb"/>
+      </w:pPr>
+      <w:r>
+        <w:t>This combination of experience and contract-specific assessment allows us to provide informed recommendations that go beyond surface-level editing and concentrate on the substance of your submission.</w:t>
+      </w:r>
+    </w:p>
+    <w:p>
+      <w:pPr>
+        <w:pStyle w:val="Heading2"/>
+      </w:pPr>
+      <w:r>
+        <w:t>Why Choose My Solutionz for Expert Tender Review?</w:t>
+      </w:r>
+    </w:p>
+    <w:p>
+      <w:pPr>
+        <w:pStyle w:val="NormalWeb"/>
+      </w:pPr>
+      <w:r>
+        <w:rPr>
+          <w:rStyle w:val="Strong"/>
+        </w:rPr>
+        <w:t>An Independent Perspective Before You Make Your Final Submission</w:t>
+      </w:r>
+    </w:p>
+    <w:p>
+      <w:pPr>
+        <w:pStyle w:val="NormalWeb"/>
+      </w:pPr>
+      <w:r>
+        <w:lastRenderedPageBreak/>
+        <w:t xml:space="preserve">Our expert review service is particularly valuable for </w:t>
+      </w:r>
+      <w:proofErr w:type="spellStart"/>
+      <w:r>
+        <w:t>organisations</w:t>
+      </w:r>
+      <w:proofErr w:type="spellEnd"/>
+      <w:r>
+        <w:t xml:space="preserve"> with in-house bid writers, management teams preparing their own tenders or businesses seeking additional professional assurance before an important submission.</w:t>
+      </w:r>
+    </w:p>
+    <w:p>
+      <w:pPr>
+        <w:pStyle w:val="NormalWeb"/>
+      </w:pPr>
+      <w:r>
+        <w:t>Working with My Solutionz allows you to:</w:t>
+      </w:r>
+    </w:p>
+    <w:p>
+      <w:pPr>
+        <w:pStyle w:val="NormalWeb"/>
+        <w:numPr>
+          <w:ilvl w:val="0"/>
+          <w:numId w:val="8"/>
+        </w:numPr>
+      </w:pPr>
+      <w:r>
+        <w:rPr>
+          <w:rStyle w:val="Strong"/>
+        </w:rPr>
+        <w:t>Identify overlooked requirements</w:t>
+      </w:r>
+      <w:r>
+        <w:t xml:space="preserve"> before your tender is submitted.</w:t>
+      </w:r>
+    </w:p>
+    <w:p>
+      <w:pPr>
+        <w:pStyle w:val="NormalWeb"/>
+        <w:numPr>
+          <w:ilvl w:val="0"/>
+          <w:numId w:val="8"/>
+        </w:numPr>
+      </w:pPr>
+      <w:r>
+        <w:rPr>
+          <w:rStyle w:val="Strong"/>
+        </w:rPr>
+        <w:t>Strengthen weaker responses</w:t>
+      </w:r>
+      <w:r>
+        <w:t xml:space="preserve"> through targeted, practical recommendations.</w:t>
+      </w:r>
+    </w:p>
+    <w:p>
+      <w:pPr>
+        <w:pStyle w:val="NormalWeb"/>
+        <w:numPr>
+          <w:ilvl w:val="0"/>
+          <w:numId w:val="8"/>
+        </w:numPr>
+      </w:pPr>
+      <w:r>
+        <w:rPr>
+          <w:rStyle w:val="Strong"/>
+        </w:rPr>
+        <w:t>Improve alignment with scoring criteria</w:t>
+      </w:r>
+      <w:r>
+        <w:t xml:space="preserve"> by addressing the information evaluators are looking for.</w:t>
+      </w:r>
+    </w:p>
+    <w:p>
+      <w:pPr>
+        <w:pStyle w:val="NormalWeb"/>
+        <w:numPr>
+          <w:ilvl w:val="0"/>
+          <w:numId w:val="8"/>
+        </w:numPr>
+      </w:pPr>
+      <w:r>
+        <w:rPr>
+          <w:rStyle w:val="Strong"/>
+        </w:rPr>
+        <w:t>Benefit from experienced reviewers</w:t>
+      </w:r>
+      <w:r>
+        <w:t xml:space="preserve"> with commercial insight and multi-sector procurement knowledge.</w:t>
+      </w:r>
+    </w:p>
+    <w:p>
+      <w:pPr>
+        <w:pStyle w:val="NormalWeb"/>
+        <w:numPr>
+          <w:ilvl w:val="0"/>
+          <w:numId w:val="8"/>
+        </w:numPr>
+      </w:pPr>
+      <w:r>
+        <w:rPr>
+          <w:rStyle w:val="Strong"/>
+        </w:rPr>
+        <w:t>Make better use of your remaining preparation time</w:t>
+      </w:r>
+      <w:r>
+        <w:t xml:space="preserve"> by concentrating on the amendments that matter most.</w:t>
+      </w:r>
+    </w:p>
+    <w:p>
+      <w:pPr>
+        <w:pStyle w:val="NormalWeb"/>
+      </w:pPr>
+      <w:r>
+        <w:t>We offer flexible support, whether you need selected quality questions reviewed or a comprehensive assessment of your written tender submission.</w:t>
+      </w:r>
+    </w:p>
+    <w:p>
+      <w:pPr>
+        <w:pStyle w:val="Heading2"/>
+      </w:pPr>
+      <w:r>
+        <w:t>Give Your Tender a Professional Second Opinion</w:t>
+      </w:r>
+    </w:p>
+    <w:p>
+      <w:pPr>
+        <w:pStyle w:val="NormalWeb"/>
+      </w:pPr>
+      <w:r>
+        <w:rPr>
+          <w:rStyle w:val="Strong"/>
+        </w:rPr>
+        <w:t>Before You Submit, Make Every Response Count.</w:t>
+      </w:r>
+    </w:p>
+    <w:p>
+      <w:pPr>
+        <w:pStyle w:val="NormalWeb"/>
+      </w:pPr>
+      <w:r>
+        <w:t>Your team may have invested considerable time and resources in preparing a tender. An expert review offers an opportunity to identify weaknesses, improve the quality of your answers and approach the final submission with greater confidence.</w:t>
+      </w:r>
+    </w:p>
+    <w:p>
+      <w:pPr>
+        <w:pStyle w:val="NormalWeb"/>
+      </w:pPr>
+      <w:r>
+        <w:t xml:space="preserve">At </w:t>
+      </w:r>
+      <w:r>
+        <w:rPr>
+          <w:rStyle w:val="Strong"/>
+        </w:rPr>
+        <w:t>My Solutionz</w:t>
+      </w:r>
+      <w:r>
+        <w:t>, we help businesses strengthen their bids through detailed evaluation, experienced professional judgement and practical recommendations tailored to the contract.</w:t>
+      </w:r>
+    </w:p>
+    <w:p>
+      <w:pPr>
+        <w:pStyle w:val="NormalWeb"/>
+      </w:pPr>
+      <w:r>
+        <w:t xml:space="preserve">Whether your tender is approaching its deadline or you want an independent assessment before </w:t>
+      </w:r>
+      <w:proofErr w:type="spellStart"/>
+      <w:r>
+        <w:t>finalising</w:t>
+      </w:r>
+      <w:proofErr w:type="spellEnd"/>
+      <w:r>
+        <w:t xml:space="preserve"> your responses, our experts are ready to help.</w:t>
+      </w:r>
+    </w:p>
+    <w:p>
+      <w:pPr>
+        <w:pStyle w:val="NormalWeb"/>
+      </w:pPr>
+      <w:r>
+        <w:rPr>
+          <w:rStyle w:val="Strong"/>
+        </w:rPr>
+        <w:t>CTA: Get Your Tender Expertly Reviewed</w:t>
+      </w:r>
+    </w:p>
+    <w:p>
+      <w:pPr>
+        <w:rPr>
+          <w:rFonts w:ascii="Arial" w:hAnsi="Arial" w:cs="Arial"/>
+          <w:b/>
+          <w:u w:val="single"/>
+          <w:lang w:val="en-GB"/>
+        </w:rPr>
+      </w:pPr>
+    </w:p>
     <w:sectPr>
       <w:pgSz w:w="12240" w:h="15840"/>
       <w:pgMar w:top="1440" w:right="1440" w:bottom="1440" w:left="1440" w:header="720" w:footer="720" w:gutter="0"/>
@@ -994,6 +4124,1107 @@
     </w:sectPr>
   </w:body>
 </w:document>
+</file>
+
+<file path=word/numbering.xml><?xml version="1.0" encoding="utf-8"?>
+<w:numbering xmlns:wpc="http://schemas.microsoft.com/office/word/2010/wordprocessingCanvas" xmlns:cx="http://schemas.microsoft.com/office/drawing/2014/chartex" xmlns:mc="http://schemas.openxmlformats.org/markup-compatibility/2006" xmlns:o="urn:schemas-microsoft-com:office:office" xmlns:r="http://schemas.openxmlformats.org/officeDocument/2006/relationships" xmlns:m="http://schemas.openxmlformats.org/officeDocument/2006/math" xmlns:v="urn:schemas-microsoft-com:vml" xmlns:wp14="http://schemas.microsoft.com/office/word/2010/wordprocessingDrawing" xmlns:wp="http://schemas.openxmlformats.org/drawingml/2006/wordprocessingDrawing" xmlns:w10="urn:schemas-microsoft-com:office:word" xmlns:w="http://schemas.openxmlformats.org/wordprocessingml/2006/main" xmlns:w14="http://schemas.microsoft.com/office/word/2010/wordml" xmlns:w15="http://schemas.microsoft.com/office/word/2012/wordml" xmlns:w16se="http://schemas.microsoft.com/office/word/2015/wordml/symex" xmlns:wpg="http://schemas.microsoft.com/office/word/2010/wordprocessingGroup" xmlns:wpi="http://schemas.microsoft.com/office/word/2010/wordprocessingInk" xmlns:wne="http://schemas.microsoft.com/office/word/2006/wordml" xmlns:wps="http://schemas.microsoft.com/office/word/2010/wordprocessingShape" mc:Ignorable="w14 w15 w16se wp14">
+  <w:abstractNum w:abstractNumId="0" w15:restartNumberingAfterBreak="0">
+    <w:nsid w:val="0D855BB4"/>
+    <w:multiLevelType w:val="multilevel"/>
+    <w:tmpl w:val="842E4C70"/>
+    <w:lvl w:ilvl="0">
+      <w:start w:val="1"/>
+      <w:numFmt w:val="bullet"/>
+      <w:lvlText w:val=""/>
+      <w:lvlJc w:val="left"/>
+      <w:pPr>
+        <w:tabs>
+          <w:tab w:val="num" w:pos="720"/>
+        </w:tabs>
+        <w:ind w:left="720" w:hanging="360"/>
+      </w:pPr>
+      <w:rPr>
+        <w:rFonts w:ascii="Symbol" w:hAnsi="Symbol" w:hint="default"/>
+        <w:sz w:val="20"/>
+      </w:rPr>
+    </w:lvl>
+    <w:lvl w:ilvl="1" w:tentative="1">
+      <w:start w:val="1"/>
+      <w:numFmt w:val="bullet"/>
+      <w:lvlText w:val="o"/>
+      <w:lvlJc w:val="left"/>
+      <w:pPr>
+        <w:tabs>
+          <w:tab w:val="num" w:pos="1440"/>
+        </w:tabs>
+        <w:ind w:left="1440" w:hanging="360"/>
+      </w:pPr>
+      <w:rPr>
+        <w:rFonts w:ascii="Courier New" w:hAnsi="Courier New" w:hint="default"/>
+        <w:sz w:val="20"/>
+      </w:rPr>
+    </w:lvl>
+    <w:lvl w:ilvl="2" w:tentative="1">
+      <w:start w:val="1"/>
+      <w:numFmt w:val="bullet"/>
+      <w:lvlText w:val=""/>
+      <w:lvlJc w:val="left"/>
+      <w:pPr>
+        <w:tabs>
+          <w:tab w:val="num" w:pos="2160"/>
+        </w:tabs>
+        <w:ind w:left="2160" w:hanging="360"/>
+      </w:pPr>
+      <w:rPr>
+        <w:rFonts w:ascii="Wingdings" w:hAnsi="Wingdings" w:hint="default"/>
+        <w:sz w:val="20"/>
+      </w:rPr>
+    </w:lvl>
+    <w:lvl w:ilvl="3" w:tentative="1">
+      <w:start w:val="1"/>
+      <w:numFmt w:val="bullet"/>
+      <w:lvlText w:val=""/>
+      <w:lvlJc w:val="left"/>
+      <w:pPr>
+        <w:tabs>
+          <w:tab w:val="num" w:pos="2880"/>
+        </w:tabs>
+        <w:ind w:left="2880" w:hanging="360"/>
+      </w:pPr>
+      <w:rPr>
+        <w:rFonts w:ascii="Wingdings" w:hAnsi="Wingdings" w:hint="default"/>
+        <w:sz w:val="20"/>
+      </w:rPr>
+    </w:lvl>
+    <w:lvl w:ilvl="4" w:tentative="1">
+      <w:start w:val="1"/>
+      <w:numFmt w:val="bullet"/>
+      <w:lvlText w:val=""/>
+      <w:lvlJc w:val="left"/>
+      <w:pPr>
+        <w:tabs>
+          <w:tab w:val="num" w:pos="3600"/>
+        </w:tabs>
+        <w:ind w:left="3600" w:hanging="360"/>
+      </w:pPr>
+      <w:rPr>
+        <w:rFonts w:ascii="Wingdings" w:hAnsi="Wingdings" w:hint="default"/>
+        <w:sz w:val="20"/>
+      </w:rPr>
+    </w:lvl>
+    <w:lvl w:ilvl="5" w:tentative="1">
+      <w:start w:val="1"/>
+      <w:numFmt w:val="bullet"/>
+      <w:lvlText w:val=""/>
+      <w:lvlJc w:val="left"/>
+      <w:pPr>
+        <w:tabs>
+          <w:tab w:val="num" w:pos="4320"/>
+        </w:tabs>
+        <w:ind w:left="4320" w:hanging="360"/>
+      </w:pPr>
+      <w:rPr>
+        <w:rFonts w:ascii="Wingdings" w:hAnsi="Wingdings" w:hint="default"/>
+        <w:sz w:val="20"/>
+      </w:rPr>
+    </w:lvl>
+    <w:lvl w:ilvl="6" w:tentative="1">
+      <w:start w:val="1"/>
+      <w:numFmt w:val="bullet"/>
+      <w:lvlText w:val=""/>
+      <w:lvlJc w:val="left"/>
+      <w:pPr>
+        <w:tabs>
+          <w:tab w:val="num" w:pos="5040"/>
+        </w:tabs>
+        <w:ind w:left="5040" w:hanging="360"/>
+      </w:pPr>
+      <w:rPr>
+        <w:rFonts w:ascii="Wingdings" w:hAnsi="Wingdings" w:hint="default"/>
+        <w:sz w:val="20"/>
+      </w:rPr>
+    </w:lvl>
+    <w:lvl w:ilvl="7" w:tentative="1">
+      <w:start w:val="1"/>
+      <w:numFmt w:val="bullet"/>
+      <w:lvlText w:val=""/>
+      <w:lvlJc w:val="left"/>
+      <w:pPr>
+        <w:tabs>
+          <w:tab w:val="num" w:pos="5760"/>
+        </w:tabs>
+        <w:ind w:left="5760" w:hanging="360"/>
+      </w:pPr>
+      <w:rPr>
+        <w:rFonts w:ascii="Wingdings" w:hAnsi="Wingdings" w:hint="default"/>
+        <w:sz w:val="20"/>
+      </w:rPr>
+    </w:lvl>
+    <w:lvl w:ilvl="8" w:tentative="1">
+      <w:start w:val="1"/>
+      <w:numFmt w:val="bullet"/>
+      <w:lvlText w:val=""/>
+      <w:lvlJc w:val="left"/>
+      <w:pPr>
+        <w:tabs>
+          <w:tab w:val="num" w:pos="6480"/>
+        </w:tabs>
+        <w:ind w:left="6480" w:hanging="360"/>
+      </w:pPr>
+      <w:rPr>
+        <w:rFonts w:ascii="Wingdings" w:hAnsi="Wingdings" w:hint="default"/>
+        <w:sz w:val="20"/>
+      </w:rPr>
+    </w:lvl>
+  </w:abstractNum>
+  <w:abstractNum w:abstractNumId="1" w15:restartNumberingAfterBreak="0">
+    <w:nsid w:val="13E0274C"/>
+    <w:multiLevelType w:val="multilevel"/>
+    <w:tmpl w:val="99828174"/>
+    <w:lvl w:ilvl="0">
+      <w:start w:val="1"/>
+      <w:numFmt w:val="bullet"/>
+      <w:lvlText w:val=""/>
+      <w:lvlJc w:val="left"/>
+      <w:pPr>
+        <w:tabs>
+          <w:tab w:val="num" w:pos="720"/>
+        </w:tabs>
+        <w:ind w:left="720" w:hanging="360"/>
+      </w:pPr>
+      <w:rPr>
+        <w:rFonts w:ascii="Symbol" w:hAnsi="Symbol" w:hint="default"/>
+        <w:sz w:val="20"/>
+      </w:rPr>
+    </w:lvl>
+    <w:lvl w:ilvl="1" w:tentative="1">
+      <w:start w:val="1"/>
+      <w:numFmt w:val="bullet"/>
+      <w:lvlText w:val="o"/>
+      <w:lvlJc w:val="left"/>
+      <w:pPr>
+        <w:tabs>
+          <w:tab w:val="num" w:pos="1440"/>
+        </w:tabs>
+        <w:ind w:left="1440" w:hanging="360"/>
+      </w:pPr>
+      <w:rPr>
+        <w:rFonts w:ascii="Courier New" w:hAnsi="Courier New" w:hint="default"/>
+        <w:sz w:val="20"/>
+      </w:rPr>
+    </w:lvl>
+    <w:lvl w:ilvl="2" w:tentative="1">
+      <w:start w:val="1"/>
+      <w:numFmt w:val="bullet"/>
+      <w:lvlText w:val=""/>
+      <w:lvlJc w:val="left"/>
+      <w:pPr>
+        <w:tabs>
+          <w:tab w:val="num" w:pos="2160"/>
+        </w:tabs>
+        <w:ind w:left="2160" w:hanging="360"/>
+      </w:pPr>
+      <w:rPr>
+        <w:rFonts w:ascii="Wingdings" w:hAnsi="Wingdings" w:hint="default"/>
+        <w:sz w:val="20"/>
+      </w:rPr>
+    </w:lvl>
+    <w:lvl w:ilvl="3" w:tentative="1">
+      <w:start w:val="1"/>
+      <w:numFmt w:val="bullet"/>
+      <w:lvlText w:val=""/>
+      <w:lvlJc w:val="left"/>
+      <w:pPr>
+        <w:tabs>
+          <w:tab w:val="num" w:pos="2880"/>
+        </w:tabs>
+        <w:ind w:left="2880" w:hanging="360"/>
+      </w:pPr>
+      <w:rPr>
+        <w:rFonts w:ascii="Wingdings" w:hAnsi="Wingdings" w:hint="default"/>
+        <w:sz w:val="20"/>
+      </w:rPr>
+    </w:lvl>
+    <w:lvl w:ilvl="4" w:tentative="1">
+      <w:start w:val="1"/>
+      <w:numFmt w:val="bullet"/>
+      <w:lvlText w:val=""/>
+      <w:lvlJc w:val="left"/>
+      <w:pPr>
+        <w:tabs>
+          <w:tab w:val="num" w:pos="3600"/>
+        </w:tabs>
+        <w:ind w:left="3600" w:hanging="360"/>
+      </w:pPr>
+      <w:rPr>
+        <w:rFonts w:ascii="Wingdings" w:hAnsi="Wingdings" w:hint="default"/>
+        <w:sz w:val="20"/>
+      </w:rPr>
+    </w:lvl>
+    <w:lvl w:ilvl="5" w:tentative="1">
+      <w:start w:val="1"/>
+      <w:numFmt w:val="bullet"/>
+      <w:lvlText w:val=""/>
+      <w:lvlJc w:val="left"/>
+      <w:pPr>
+        <w:tabs>
+          <w:tab w:val="num" w:pos="4320"/>
+        </w:tabs>
+        <w:ind w:left="4320" w:hanging="360"/>
+      </w:pPr>
+      <w:rPr>
+        <w:rFonts w:ascii="Wingdings" w:hAnsi="Wingdings" w:hint="default"/>
+        <w:sz w:val="20"/>
+      </w:rPr>
+    </w:lvl>
+    <w:lvl w:ilvl="6" w:tentative="1">
+      <w:start w:val="1"/>
+      <w:numFmt w:val="bullet"/>
+      <w:lvlText w:val=""/>
+      <w:lvlJc w:val="left"/>
+      <w:pPr>
+        <w:tabs>
+          <w:tab w:val="num" w:pos="5040"/>
+        </w:tabs>
+        <w:ind w:left="5040" w:hanging="360"/>
+      </w:pPr>
+      <w:rPr>
+        <w:rFonts w:ascii="Wingdings" w:hAnsi="Wingdings" w:hint="default"/>
+        <w:sz w:val="20"/>
+      </w:rPr>
+    </w:lvl>
+    <w:lvl w:ilvl="7" w:tentative="1">
+      <w:start w:val="1"/>
+      <w:numFmt w:val="bullet"/>
+      <w:lvlText w:val=""/>
+      <w:lvlJc w:val="left"/>
+      <w:pPr>
+        <w:tabs>
+          <w:tab w:val="num" w:pos="5760"/>
+        </w:tabs>
+        <w:ind w:left="5760" w:hanging="360"/>
+      </w:pPr>
+      <w:rPr>
+        <w:rFonts w:ascii="Wingdings" w:hAnsi="Wingdings" w:hint="default"/>
+        <w:sz w:val="20"/>
+      </w:rPr>
+    </w:lvl>
+    <w:lvl w:ilvl="8" w:tentative="1">
+      <w:start w:val="1"/>
+      <w:numFmt w:val="bullet"/>
+      <w:lvlText w:val=""/>
+      <w:lvlJc w:val="left"/>
+      <w:pPr>
+        <w:tabs>
+          <w:tab w:val="num" w:pos="6480"/>
+        </w:tabs>
+        <w:ind w:left="6480" w:hanging="360"/>
+      </w:pPr>
+      <w:rPr>
+        <w:rFonts w:ascii="Wingdings" w:hAnsi="Wingdings" w:hint="default"/>
+        <w:sz w:val="20"/>
+      </w:rPr>
+    </w:lvl>
+  </w:abstractNum>
+  <w:abstractNum w:abstractNumId="2" w15:restartNumberingAfterBreak="0">
+    <w:nsid w:val="1714222F"/>
+    <w:multiLevelType w:val="hybridMultilevel"/>
+    <w:tmpl w:val="A1B4F0A8"/>
+    <w:lvl w:ilvl="0" w:tplc="0409000F">
+      <w:start w:val="1"/>
+      <w:numFmt w:val="decimal"/>
+      <w:lvlText w:val="%1."/>
+      <w:lvlJc w:val="left"/>
+      <w:pPr>
+        <w:ind w:left="720" w:hanging="360"/>
+      </w:pPr>
+      <w:rPr>
+        <w:rFonts w:hint="default"/>
+      </w:rPr>
+    </w:lvl>
+    <w:lvl w:ilvl="1" w:tplc="04090019" w:tentative="1">
+      <w:start w:val="1"/>
+      <w:numFmt w:val="lowerLetter"/>
+      <w:lvlText w:val="%2."/>
+      <w:lvlJc w:val="left"/>
+      <w:pPr>
+        <w:ind w:left="1440" w:hanging="360"/>
+      </w:pPr>
+    </w:lvl>
+    <w:lvl w:ilvl="2" w:tplc="0409001B" w:tentative="1">
+      <w:start w:val="1"/>
+      <w:numFmt w:val="lowerRoman"/>
+      <w:lvlText w:val="%3."/>
+      <w:lvlJc w:val="right"/>
+      <w:pPr>
+        <w:ind w:left="2160" w:hanging="180"/>
+      </w:pPr>
+    </w:lvl>
+    <w:lvl w:ilvl="3" w:tplc="0409000F" w:tentative="1">
+      <w:start w:val="1"/>
+      <w:numFmt w:val="decimal"/>
+      <w:lvlText w:val="%4."/>
+      <w:lvlJc w:val="left"/>
+      <w:pPr>
+        <w:ind w:left="2880" w:hanging="360"/>
+      </w:pPr>
+    </w:lvl>
+    <w:lvl w:ilvl="4" w:tplc="04090019" w:tentative="1">
+      <w:start w:val="1"/>
+      <w:numFmt w:val="lowerLetter"/>
+      <w:lvlText w:val="%5."/>
+      <w:lvlJc w:val="left"/>
+      <w:pPr>
+        <w:ind w:left="3600" w:hanging="360"/>
+      </w:pPr>
+    </w:lvl>
+    <w:lvl w:ilvl="5" w:tplc="0409001B" w:tentative="1">
+      <w:start w:val="1"/>
+      <w:numFmt w:val="lowerRoman"/>
+      <w:lvlText w:val="%6."/>
+      <w:lvlJc w:val="right"/>
+      <w:pPr>
+        <w:ind w:left="4320" w:hanging="180"/>
+      </w:pPr>
+    </w:lvl>
+    <w:lvl w:ilvl="6" w:tplc="0409000F" w:tentative="1">
+      <w:start w:val="1"/>
+      <w:numFmt w:val="decimal"/>
+      <w:lvlText w:val="%7."/>
+      <w:lvlJc w:val="left"/>
+      <w:pPr>
+        <w:ind w:left="5040" w:hanging="360"/>
+      </w:pPr>
+    </w:lvl>
+    <w:lvl w:ilvl="7" w:tplc="04090019" w:tentative="1">
+      <w:start w:val="1"/>
+      <w:numFmt w:val="lowerLetter"/>
+      <w:lvlText w:val="%8."/>
+      <w:lvlJc w:val="left"/>
+      <w:pPr>
+        <w:ind w:left="5760" w:hanging="360"/>
+      </w:pPr>
+    </w:lvl>
+    <w:lvl w:ilvl="8" w:tplc="0409001B" w:tentative="1">
+      <w:start w:val="1"/>
+      <w:numFmt w:val="lowerRoman"/>
+      <w:lvlText w:val="%9."/>
+      <w:lvlJc w:val="right"/>
+      <w:pPr>
+        <w:ind w:left="6480" w:hanging="180"/>
+      </w:pPr>
+    </w:lvl>
+  </w:abstractNum>
+  <w:abstractNum w:abstractNumId="3" w15:restartNumberingAfterBreak="0">
+    <w:nsid w:val="2A7F0206"/>
+    <w:multiLevelType w:val="hybridMultilevel"/>
+    <w:tmpl w:val="40E0567E"/>
+    <w:lvl w:ilvl="0" w:tplc="0409000F">
+      <w:start w:val="1"/>
+      <w:numFmt w:val="decimal"/>
+      <w:lvlText w:val="%1."/>
+      <w:lvlJc w:val="left"/>
+      <w:pPr>
+        <w:ind w:left="720" w:hanging="360"/>
+      </w:pPr>
+      <w:rPr>
+        <w:rFonts w:hint="default"/>
+      </w:rPr>
+    </w:lvl>
+    <w:lvl w:ilvl="1" w:tplc="04090019" w:tentative="1">
+      <w:start w:val="1"/>
+      <w:numFmt w:val="lowerLetter"/>
+      <w:lvlText w:val="%2."/>
+      <w:lvlJc w:val="left"/>
+      <w:pPr>
+        <w:ind w:left="1440" w:hanging="360"/>
+      </w:pPr>
+    </w:lvl>
+    <w:lvl w:ilvl="2" w:tplc="0409001B" w:tentative="1">
+      <w:start w:val="1"/>
+      <w:numFmt w:val="lowerRoman"/>
+      <w:lvlText w:val="%3."/>
+      <w:lvlJc w:val="right"/>
+      <w:pPr>
+        <w:ind w:left="2160" w:hanging="180"/>
+      </w:pPr>
+    </w:lvl>
+    <w:lvl w:ilvl="3" w:tplc="0409000F" w:tentative="1">
+      <w:start w:val="1"/>
+      <w:numFmt w:val="decimal"/>
+      <w:lvlText w:val="%4."/>
+      <w:lvlJc w:val="left"/>
+      <w:pPr>
+        <w:ind w:left="2880" w:hanging="360"/>
+      </w:pPr>
+    </w:lvl>
+    <w:lvl w:ilvl="4" w:tplc="04090019" w:tentative="1">
+      <w:start w:val="1"/>
+      <w:numFmt w:val="lowerLetter"/>
+      <w:lvlText w:val="%5."/>
+      <w:lvlJc w:val="left"/>
+      <w:pPr>
+        <w:ind w:left="3600" w:hanging="360"/>
+      </w:pPr>
+    </w:lvl>
+    <w:lvl w:ilvl="5" w:tplc="0409001B" w:tentative="1">
+      <w:start w:val="1"/>
+      <w:numFmt w:val="lowerRoman"/>
+      <w:lvlText w:val="%6."/>
+      <w:lvlJc w:val="right"/>
+      <w:pPr>
+        <w:ind w:left="4320" w:hanging="180"/>
+      </w:pPr>
+    </w:lvl>
+    <w:lvl w:ilvl="6" w:tplc="0409000F" w:tentative="1">
+      <w:start w:val="1"/>
+      <w:numFmt w:val="decimal"/>
+      <w:lvlText w:val="%7."/>
+      <w:lvlJc w:val="left"/>
+      <w:pPr>
+        <w:ind w:left="5040" w:hanging="360"/>
+      </w:pPr>
+    </w:lvl>
+    <w:lvl w:ilvl="7" w:tplc="04090019" w:tentative="1">
+      <w:start w:val="1"/>
+      <w:numFmt w:val="lowerLetter"/>
+      <w:lvlText w:val="%8."/>
+      <w:lvlJc w:val="left"/>
+      <w:pPr>
+        <w:ind w:left="5760" w:hanging="360"/>
+      </w:pPr>
+    </w:lvl>
+    <w:lvl w:ilvl="8" w:tplc="0409001B" w:tentative="1">
+      <w:start w:val="1"/>
+      <w:numFmt w:val="lowerRoman"/>
+      <w:lvlText w:val="%9."/>
+      <w:lvlJc w:val="right"/>
+      <w:pPr>
+        <w:ind w:left="6480" w:hanging="180"/>
+      </w:pPr>
+    </w:lvl>
+  </w:abstractNum>
+  <w:abstractNum w:abstractNumId="4" w15:restartNumberingAfterBreak="0">
+    <w:nsid w:val="39BC2146"/>
+    <w:multiLevelType w:val="multilevel"/>
+    <w:tmpl w:val="43F6B4A0"/>
+    <w:lvl w:ilvl="0">
+      <w:start w:val="1"/>
+      <w:numFmt w:val="bullet"/>
+      <w:lvlText w:val=""/>
+      <w:lvlJc w:val="left"/>
+      <w:pPr>
+        <w:tabs>
+          <w:tab w:val="num" w:pos="720"/>
+        </w:tabs>
+        <w:ind w:left="720" w:hanging="360"/>
+      </w:pPr>
+      <w:rPr>
+        <w:rFonts w:ascii="Symbol" w:hAnsi="Symbol" w:hint="default"/>
+        <w:sz w:val="20"/>
+      </w:rPr>
+    </w:lvl>
+    <w:lvl w:ilvl="1" w:tentative="1">
+      <w:start w:val="1"/>
+      <w:numFmt w:val="bullet"/>
+      <w:lvlText w:val="o"/>
+      <w:lvlJc w:val="left"/>
+      <w:pPr>
+        <w:tabs>
+          <w:tab w:val="num" w:pos="1440"/>
+        </w:tabs>
+        <w:ind w:left="1440" w:hanging="360"/>
+      </w:pPr>
+      <w:rPr>
+        <w:rFonts w:ascii="Courier New" w:hAnsi="Courier New" w:hint="default"/>
+        <w:sz w:val="20"/>
+      </w:rPr>
+    </w:lvl>
+    <w:lvl w:ilvl="2" w:tentative="1">
+      <w:start w:val="1"/>
+      <w:numFmt w:val="bullet"/>
+      <w:lvlText w:val=""/>
+      <w:lvlJc w:val="left"/>
+      <w:pPr>
+        <w:tabs>
+          <w:tab w:val="num" w:pos="2160"/>
+        </w:tabs>
+        <w:ind w:left="2160" w:hanging="360"/>
+      </w:pPr>
+      <w:rPr>
+        <w:rFonts w:ascii="Wingdings" w:hAnsi="Wingdings" w:hint="default"/>
+        <w:sz w:val="20"/>
+      </w:rPr>
+    </w:lvl>
+    <w:lvl w:ilvl="3" w:tentative="1">
+      <w:start w:val="1"/>
+      <w:numFmt w:val="bullet"/>
+      <w:lvlText w:val=""/>
+      <w:lvlJc w:val="left"/>
+      <w:pPr>
+        <w:tabs>
+          <w:tab w:val="num" w:pos="2880"/>
+        </w:tabs>
+        <w:ind w:left="2880" w:hanging="360"/>
+      </w:pPr>
+      <w:rPr>
+        <w:rFonts w:ascii="Wingdings" w:hAnsi="Wingdings" w:hint="default"/>
+        <w:sz w:val="20"/>
+      </w:rPr>
+    </w:lvl>
+    <w:lvl w:ilvl="4" w:tentative="1">
+      <w:start w:val="1"/>
+      <w:numFmt w:val="bullet"/>
+      <w:lvlText w:val=""/>
+      <w:lvlJc w:val="left"/>
+      <w:pPr>
+        <w:tabs>
+          <w:tab w:val="num" w:pos="3600"/>
+        </w:tabs>
+        <w:ind w:left="3600" w:hanging="360"/>
+      </w:pPr>
+      <w:rPr>
+        <w:rFonts w:ascii="Wingdings" w:hAnsi="Wingdings" w:hint="default"/>
+        <w:sz w:val="20"/>
+      </w:rPr>
+    </w:lvl>
+    <w:lvl w:ilvl="5" w:tentative="1">
+      <w:start w:val="1"/>
+      <w:numFmt w:val="bullet"/>
+      <w:lvlText w:val=""/>
+      <w:lvlJc w:val="left"/>
+      <w:pPr>
+        <w:tabs>
+          <w:tab w:val="num" w:pos="4320"/>
+        </w:tabs>
+        <w:ind w:left="4320" w:hanging="360"/>
+      </w:pPr>
+      <w:rPr>
+        <w:rFonts w:ascii="Wingdings" w:hAnsi="Wingdings" w:hint="default"/>
+        <w:sz w:val="20"/>
+      </w:rPr>
+    </w:lvl>
+    <w:lvl w:ilvl="6" w:tentative="1">
+      <w:start w:val="1"/>
+      <w:numFmt w:val="bullet"/>
+      <w:lvlText w:val=""/>
+      <w:lvlJc w:val="left"/>
+      <w:pPr>
+        <w:tabs>
+          <w:tab w:val="num" w:pos="5040"/>
+        </w:tabs>
+        <w:ind w:left="5040" w:hanging="360"/>
+      </w:pPr>
+      <w:rPr>
+        <w:rFonts w:ascii="Wingdings" w:hAnsi="Wingdings" w:hint="default"/>
+        <w:sz w:val="20"/>
+      </w:rPr>
+    </w:lvl>
+    <w:lvl w:ilvl="7" w:tentative="1">
+      <w:start w:val="1"/>
+      <w:numFmt w:val="bullet"/>
+      <w:lvlText w:val=""/>
+      <w:lvlJc w:val="left"/>
+      <w:pPr>
+        <w:tabs>
+          <w:tab w:val="num" w:pos="5760"/>
+        </w:tabs>
+        <w:ind w:left="5760" w:hanging="360"/>
+      </w:pPr>
+      <w:rPr>
+        <w:rFonts w:ascii="Wingdings" w:hAnsi="Wingdings" w:hint="default"/>
+        <w:sz w:val="20"/>
+      </w:rPr>
+    </w:lvl>
+    <w:lvl w:ilvl="8" w:tentative="1">
+      <w:start w:val="1"/>
+      <w:numFmt w:val="bullet"/>
+      <w:lvlText w:val=""/>
+      <w:lvlJc w:val="left"/>
+      <w:pPr>
+        <w:tabs>
+          <w:tab w:val="num" w:pos="6480"/>
+        </w:tabs>
+        <w:ind w:left="6480" w:hanging="360"/>
+      </w:pPr>
+      <w:rPr>
+        <w:rFonts w:ascii="Wingdings" w:hAnsi="Wingdings" w:hint="default"/>
+        <w:sz w:val="20"/>
+      </w:rPr>
+    </w:lvl>
+  </w:abstractNum>
+  <w:abstractNum w:abstractNumId="5" w15:restartNumberingAfterBreak="0">
+    <w:nsid w:val="5EB511F8"/>
+    <w:multiLevelType w:val="multilevel"/>
+    <w:tmpl w:val="0372A850"/>
+    <w:lvl w:ilvl="0">
+      <w:start w:val="1"/>
+      <w:numFmt w:val="bullet"/>
+      <w:lvlText w:val=""/>
+      <w:lvlJc w:val="left"/>
+      <w:pPr>
+        <w:tabs>
+          <w:tab w:val="num" w:pos="720"/>
+        </w:tabs>
+        <w:ind w:left="720" w:hanging="360"/>
+      </w:pPr>
+      <w:rPr>
+        <w:rFonts w:ascii="Symbol" w:hAnsi="Symbol" w:hint="default"/>
+        <w:sz w:val="20"/>
+      </w:rPr>
+    </w:lvl>
+    <w:lvl w:ilvl="1" w:tentative="1">
+      <w:start w:val="1"/>
+      <w:numFmt w:val="bullet"/>
+      <w:lvlText w:val="o"/>
+      <w:lvlJc w:val="left"/>
+      <w:pPr>
+        <w:tabs>
+          <w:tab w:val="num" w:pos="1440"/>
+        </w:tabs>
+        <w:ind w:left="1440" w:hanging="360"/>
+      </w:pPr>
+      <w:rPr>
+        <w:rFonts w:ascii="Courier New" w:hAnsi="Courier New" w:hint="default"/>
+        <w:sz w:val="20"/>
+      </w:rPr>
+    </w:lvl>
+    <w:lvl w:ilvl="2" w:tentative="1">
+      <w:start w:val="1"/>
+      <w:numFmt w:val="bullet"/>
+      <w:lvlText w:val=""/>
+      <w:lvlJc w:val="left"/>
+      <w:pPr>
+        <w:tabs>
+          <w:tab w:val="num" w:pos="2160"/>
+        </w:tabs>
+        <w:ind w:left="2160" w:hanging="360"/>
+      </w:pPr>
+      <w:rPr>
+        <w:rFonts w:ascii="Wingdings" w:hAnsi="Wingdings" w:hint="default"/>
+        <w:sz w:val="20"/>
+      </w:rPr>
+    </w:lvl>
+    <w:lvl w:ilvl="3" w:tentative="1">
+      <w:start w:val="1"/>
+      <w:numFmt w:val="bullet"/>
+      <w:lvlText w:val=""/>
+      <w:lvlJc w:val="left"/>
+      <w:pPr>
+        <w:tabs>
+          <w:tab w:val="num" w:pos="2880"/>
+        </w:tabs>
+        <w:ind w:left="2880" w:hanging="360"/>
+      </w:pPr>
+      <w:rPr>
+        <w:rFonts w:ascii="Wingdings" w:hAnsi="Wingdings" w:hint="default"/>
+        <w:sz w:val="20"/>
+      </w:rPr>
+    </w:lvl>
+    <w:lvl w:ilvl="4" w:tentative="1">
+      <w:start w:val="1"/>
+      <w:numFmt w:val="bullet"/>
+      <w:lvlText w:val=""/>
+      <w:lvlJc w:val="left"/>
+      <w:pPr>
+        <w:tabs>
+          <w:tab w:val="num" w:pos="3600"/>
+        </w:tabs>
+        <w:ind w:left="3600" w:hanging="360"/>
+      </w:pPr>
+      <w:rPr>
+        <w:rFonts w:ascii="Wingdings" w:hAnsi="Wingdings" w:hint="default"/>
+        <w:sz w:val="20"/>
+      </w:rPr>
+    </w:lvl>
+    <w:lvl w:ilvl="5" w:tentative="1">
+      <w:start w:val="1"/>
+      <w:numFmt w:val="bullet"/>
+      <w:lvlText w:val=""/>
+      <w:lvlJc w:val="left"/>
+      <w:pPr>
+        <w:tabs>
+          <w:tab w:val="num" w:pos="4320"/>
+        </w:tabs>
+        <w:ind w:left="4320" w:hanging="360"/>
+      </w:pPr>
+      <w:rPr>
+        <w:rFonts w:ascii="Wingdings" w:hAnsi="Wingdings" w:hint="default"/>
+        <w:sz w:val="20"/>
+      </w:rPr>
+    </w:lvl>
+    <w:lvl w:ilvl="6" w:tentative="1">
+      <w:start w:val="1"/>
+      <w:numFmt w:val="bullet"/>
+      <w:lvlText w:val=""/>
+      <w:lvlJc w:val="left"/>
+      <w:pPr>
+        <w:tabs>
+          <w:tab w:val="num" w:pos="5040"/>
+        </w:tabs>
+        <w:ind w:left="5040" w:hanging="360"/>
+      </w:pPr>
+      <w:rPr>
+        <w:rFonts w:ascii="Wingdings" w:hAnsi="Wingdings" w:hint="default"/>
+        <w:sz w:val="20"/>
+      </w:rPr>
+    </w:lvl>
+    <w:lvl w:ilvl="7" w:tentative="1">
+      <w:start w:val="1"/>
+      <w:numFmt w:val="bullet"/>
+      <w:lvlText w:val=""/>
+      <w:lvlJc w:val="left"/>
+      <w:pPr>
+        <w:tabs>
+          <w:tab w:val="num" w:pos="5760"/>
+        </w:tabs>
+        <w:ind w:left="5760" w:hanging="360"/>
+      </w:pPr>
+      <w:rPr>
+        <w:rFonts w:ascii="Wingdings" w:hAnsi="Wingdings" w:hint="default"/>
+        <w:sz w:val="20"/>
+      </w:rPr>
+    </w:lvl>
+    <w:lvl w:ilvl="8" w:tentative="1">
+      <w:start w:val="1"/>
+      <w:numFmt w:val="bullet"/>
+      <w:lvlText w:val=""/>
+      <w:lvlJc w:val="left"/>
+      <w:pPr>
+        <w:tabs>
+          <w:tab w:val="num" w:pos="6480"/>
+        </w:tabs>
+        <w:ind w:left="6480" w:hanging="360"/>
+      </w:pPr>
+      <w:rPr>
+        <w:rFonts w:ascii="Wingdings" w:hAnsi="Wingdings" w:hint="default"/>
+        <w:sz w:val="20"/>
+      </w:rPr>
+    </w:lvl>
+  </w:abstractNum>
+  <w:abstractNum w:abstractNumId="6" w15:restartNumberingAfterBreak="0">
+    <w:nsid w:val="632714B6"/>
+    <w:multiLevelType w:val="multilevel"/>
+    <w:tmpl w:val="A31AA800"/>
+    <w:lvl w:ilvl="0">
+      <w:start w:val="1"/>
+      <w:numFmt w:val="bullet"/>
+      <w:lvlText w:val=""/>
+      <w:lvlJc w:val="left"/>
+      <w:pPr>
+        <w:tabs>
+          <w:tab w:val="num" w:pos="720"/>
+        </w:tabs>
+        <w:ind w:left="720" w:hanging="360"/>
+      </w:pPr>
+      <w:rPr>
+        <w:rFonts w:ascii="Symbol" w:hAnsi="Symbol" w:hint="default"/>
+        <w:sz w:val="20"/>
+      </w:rPr>
+    </w:lvl>
+    <w:lvl w:ilvl="1" w:tentative="1">
+      <w:start w:val="1"/>
+      <w:numFmt w:val="bullet"/>
+      <w:lvlText w:val="o"/>
+      <w:lvlJc w:val="left"/>
+      <w:pPr>
+        <w:tabs>
+          <w:tab w:val="num" w:pos="1440"/>
+        </w:tabs>
+        <w:ind w:left="1440" w:hanging="360"/>
+      </w:pPr>
+      <w:rPr>
+        <w:rFonts w:ascii="Courier New" w:hAnsi="Courier New" w:hint="default"/>
+        <w:sz w:val="20"/>
+      </w:rPr>
+    </w:lvl>
+    <w:lvl w:ilvl="2" w:tentative="1">
+      <w:start w:val="1"/>
+      <w:numFmt w:val="bullet"/>
+      <w:lvlText w:val=""/>
+      <w:lvlJc w:val="left"/>
+      <w:pPr>
+        <w:tabs>
+          <w:tab w:val="num" w:pos="2160"/>
+        </w:tabs>
+        <w:ind w:left="2160" w:hanging="360"/>
+      </w:pPr>
+      <w:rPr>
+        <w:rFonts w:ascii="Wingdings" w:hAnsi="Wingdings" w:hint="default"/>
+        <w:sz w:val="20"/>
+      </w:rPr>
+    </w:lvl>
+    <w:lvl w:ilvl="3" w:tentative="1">
+      <w:start w:val="1"/>
+      <w:numFmt w:val="bullet"/>
+      <w:lvlText w:val=""/>
+      <w:lvlJc w:val="left"/>
+      <w:pPr>
+        <w:tabs>
+          <w:tab w:val="num" w:pos="2880"/>
+        </w:tabs>
+        <w:ind w:left="2880" w:hanging="360"/>
+      </w:pPr>
+      <w:rPr>
+        <w:rFonts w:ascii="Wingdings" w:hAnsi="Wingdings" w:hint="default"/>
+        <w:sz w:val="20"/>
+      </w:rPr>
+    </w:lvl>
+    <w:lvl w:ilvl="4" w:tentative="1">
+      <w:start w:val="1"/>
+      <w:numFmt w:val="bullet"/>
+      <w:lvlText w:val=""/>
+      <w:lvlJc w:val="left"/>
+      <w:pPr>
+        <w:tabs>
+          <w:tab w:val="num" w:pos="3600"/>
+        </w:tabs>
+        <w:ind w:left="3600" w:hanging="360"/>
+      </w:pPr>
+      <w:rPr>
+        <w:rFonts w:ascii="Wingdings" w:hAnsi="Wingdings" w:hint="default"/>
+        <w:sz w:val="20"/>
+      </w:rPr>
+    </w:lvl>
+    <w:lvl w:ilvl="5" w:tentative="1">
+      <w:start w:val="1"/>
+      <w:numFmt w:val="bullet"/>
+      <w:lvlText w:val=""/>
+      <w:lvlJc w:val="left"/>
+      <w:pPr>
+        <w:tabs>
+          <w:tab w:val="num" w:pos="4320"/>
+        </w:tabs>
+        <w:ind w:left="4320" w:hanging="360"/>
+      </w:pPr>
+      <w:rPr>
+        <w:rFonts w:ascii="Wingdings" w:hAnsi="Wingdings" w:hint="default"/>
+        <w:sz w:val="20"/>
+      </w:rPr>
+    </w:lvl>
+    <w:lvl w:ilvl="6" w:tentative="1">
+      <w:start w:val="1"/>
+      <w:numFmt w:val="bullet"/>
+      <w:lvlText w:val=""/>
+      <w:lvlJc w:val="left"/>
+      <w:pPr>
+        <w:tabs>
+          <w:tab w:val="num" w:pos="5040"/>
+        </w:tabs>
+        <w:ind w:left="5040" w:hanging="360"/>
+      </w:pPr>
+      <w:rPr>
+        <w:rFonts w:ascii="Wingdings" w:hAnsi="Wingdings" w:hint="default"/>
+        <w:sz w:val="20"/>
+      </w:rPr>
+    </w:lvl>
+    <w:lvl w:ilvl="7" w:tentative="1">
+      <w:start w:val="1"/>
+      <w:numFmt w:val="bullet"/>
+      <w:lvlText w:val=""/>
+      <w:lvlJc w:val="left"/>
+      <w:pPr>
+        <w:tabs>
+          <w:tab w:val="num" w:pos="5760"/>
+        </w:tabs>
+        <w:ind w:left="5760" w:hanging="360"/>
+      </w:pPr>
+      <w:rPr>
+        <w:rFonts w:ascii="Wingdings" w:hAnsi="Wingdings" w:hint="default"/>
+        <w:sz w:val="20"/>
+      </w:rPr>
+    </w:lvl>
+    <w:lvl w:ilvl="8" w:tentative="1">
+      <w:start w:val="1"/>
+      <w:numFmt w:val="bullet"/>
+      <w:lvlText w:val=""/>
+      <w:lvlJc w:val="left"/>
+      <w:pPr>
+        <w:tabs>
+          <w:tab w:val="num" w:pos="6480"/>
+        </w:tabs>
+        <w:ind w:left="6480" w:hanging="360"/>
+      </w:pPr>
+      <w:rPr>
+        <w:rFonts w:ascii="Wingdings" w:hAnsi="Wingdings" w:hint="default"/>
+        <w:sz w:val="20"/>
+      </w:rPr>
+    </w:lvl>
+  </w:abstractNum>
+  <w:abstractNum w:abstractNumId="7" w15:restartNumberingAfterBreak="0">
+    <w:nsid w:val="75A2098A"/>
+    <w:multiLevelType w:val="multilevel"/>
+    <w:tmpl w:val="50F8B22E"/>
+    <w:lvl w:ilvl="0">
+      <w:start w:val="1"/>
+      <w:numFmt w:val="bullet"/>
+      <w:lvlText w:val=""/>
+      <w:lvlJc w:val="left"/>
+      <w:pPr>
+        <w:tabs>
+          <w:tab w:val="num" w:pos="720"/>
+        </w:tabs>
+        <w:ind w:left="720" w:hanging="360"/>
+      </w:pPr>
+      <w:rPr>
+        <w:rFonts w:ascii="Symbol" w:hAnsi="Symbol" w:hint="default"/>
+        <w:sz w:val="20"/>
+      </w:rPr>
+    </w:lvl>
+    <w:lvl w:ilvl="1" w:tentative="1">
+      <w:start w:val="1"/>
+      <w:numFmt w:val="bullet"/>
+      <w:lvlText w:val="o"/>
+      <w:lvlJc w:val="left"/>
+      <w:pPr>
+        <w:tabs>
+          <w:tab w:val="num" w:pos="1440"/>
+        </w:tabs>
+        <w:ind w:left="1440" w:hanging="360"/>
+      </w:pPr>
+      <w:rPr>
+        <w:rFonts w:ascii="Courier New" w:hAnsi="Courier New" w:hint="default"/>
+        <w:sz w:val="20"/>
+      </w:rPr>
+    </w:lvl>
+    <w:lvl w:ilvl="2" w:tentative="1">
+      <w:start w:val="1"/>
+      <w:numFmt w:val="bullet"/>
+      <w:lvlText w:val=""/>
+      <w:lvlJc w:val="left"/>
+      <w:pPr>
+        <w:tabs>
+          <w:tab w:val="num" w:pos="2160"/>
+        </w:tabs>
+        <w:ind w:left="2160" w:hanging="360"/>
+      </w:pPr>
+      <w:rPr>
+        <w:rFonts w:ascii="Wingdings" w:hAnsi="Wingdings" w:hint="default"/>
+        <w:sz w:val="20"/>
+      </w:rPr>
+    </w:lvl>
+    <w:lvl w:ilvl="3" w:tentative="1">
+      <w:start w:val="1"/>
+      <w:numFmt w:val="bullet"/>
+      <w:lvlText w:val=""/>
+      <w:lvlJc w:val="left"/>
+      <w:pPr>
+        <w:tabs>
+          <w:tab w:val="num" w:pos="2880"/>
+        </w:tabs>
+        <w:ind w:left="2880" w:hanging="360"/>
+      </w:pPr>
+      <w:rPr>
+        <w:rFonts w:ascii="Wingdings" w:hAnsi="Wingdings" w:hint="default"/>
+        <w:sz w:val="20"/>
+      </w:rPr>
+    </w:lvl>
+    <w:lvl w:ilvl="4" w:tentative="1">
+      <w:start w:val="1"/>
+      <w:numFmt w:val="bullet"/>
+      <w:lvlText w:val=""/>
+      <w:lvlJc w:val="left"/>
+      <w:pPr>
+        <w:tabs>
+          <w:tab w:val="num" w:pos="3600"/>
+        </w:tabs>
+        <w:ind w:left="3600" w:hanging="360"/>
+      </w:pPr>
+      <w:rPr>
+        <w:rFonts w:ascii="Wingdings" w:hAnsi="Wingdings" w:hint="default"/>
+        <w:sz w:val="20"/>
+      </w:rPr>
+    </w:lvl>
+    <w:lvl w:ilvl="5" w:tentative="1">
+      <w:start w:val="1"/>
+      <w:numFmt w:val="bullet"/>
+      <w:lvlText w:val=""/>
+      <w:lvlJc w:val="left"/>
+      <w:pPr>
+        <w:tabs>
+          <w:tab w:val="num" w:pos="4320"/>
+        </w:tabs>
+        <w:ind w:left="4320" w:hanging="360"/>
+      </w:pPr>
+      <w:rPr>
+        <w:rFonts w:ascii="Wingdings" w:hAnsi="Wingdings" w:hint="default"/>
+        <w:sz w:val="20"/>
+      </w:rPr>
+    </w:lvl>
+    <w:lvl w:ilvl="6" w:tentative="1">
+      <w:start w:val="1"/>
+      <w:numFmt w:val="bullet"/>
+      <w:lvlText w:val=""/>
+      <w:lvlJc w:val="left"/>
+      <w:pPr>
+        <w:tabs>
+          <w:tab w:val="num" w:pos="5040"/>
+        </w:tabs>
+        <w:ind w:left="5040" w:hanging="360"/>
+      </w:pPr>
+      <w:rPr>
+        <w:rFonts w:ascii="Wingdings" w:hAnsi="Wingdings" w:hint="default"/>
+        <w:sz w:val="20"/>
+      </w:rPr>
+    </w:lvl>
+    <w:lvl w:ilvl="7" w:tentative="1">
+      <w:start w:val="1"/>
+      <w:numFmt w:val="bullet"/>
+      <w:lvlText w:val=""/>
+      <w:lvlJc w:val="left"/>
+      <w:pPr>
+        <w:tabs>
+          <w:tab w:val="num" w:pos="5760"/>
+        </w:tabs>
+        <w:ind w:left="5760" w:hanging="360"/>
+      </w:pPr>
+      <w:rPr>
+        <w:rFonts w:ascii="Wingdings" w:hAnsi="Wingdings" w:hint="default"/>
+        <w:sz w:val="20"/>
+      </w:rPr>
+    </w:lvl>
+    <w:lvl w:ilvl="8" w:tentative="1">
+      <w:start w:val="1"/>
+      <w:numFmt w:val="bullet"/>
+      <w:lvlText w:val=""/>
+      <w:lvlJc w:val="left"/>
+      <w:pPr>
+        <w:tabs>
+          <w:tab w:val="num" w:pos="6480"/>
+        </w:tabs>
+        <w:ind w:left="6480" w:hanging="360"/>
+      </w:pPr>
+      <w:rPr>
+        <w:rFonts w:ascii="Wingdings" w:hAnsi="Wingdings" w:hint="default"/>
+        <w:sz w:val="20"/>
+      </w:rPr>
+    </w:lvl>
+  </w:abstractNum>
+  <w:num w:numId="1">
+    <w:abstractNumId w:val="3"/>
+  </w:num>
+  <w:num w:numId="2">
+    <w:abstractNumId w:val="2"/>
+  </w:num>
+  <w:num w:numId="3">
+    <w:abstractNumId w:val="0"/>
+  </w:num>
+  <w:num w:numId="4">
+    <w:abstractNumId w:val="6"/>
+  </w:num>
+  <w:num w:numId="5">
+    <w:abstractNumId w:val="1"/>
+  </w:num>
+  <w:num w:numId="6">
+    <w:abstractNumId w:val="5"/>
+  </w:num>
+  <w:num w:numId="7">
+    <w:abstractNumId w:val="4"/>
+  </w:num>
+  <w:num w:numId="8">
+    <w:abstractNumId w:val="7"/>
+  </w:num>
+</w:numbering>
 </file>
 
 <file path=word/styles.xml><?xml version="1.0" encoding="utf-8"?>
@@ -1390,6 +5621,27 @@
     <w:name w:val="Normal"/>
     <w:qFormat/>
   </w:style>
+  <w:style w:type="paragraph" w:styleId="Heading1">
+    <w:name w:val="heading 1"/>
+    <w:basedOn w:val="Normal"/>
+    <w:next w:val="Normal"/>
+    <w:link w:val="Heading1Char"/>
+    <w:uiPriority w:val="9"/>
+    <w:qFormat/>
+    <w:rsid w:val="00A91711"/>
+    <w:pPr>
+      <w:keepNext/>
+      <w:keepLines/>
+      <w:spacing w:before="240" w:after="0"/>
+      <w:outlineLvl w:val="0"/>
+    </w:pPr>
+    <w:rPr>
+      <w:rFonts w:asciiTheme="majorHAnsi" w:eastAsiaTheme="majorEastAsia" w:hAnsiTheme="majorHAnsi" w:cstheme="majorBidi"/>
+      <w:color w:val="2E74B5" w:themeColor="accent1" w:themeShade="BF"/>
+      <w:sz w:val="32"/>
+      <w:szCs w:val="32"/>
+    </w:rPr>
+  </w:style>
   <w:style w:type="paragraph" w:styleId="Heading2">
     <w:name w:val="heading 2"/>
     <w:basedOn w:val="Normal"/>
@@ -1508,6 +5760,19 @@
     <w:rPr>
       <w:b/>
       <w:bCs/>
+    </w:rPr>
+  </w:style>
+  <w:style w:type="character" w:customStyle="1" w:styleId="Heading1Char">
+    <w:name w:val="Heading 1 Char"/>
+    <w:basedOn w:val="DefaultParagraphFont"/>
+    <w:link w:val="Heading1"/>
+    <w:uiPriority w:val="9"/>
+    <w:rsid w:val="00A91711"/>
+    <w:rPr>
+      <w:rFonts w:asciiTheme="majorHAnsi" w:eastAsiaTheme="majorEastAsia" w:hAnsiTheme="majorHAnsi" w:cstheme="majorBidi"/>
+      <w:color w:val="2E74B5" w:themeColor="accent1" w:themeShade="BF"/>
+      <w:sz w:val="32"/>
+      <w:szCs w:val="32"/>
     </w:rPr>
   </w:style>
 </w:styles>
